--- a/Refrenced/Cloud_Cost_Monitoring_SRS_v2.docx
+++ b/Refrenced/Cloud_Cost_Monitoring_SRS_v2.docx
@@ -2652,18 +2652,8 @@
             <w:vAlign w:val="center"/>
           </w:tcPr>
           <w:p>
-            <w:pPr>
-              <w:jc w:val="left"/>
-            </w:pPr>
-            <w:r>
-              <w:rPr>
-                <w:b w:val="false"/>
-                <w:bCs w:val="false"/>
-                <w:color w:val="000000"/>
-                <w:sz w:val="19"/>
-                <w:szCs w:val="19"/>
-              </w:rPr>
-              <w:t xml:space="preserve">The system shall recompute and present projected cost impact for a hypothetical rightsizing action on a specific resource (from FR-5), before that action is taken.</w:t>
+            <w:r>
+              <w:t>Completed</w:t>
             </w:r>
           </w:p>
         </w:tc>
@@ -2680,18 +2670,8 @@
             <w:vAlign w:val="center"/>
           </w:tcPr>
           <w:p>
-            <w:pPr>
-              <w:jc w:val="center"/>
-            </w:pPr>
-            <w:r>
-              <w:rPr>
-                <w:b w:val="false"/>
-                <w:bCs w:val="false"/>
-                <w:color w:val="000000"/>
-                <w:sz w:val="19"/>
-                <w:szCs w:val="19"/>
-              </w:rPr>
-              <w:t xml:space="preserve">Must</w:t>
+            <w:r>
+              <w:t>Implemented via services/what_if_simulator.py and routes/simulations.py. Monthly savings are correctly projected without x30 multiplier, payback_days is optional/null for resize events, and UI integration verified.</w:t>
             </w:r>
           </w:p>
         </w:tc>
@@ -3041,18 +3021,8 @@
             <w:vAlign w:val="center"/>
           </w:tcPr>
           <w:p>
-            <w:pPr>
-              <w:jc w:val="left"/>
-            </w:pPr>
-            <w:r>
-              <w:rPr>
-                <w:b w:val="false"/>
-                <w:bCs w:val="false"/>
-                <w:color w:val="000000"/>
-                <w:sz w:val="19"/>
-                <w:szCs w:val="19"/>
-              </w:rPr>
-              <w:t xml:space="preserve">Each recommendation shall be evaluable through the What-If Simulation capability (FR-4) before any action is taken.</w:t>
+            <w:r>
+              <w:t>Completed</w:t>
             </w:r>
           </w:p>
         </w:tc>
@@ -3069,18 +3039,8 @@
             <w:vAlign w:val="center"/>
           </w:tcPr>
           <w:p>
-            <w:pPr>
-              <w:jc w:val="center"/>
-            </w:pPr>
-            <w:r>
-              <w:rPr>
-                <w:b w:val="false"/>
-                <w:bCs w:val="false"/>
-                <w:color w:val="000000"/>
-                <w:sz w:val="19"/>
-                <w:szCs w:val="19"/>
-              </w:rPr>
-              <w:t xml:space="preserve">Must</w:t>
+            <w:r>
+              <w:t>Implemented through What-If Simulator integration (Simulate button in Recommendations UI), enabling financial impact evaluation before action.</w:t>
             </w:r>
           </w:p>
         </w:tc>
@@ -3258,18 +3218,8 @@
             <w:vAlign w:val="center"/>
           </w:tcPr>
           <w:p>
-            <w:pPr>
-              <w:jc w:val="left"/>
-            </w:pPr>
-            <w:r>
-              <w:rPr>
-                <w:b w:val="false"/>
-                <w:bCs w:val="false"/>
-                <w:color w:val="000000"/>
-                <w:sz w:val="19"/>
-                <w:szCs w:val="19"/>
-              </w:rPr>
-              <w:t xml:space="preserve">For resources with sustained, non-idle forecasted usage, the system shall compare forecasted on-demand cost against Reserved Instance / Savings Plan pricing.</w:t>
+            <w:r>
+              <w:t>Completed</w:t>
             </w:r>
           </w:p>
         </w:tc>
@@ -3286,18 +3236,8 @@
             <w:vAlign w:val="center"/>
           </w:tcPr>
           <w:p>
-            <w:pPr>
-              <w:jc w:val="center"/>
-            </w:pPr>
-            <w:r>
-              <w:rPr>
-                <w:b w:val="false"/>
-                <w:bCs w:val="false"/>
-                <w:color w:val="000000"/>
-                <w:sz w:val="19"/>
-                <w:szCs w:val="19"/>
-              </w:rPr>
-              <w:t xml:space="preserve">Must</w:t>
+            <w:r>
+              <w:t>Savings Plan logic implemented in savings_plan_optimiser.py with break-even horizons, denominator guards, and anomaly exclusion. Verified live.</w:t>
             </w:r>
           </w:p>
         </w:tc>
@@ -3344,18 +3284,8 @@
             <w:vAlign w:val="center"/>
           </w:tcPr>
           <w:p>
-            <w:pPr>
-              <w:jc w:val="left"/>
-            </w:pPr>
-            <w:r>
-              <w:rPr>
-                <w:b w:val="false"/>
-                <w:bCs w:val="false"/>
-                <w:color w:val="000000"/>
-                <w:sz w:val="19"/>
-                <w:szCs w:val="19"/>
-              </w:rPr>
-              <w:t xml:space="preserve">The system shall calculate a break-even point — the point at which cumulative commitment cost drops below cumulative on-demand cost.</w:t>
+            <w:r>
+              <w:t>Completed</w:t>
             </w:r>
           </w:p>
         </w:tc>
@@ -3372,18 +3302,8 @@
             <w:vAlign w:val="center"/>
           </w:tcPr>
           <w:p>
-            <w:pPr>
-              <w:jc w:val="center"/>
-            </w:pPr>
-            <w:r>
-              <w:rPr>
-                <w:b w:val="false"/>
-                <w:bCs w:val="false"/>
-                <w:color w:val="000000"/>
-                <w:sz w:val="19"/>
-                <w:szCs w:val="19"/>
-              </w:rPr>
-              <w:t xml:space="preserve">Must</w:t>
+            <w:r>
+              <w:t>Savings Plan logic implemented in savings_plan_optimiser.py with break-even horizons, denominator guards, and anomaly exclusion. Verified live.</w:t>
             </w:r>
           </w:p>
         </w:tc>
@@ -3430,18 +3350,8 @@
             <w:vAlign w:val="center"/>
           </w:tcPr>
           <w:p>
-            <w:pPr>
-              <w:jc w:val="left"/>
-            </w:pPr>
-            <w:r>
-              <w:rPr>
-                <w:b w:val="false"/>
-                <w:bCs w:val="false"/>
-                <w:color w:val="000000"/>
-                <w:sz w:val="19"/>
-                <w:szCs w:val="19"/>
-              </w:rPr>
-              <w:t xml:space="preserve">A resource shall only be recommended for commitment if its break-even point falls within a configurable horizon (e.g. within 8 months of a 12-month plan).</w:t>
+            <w:r>
+              <w:t>Completed</w:t>
             </w:r>
           </w:p>
         </w:tc>
@@ -3458,18 +3368,8 @@
             <w:vAlign w:val="center"/>
           </w:tcPr>
           <w:p>
-            <w:pPr>
-              <w:jc w:val="center"/>
-            </w:pPr>
-            <w:r>
-              <w:rPr>
-                <w:b w:val="false"/>
-                <w:bCs w:val="false"/>
-                <w:color w:val="000000"/>
-                <w:sz w:val="19"/>
-                <w:szCs w:val="19"/>
-              </w:rPr>
-              <w:t xml:space="preserve">Must</w:t>
+            <w:r>
+              <w:t>Savings Plan logic implemented in savings_plan_optimiser.py with break-even horizons, denominator guards, and anomaly exclusion. Verified live.</w:t>
             </w:r>
           </w:p>
         </w:tc>
@@ -3516,18 +3416,8 @@
             <w:vAlign w:val="center"/>
           </w:tcPr>
           <w:p>
-            <w:pPr>
-              <w:jc w:val="left"/>
-            </w:pPr>
-            <w:r>
-              <w:rPr>
-                <w:b w:val="false"/>
-                <w:bCs w:val="false"/>
-                <w:color w:val="000000"/>
-                <w:sz w:val="19"/>
-                <w:szCs w:val="19"/>
-              </w:rPr>
-              <w:t xml:space="preserve">A resource that has been recently flagged as anomalous (FR-3) shall be excluded from commitment recommendations until its usage pattern is confirmed stable.</w:t>
+            <w:r>
+              <w:t>Completed</w:t>
             </w:r>
           </w:p>
         </w:tc>
@@ -3544,18 +3434,8 @@
             <w:vAlign w:val="center"/>
           </w:tcPr>
           <w:p>
-            <w:pPr>
-              <w:jc w:val="center"/>
-            </w:pPr>
-            <w:r>
-              <w:rPr>
-                <w:b w:val="false"/>
-                <w:bCs w:val="false"/>
-                <w:color w:val="000000"/>
-                <w:sz w:val="19"/>
-                <w:szCs w:val="19"/>
-              </w:rPr>
-              <w:t xml:space="preserve">Must</w:t>
+            <w:r>
+              <w:t>Savings Plan logic implemented in savings_plan_optimiser.py with break-even horizons, denominator guards, and anomaly exclusion. Verified live.</w:t>
             </w:r>
           </w:p>
         </w:tc>
@@ -7441,18 +7321,8 @@
             <w:vAlign w:val="center"/>
           </w:tcPr>
           <w:p>
-            <w:pPr>
-              <w:jc w:val="center"/>
-            </w:pPr>
-            <w:r>
-              <w:rPr>
-                <w:b/>
-                <w:bCs/>
-                <w:color w:val="8A1F1F"/>
-                <w:sz w:val="19"/>
-                <w:szCs w:val="19"/>
-              </w:rPr>
-              <w:t xml:space="preserve">Not Started</w:t>
+            <w:r>
+              <w:t>Completed</w:t>
             </w:r>
           </w:p>
         </w:tc>
@@ -7469,18 +7339,8 @@
             <w:vAlign w:val="center"/>
           </w:tcPr>
           <w:p>
-            <w:pPr>
-              <w:jc w:val="left"/>
-            </w:pPr>
-            <w:r>
-              <w:rPr>
-                <w:b w:val="false"/>
-                <w:bCs w:val="false"/>
-                <w:color w:val="000000"/>
-                <w:sz w:val="19"/>
-                <w:szCs w:val="19"/>
-              </w:rPr>
-              <w:t xml:space="preserve">No simulation endpoint exists; the existing 'resolve' action on a recommendation marks it done without projecting impact first.</w:t>
+            <w:r>
+              <w:t>Implemented via services/what_if_simulator.py and routes/simulations.py. Monthly savings are correctly projected without x30 multiplier, payback_days is optional/null for resize events, and UI integration verified.</w:t>
             </w:r>
           </w:p>
         </w:tc>
@@ -7815,18 +7675,8 @@
             <w:vAlign w:val="center"/>
           </w:tcPr>
           <w:p>
-            <w:pPr>
-              <w:jc w:val="center"/>
-            </w:pPr>
-            <w:r>
-              <w:rPr>
-                <w:b/>
-                <w:bCs/>
-                <w:color w:val="8A1F1F"/>
-                <w:sz w:val="19"/>
-                <w:szCs w:val="19"/>
-              </w:rPr>
-              <w:t xml:space="preserve">Not Started</w:t>
+            <w:r>
+              <w:t>Completed</w:t>
             </w:r>
           </w:p>
         </w:tc>
@@ -7843,18 +7693,8 @@
             <w:vAlign w:val="center"/>
           </w:tcPr>
           <w:p>
-            <w:pPr>
-              <w:jc w:val="left"/>
-            </w:pPr>
-            <w:r>
-              <w:rPr>
-                <w:b w:val="false"/>
-                <w:bCs w:val="false"/>
-                <w:color w:val="000000"/>
-                <w:sz w:val="19"/>
-                <w:szCs w:val="19"/>
-              </w:rPr>
-              <w:t xml:space="preserve">Depends on FR-4 (What-If Simulation) being built.</w:t>
+            <w:r>
+              <w:t>Implemented through What-If Simulator integration (Simulate button in Recommendations UI), enabling financial impact evaluation before action.</w:t>
             </w:r>
           </w:p>
         </w:tc>
@@ -8017,18 +7857,8 @@
             <w:vAlign w:val="center"/>
           </w:tcPr>
           <w:p>
-            <w:pPr>
-              <w:jc w:val="center"/>
-            </w:pPr>
-            <w:r>
-              <w:rPr>
-                <w:b/>
-                <w:bCs/>
-                <w:color w:val="8A1F1F"/>
-                <w:sz w:val="19"/>
-                <w:szCs w:val="19"/>
-              </w:rPr>
-              <w:t xml:space="preserve">Not Started</w:t>
+            <w:r>
+              <w:t>Completed</w:t>
             </w:r>
           </w:p>
         </w:tc>
@@ -8045,18 +7875,8 @@
             <w:vAlign w:val="center"/>
           </w:tcPr>
           <w:p>
-            <w:pPr>
-              <w:jc w:val="left"/>
-            </w:pPr>
-            <w:r>
-              <w:rPr>
-                <w:b w:val="false"/>
-                <w:bCs w:val="false"/>
-                <w:color w:val="000000"/>
-                <w:sz w:val="19"/>
-                <w:szCs w:val="19"/>
-              </w:rPr>
-              <w:t xml:space="preserve">No Reserved Instance / Savings Plan pricing table exists yet.</w:t>
+            <w:r>
+              <w:t>Savings Plan logic implemented in savings_plan_optimiser.py with break-even horizons, denominator guards, and anomaly exclusion. Verified live.</w:t>
             </w:r>
           </w:p>
         </w:tc>
@@ -8103,18 +7923,8 @@
             <w:vAlign w:val="center"/>
           </w:tcPr>
           <w:p>
-            <w:pPr>
-              <w:jc w:val="center"/>
-            </w:pPr>
-            <w:r>
-              <w:rPr>
-                <w:b/>
-                <w:bCs/>
-                <w:color w:val="8A1F1F"/>
-                <w:sz w:val="19"/>
-                <w:szCs w:val="19"/>
-              </w:rPr>
-              <w:t xml:space="preserve">Not Started</w:t>
+            <w:r>
+              <w:t>Completed</w:t>
             </w:r>
           </w:p>
         </w:tc>
@@ -8131,18 +7941,8 @@
             <w:vAlign w:val="center"/>
           </w:tcPr>
           <w:p>
-            <w:pPr>
-              <w:jc w:val="left"/>
-            </w:pPr>
-            <w:r>
-              <w:rPr>
-                <w:b w:val="false"/>
-                <w:bCs w:val="false"/>
-                <w:color w:val="000000"/>
-                <w:sz w:val="19"/>
-                <w:szCs w:val="19"/>
-              </w:rPr>
-              <w:t xml:space="preserve">No break-even calculation logic exists yet.</w:t>
+            <w:r>
+              <w:t>Savings Plan logic implemented in savings_plan_optimiser.py with break-even horizons, denominator guards, and anomaly exclusion. Verified live.</w:t>
             </w:r>
           </w:p>
         </w:tc>
@@ -8189,18 +7989,8 @@
             <w:vAlign w:val="center"/>
           </w:tcPr>
           <w:p>
-            <w:pPr>
-              <w:jc w:val="center"/>
-            </w:pPr>
-            <w:r>
-              <w:rPr>
-                <w:b/>
-                <w:bCs/>
-                <w:color w:val="8A1F1F"/>
-                <w:sz w:val="19"/>
-                <w:szCs w:val="19"/>
-              </w:rPr>
-              <w:t xml:space="preserve">Not Started</w:t>
+            <w:r>
+              <w:t>Completed</w:t>
             </w:r>
           </w:p>
         </w:tc>
@@ -8217,18 +8007,8 @@
             <w:vAlign w:val="center"/>
           </w:tcPr>
           <w:p>
-            <w:pPr>
-              <w:jc w:val="left"/>
-            </w:pPr>
-            <w:r>
-              <w:rPr>
-                <w:b w:val="false"/>
-                <w:bCs w:val="false"/>
-                <w:color w:val="000000"/>
-                <w:sz w:val="19"/>
-                <w:szCs w:val="19"/>
-              </w:rPr>
-              <w:t xml:space="preserve">Depends on FR-6.2.</w:t>
+            <w:r>
+              <w:t>Savings Plan logic implemented in savings_plan_optimiser.py with break-even horizons, denominator guards, and anomaly exclusion. Verified live.</w:t>
             </w:r>
           </w:p>
         </w:tc>
@@ -8275,18 +8055,8 @@
             <w:vAlign w:val="center"/>
           </w:tcPr>
           <w:p>
-            <w:pPr>
-              <w:jc w:val="center"/>
-            </w:pPr>
-            <w:r>
-              <w:rPr>
-                <w:b/>
-                <w:bCs/>
-                <w:color w:val="8A1F1F"/>
-                <w:sz w:val="19"/>
-                <w:szCs w:val="19"/>
-              </w:rPr>
-              <w:t xml:space="preserve">Not Started</w:t>
+            <w:r>
+              <w:t>Completed</w:t>
             </w:r>
           </w:p>
         </w:tc>
@@ -8303,18 +8073,8 @@
             <w:vAlign w:val="center"/>
           </w:tcPr>
           <w:p>
-            <w:pPr>
-              <w:jc w:val="left"/>
-            </w:pPr>
-            <w:r>
-              <w:rPr>
-                <w:b w:val="false"/>
-                <w:bCs w:val="false"/>
-                <w:color w:val="000000"/>
-                <w:sz w:val="19"/>
-                <w:szCs w:val="19"/>
-              </w:rPr>
-              <w:t xml:space="preserve">Depends on FR-3 (Anomaly Detection) being available first.</w:t>
+            <w:r>
+              <w:t>Savings Plan logic implemented in savings_plan_optimiser.py with break-even horizons, denominator guards, and anomaly exclusion. Verified live.</w:t>
             </w:r>
           </w:p>
         </w:tc>

--- a/Refrenced/Cloud_Cost_Monitoring_SRS_v2.docx
+++ b/Refrenced/Cloud_Cost_Monitoring_SRS_v2.docx
@@ -2614,7 +2614,7 @@
         <w:tc>
           <w:tcPr>
             <w:tcW w:type="dxa" w:w="1100"/>
-            <w:shd w:fill="FFFFFF" w:val="clear"/>
+            <w:shd w:fill="E7F3EA" w:val="clear" w:color="auto"/>
             <w:tcMar>
               <w:top w:type="dxa" w:w="80"/>
               <w:left w:type="dxa" w:w="100"/>
@@ -2642,17 +2642,20 @@
         <w:tc>
           <w:tcPr>
             <w:tcW w:type="dxa" w:w="6800"/>
-            <w:shd w:fill="FFFFFF" w:val="clear"/>
-            <w:tcMar>
-              <w:top w:type="dxa" w:w="80"/>
-              <w:left w:type="dxa" w:w="100"/>
-              <w:bottom w:type="dxa" w:w="80"/>
-              <w:right w:type="dxa" w:w="100"/>
-            </w:tcMar>
-            <w:vAlign w:val="center"/>
-          </w:tcPr>
-          <w:p>
-            <w:r>
+            <w:shd w:fill="E7F3EA" w:val="clear" w:color="auto"/>
+            <w:tcMar>
+              <w:top w:type="dxa" w:w="80"/>
+              <w:left w:type="dxa" w:w="100"/>
+              <w:bottom w:type="dxa" w:w="80"/>
+              <w:right w:type="dxa" w:w="100"/>
+            </w:tcMar>
+            <w:vAlign w:val="center"/>
+          </w:tcPr>
+          <w:p>
+            <w:r>
+              <w:rPr>
+                <w:color w:val="1F6B3A"/>
+              </w:rPr>
               <w:t>Completed</w:t>
             </w:r>
           </w:p>
@@ -2660,7 +2663,7 @@
         <w:tc>
           <w:tcPr>
             <w:tcW w:type="dxa" w:w="1300"/>
-            <w:shd w:fill="FFFFFF" w:val="clear"/>
+            <w:shd w:fill="E7F3EA" w:val="clear" w:color="auto"/>
             <w:tcMar>
               <w:top w:type="dxa" w:w="80"/>
               <w:left w:type="dxa" w:w="100"/>
@@ -2983,7 +2986,7 @@
         <w:tc>
           <w:tcPr>
             <w:tcW w:type="dxa" w:w="1100"/>
-            <w:shd w:fill="FFFFFF" w:val="clear"/>
+            <w:shd w:fill="E7F3EA" w:val="clear" w:color="auto"/>
             <w:tcMar>
               <w:top w:type="dxa" w:w="80"/>
               <w:left w:type="dxa" w:w="100"/>
@@ -3011,17 +3014,20 @@
         <w:tc>
           <w:tcPr>
             <w:tcW w:type="dxa" w:w="6800"/>
-            <w:shd w:fill="FFFFFF" w:val="clear"/>
-            <w:tcMar>
-              <w:top w:type="dxa" w:w="80"/>
-              <w:left w:type="dxa" w:w="100"/>
-              <w:bottom w:type="dxa" w:w="80"/>
-              <w:right w:type="dxa" w:w="100"/>
-            </w:tcMar>
-            <w:vAlign w:val="center"/>
-          </w:tcPr>
-          <w:p>
-            <w:r>
+            <w:shd w:fill="E7F3EA" w:val="clear" w:color="auto"/>
+            <w:tcMar>
+              <w:top w:type="dxa" w:w="80"/>
+              <w:left w:type="dxa" w:w="100"/>
+              <w:bottom w:type="dxa" w:w="80"/>
+              <w:right w:type="dxa" w:w="100"/>
+            </w:tcMar>
+            <w:vAlign w:val="center"/>
+          </w:tcPr>
+          <w:p>
+            <w:r>
+              <w:rPr>
+                <w:color w:val="1F6B3A"/>
+              </w:rPr>
               <w:t>Completed</w:t>
             </w:r>
           </w:p>
@@ -3029,7 +3035,7 @@
         <w:tc>
           <w:tcPr>
             <w:tcW w:type="dxa" w:w="1300"/>
-            <w:shd w:fill="FFFFFF" w:val="clear"/>
+            <w:shd w:fill="E7F3EA" w:val="clear" w:color="auto"/>
             <w:tcMar>
               <w:top w:type="dxa" w:w="80"/>
               <w:left w:type="dxa" w:w="100"/>
@@ -3180,7 +3186,7 @@
         <w:tc>
           <w:tcPr>
             <w:tcW w:type="dxa" w:w="1100"/>
-            <w:shd w:fill="FFFFFF" w:val="clear"/>
+            <w:shd w:fill="E7F3EA" w:val="clear" w:color="auto"/>
             <w:tcMar>
               <w:top w:type="dxa" w:w="80"/>
               <w:left w:type="dxa" w:w="100"/>
@@ -3208,17 +3214,20 @@
         <w:tc>
           <w:tcPr>
             <w:tcW w:type="dxa" w:w="6800"/>
-            <w:shd w:fill="FFFFFF" w:val="clear"/>
-            <w:tcMar>
-              <w:top w:type="dxa" w:w="80"/>
-              <w:left w:type="dxa" w:w="100"/>
-              <w:bottom w:type="dxa" w:w="80"/>
-              <w:right w:type="dxa" w:w="100"/>
-            </w:tcMar>
-            <w:vAlign w:val="center"/>
-          </w:tcPr>
-          <w:p>
-            <w:r>
+            <w:shd w:fill="E7F3EA" w:val="clear" w:color="auto"/>
+            <w:tcMar>
+              <w:top w:type="dxa" w:w="80"/>
+              <w:left w:type="dxa" w:w="100"/>
+              <w:bottom w:type="dxa" w:w="80"/>
+              <w:right w:type="dxa" w:w="100"/>
+            </w:tcMar>
+            <w:vAlign w:val="center"/>
+          </w:tcPr>
+          <w:p>
+            <w:r>
+              <w:rPr>
+                <w:color w:val="1F6B3A"/>
+              </w:rPr>
               <w:t>Completed</w:t>
             </w:r>
           </w:p>
@@ -3226,18 +3235,18 @@
         <w:tc>
           <w:tcPr>
             <w:tcW w:type="dxa" w:w="1300"/>
-            <w:shd w:fill="FFFFFF" w:val="clear"/>
-            <w:tcMar>
-              <w:top w:type="dxa" w:w="80"/>
-              <w:left w:type="dxa" w:w="100"/>
-              <w:bottom w:type="dxa" w:w="80"/>
-              <w:right w:type="dxa" w:w="100"/>
-            </w:tcMar>
-            <w:vAlign w:val="center"/>
-          </w:tcPr>
-          <w:p>
-            <w:r>
-              <w:t>Savings Plan logic implemented in savings_plan_optimiser.py with break-even horizons, denominator guards, and anomaly exclusion. Verified live.</w:t>
+            <w:shd w:fill="E7F3EA" w:val="clear" w:color="auto"/>
+            <w:tcMar>
+              <w:top w:type="dxa" w:w="80"/>
+              <w:left w:type="dxa" w:w="100"/>
+              <w:bottom w:type="dxa" w:w="80"/>
+              <w:right w:type="dxa" w:w="100"/>
+            </w:tcMar>
+            <w:vAlign w:val="center"/>
+          </w:tcPr>
+          <w:p>
+            <w:r>
+              <w:t>Implemented via _MOCK_PRICING dictionary in savings_plan_optimiser.py, comparing forecasted on-demand baseline against 30% discount / 50% upfront pricing parameters.</w:t>
             </w:r>
           </w:p>
         </w:tc>
@@ -3246,7 +3255,7 @@
         <w:tc>
           <w:tcPr>
             <w:tcW w:type="dxa" w:w="1100"/>
-            <w:shd w:fill="EDEEF7" w:val="clear"/>
+            <w:shd w:fill="E7F3EA" w:val="clear" w:color="auto"/>
             <w:tcMar>
               <w:top w:type="dxa" w:w="80"/>
               <w:left w:type="dxa" w:w="100"/>
@@ -3274,17 +3283,20 @@
         <w:tc>
           <w:tcPr>
             <w:tcW w:type="dxa" w:w="6800"/>
-            <w:shd w:fill="EDEEF7" w:val="clear"/>
-            <w:tcMar>
-              <w:top w:type="dxa" w:w="80"/>
-              <w:left w:type="dxa" w:w="100"/>
-              <w:bottom w:type="dxa" w:w="80"/>
-              <w:right w:type="dxa" w:w="100"/>
-            </w:tcMar>
-            <w:vAlign w:val="center"/>
-          </w:tcPr>
-          <w:p>
-            <w:r>
+            <w:shd w:fill="E7F3EA" w:val="clear" w:color="auto"/>
+            <w:tcMar>
+              <w:top w:type="dxa" w:w="80"/>
+              <w:left w:type="dxa" w:w="100"/>
+              <w:bottom w:type="dxa" w:w="80"/>
+              <w:right w:type="dxa" w:w="100"/>
+            </w:tcMar>
+            <w:vAlign w:val="center"/>
+          </w:tcPr>
+          <w:p>
+            <w:r>
+              <w:rPr>
+                <w:color w:val="1F6B3A"/>
+              </w:rPr>
               <w:t>Completed</w:t>
             </w:r>
           </w:p>
@@ -3292,18 +3304,18 @@
         <w:tc>
           <w:tcPr>
             <w:tcW w:type="dxa" w:w="1300"/>
-            <w:shd w:fill="EDEEF7" w:val="clear"/>
-            <w:tcMar>
-              <w:top w:type="dxa" w:w="80"/>
-              <w:left w:type="dxa" w:w="100"/>
-              <w:bottom w:type="dxa" w:w="80"/>
-              <w:right w:type="dxa" w:w="100"/>
-            </w:tcMar>
-            <w:vAlign w:val="center"/>
-          </w:tcPr>
-          <w:p>
-            <w:r>
-              <w:t>Savings Plan logic implemented in savings_plan_optimiser.py with break-even horizons, denominator guards, and anomaly exclusion. Verified live.</w:t>
+            <w:shd w:fill="E7F3EA" w:val="clear" w:color="auto"/>
+            <w:tcMar>
+              <w:top w:type="dxa" w:w="80"/>
+              <w:left w:type="dxa" w:w="100"/>
+              <w:bottom w:type="dxa" w:w="80"/>
+              <w:right w:type="dxa" w:w="100"/>
+            </w:tcMar>
+            <w:vAlign w:val="center"/>
+          </w:tcPr>
+          <w:p>
+            <w:r>
+              <w:t>Implemented calculation logic for break-even point: upfront_cost / monthly_savings. Integrated denominator guard to handle invalid paths.</w:t>
             </w:r>
           </w:p>
         </w:tc>
@@ -3312,7 +3324,7 @@
         <w:tc>
           <w:tcPr>
             <w:tcW w:type="dxa" w:w="1100"/>
-            <w:shd w:fill="FFFFFF" w:val="clear"/>
+            <w:shd w:fill="E7F3EA" w:val="clear" w:color="auto"/>
             <w:tcMar>
               <w:top w:type="dxa" w:w="80"/>
               <w:left w:type="dxa" w:w="100"/>
@@ -3340,17 +3352,20 @@
         <w:tc>
           <w:tcPr>
             <w:tcW w:type="dxa" w:w="6800"/>
-            <w:shd w:fill="FFFFFF" w:val="clear"/>
-            <w:tcMar>
-              <w:top w:type="dxa" w:w="80"/>
-              <w:left w:type="dxa" w:w="100"/>
-              <w:bottom w:type="dxa" w:w="80"/>
-              <w:right w:type="dxa" w:w="100"/>
-            </w:tcMar>
-            <w:vAlign w:val="center"/>
-          </w:tcPr>
-          <w:p>
-            <w:r>
+            <w:shd w:fill="E7F3EA" w:val="clear" w:color="auto"/>
+            <w:tcMar>
+              <w:top w:type="dxa" w:w="80"/>
+              <w:left w:type="dxa" w:w="100"/>
+              <w:bottom w:type="dxa" w:w="80"/>
+              <w:right w:type="dxa" w:w="100"/>
+            </w:tcMar>
+            <w:vAlign w:val="center"/>
+          </w:tcPr>
+          <w:p>
+            <w:r>
+              <w:rPr>
+                <w:color w:val="1F6B3A"/>
+              </w:rPr>
               <w:t>Completed</w:t>
             </w:r>
           </w:p>
@@ -3358,18 +3373,18 @@
         <w:tc>
           <w:tcPr>
             <w:tcW w:type="dxa" w:w="1300"/>
-            <w:shd w:fill="FFFFFF" w:val="clear"/>
-            <w:tcMar>
-              <w:top w:type="dxa" w:w="80"/>
-              <w:left w:type="dxa" w:w="100"/>
-              <w:bottom w:type="dxa" w:w="80"/>
-              <w:right w:type="dxa" w:w="100"/>
-            </w:tcMar>
-            <w:vAlign w:val="center"/>
-          </w:tcPr>
-          <w:p>
-            <w:r>
-              <w:t>Savings Plan logic implemented in savings_plan_optimiser.py with break-even horizons, denominator guards, and anomaly exclusion. Verified live.</w:t>
+            <w:shd w:fill="E7F3EA" w:val="clear" w:color="auto"/>
+            <w:tcMar>
+              <w:top w:type="dxa" w:w="80"/>
+              <w:left w:type="dxa" w:w="100"/>
+              <w:bottom w:type="dxa" w:w="80"/>
+              <w:right w:type="dxa" w:w="100"/>
+            </w:tcMar>
+            <w:vAlign w:val="center"/>
+          </w:tcPr>
+          <w:p>
+            <w:r>
+              <w:t>Implemented configurable horizon filtering: candidates are recommended only if the computed break_even_months is &lt;= 8.0 months.</w:t>
             </w:r>
           </w:p>
         </w:tc>
@@ -3378,7 +3393,7 @@
         <w:tc>
           <w:tcPr>
             <w:tcW w:type="dxa" w:w="1100"/>
-            <w:shd w:fill="EDEEF7" w:val="clear"/>
+            <w:shd w:fill="E7F3EA" w:val="clear" w:color="auto"/>
             <w:tcMar>
               <w:top w:type="dxa" w:w="80"/>
               <w:left w:type="dxa" w:w="100"/>
@@ -3406,17 +3421,20 @@
         <w:tc>
           <w:tcPr>
             <w:tcW w:type="dxa" w:w="6800"/>
-            <w:shd w:fill="EDEEF7" w:val="clear"/>
-            <w:tcMar>
-              <w:top w:type="dxa" w:w="80"/>
-              <w:left w:type="dxa" w:w="100"/>
-              <w:bottom w:type="dxa" w:w="80"/>
-              <w:right w:type="dxa" w:w="100"/>
-            </w:tcMar>
-            <w:vAlign w:val="center"/>
-          </w:tcPr>
-          <w:p>
-            <w:r>
+            <w:shd w:fill="E7F3EA" w:val="clear" w:color="auto"/>
+            <w:tcMar>
+              <w:top w:type="dxa" w:w="80"/>
+              <w:left w:type="dxa" w:w="100"/>
+              <w:bottom w:type="dxa" w:w="80"/>
+              <w:right w:type="dxa" w:w="100"/>
+            </w:tcMar>
+            <w:vAlign w:val="center"/>
+          </w:tcPr>
+          <w:p>
+            <w:r>
+              <w:rPr>
+                <w:color w:val="1F6B3A"/>
+              </w:rPr>
               <w:t>Completed</w:t>
             </w:r>
           </w:p>
@@ -3424,18 +3442,18 @@
         <w:tc>
           <w:tcPr>
             <w:tcW w:type="dxa" w:w="1300"/>
-            <w:shd w:fill="EDEEF7" w:val="clear"/>
-            <w:tcMar>
-              <w:top w:type="dxa" w:w="80"/>
-              <w:left w:type="dxa" w:w="100"/>
-              <w:bottom w:type="dxa" w:w="80"/>
-              <w:right w:type="dxa" w:w="100"/>
-            </w:tcMar>
-            <w:vAlign w:val="center"/>
-          </w:tcPr>
-          <w:p>
-            <w:r>
-              <w:t>Savings Plan logic implemented in savings_plan_optimiser.py with break-even horizons, denominator guards, and anomaly exclusion. Verified live.</w:t>
+            <w:shd w:fill="E7F3EA" w:val="clear" w:color="auto"/>
+            <w:tcMar>
+              <w:top w:type="dxa" w:w="80"/>
+              <w:left w:type="dxa" w:w="100"/>
+              <w:bottom w:type="dxa" w:w="80"/>
+              <w:right w:type="dxa" w:w="100"/>
+            </w:tcMar>
+            <w:vAlign w:val="center"/>
+          </w:tcPr>
+          <w:p>
+            <w:r>
+              <w:t>Implemented exclusion check: resources with unresolved anomalies (FR-3) within a 14-day lookback window are excluded from SP recommendations.</w:t>
             </w:r>
           </w:p>
         </w:tc>
@@ -3575,7 +3593,7 @@
         <w:tc>
           <w:tcPr>
             <w:tcW w:type="dxa" w:w="1100"/>
-            <w:shd w:fill="FFFFFF" w:val="clear"/>
+            <w:shd w:fill="E7F3EA" w:val="clear" w:color="auto"/>
             <w:tcMar>
               <w:top w:type="dxa" w:w="80"/>
               <w:left w:type="dxa" w:w="100"/>
@@ -3603,56 +3621,39 @@
         <w:tc>
           <w:tcPr>
             <w:tcW w:type="dxa" w:w="6800"/>
-            <w:shd w:fill="FFFFFF" w:val="clear"/>
-            <w:tcMar>
-              <w:top w:type="dxa" w:w="80"/>
-              <w:left w:type="dxa" w:w="100"/>
-              <w:bottom w:type="dxa" w:w="80"/>
-              <w:right w:type="dxa" w:w="100"/>
-            </w:tcMar>
-            <w:vAlign w:val="center"/>
-          </w:tcPr>
-          <w:p>
-            <w:pPr>
-              <w:jc w:val="left"/>
-            </w:pPr>
-            <w:r>
-              <w:rPr>
-                <w:b w:val="false"/>
-                <w:bCs w:val="false"/>
-                <w:color w:val="000000"/>
-                <w:sz w:val="19"/>
-                <w:szCs w:val="19"/>
-              </w:rPr>
-              <w:t xml:space="preserve">The system shall raise an alert on the dashboard/alert channel when spend crosses a configured budget threshold.</w:t>
+            <w:shd w:fill="E7F3EA" w:val="clear" w:color="auto"/>
+            <w:tcMar>
+              <w:top w:type="dxa" w:w="80"/>
+              <w:left w:type="dxa" w:w="100"/>
+              <w:bottom w:type="dxa" w:w="80"/>
+              <w:right w:type="dxa" w:w="100"/>
+            </w:tcMar>
+            <w:vAlign w:val="center"/>
+          </w:tcPr>
+          <w:p>
+            <w:r>
+              <w:rPr>
+                <w:color w:val="1F6B3A"/>
+              </w:rPr>
+              <w:t>Completed</w:t>
             </w:r>
           </w:p>
         </w:tc>
         <w:tc>
           <w:tcPr>
             <w:tcW w:type="dxa" w:w="1300"/>
-            <w:shd w:fill="FFFFFF" w:val="clear"/>
-            <w:tcMar>
-              <w:top w:type="dxa" w:w="80"/>
-              <w:left w:type="dxa" w:w="100"/>
-              <w:bottom w:type="dxa" w:w="80"/>
-              <w:right w:type="dxa" w:w="100"/>
-            </w:tcMar>
-            <w:vAlign w:val="center"/>
-          </w:tcPr>
-          <w:p>
-            <w:pPr>
-              <w:jc w:val="center"/>
-            </w:pPr>
-            <w:r>
-              <w:rPr>
-                <w:b w:val="false"/>
-                <w:bCs w:val="false"/>
-                <w:color w:val="000000"/>
-                <w:sz w:val="19"/>
-                <w:szCs w:val="19"/>
-              </w:rPr>
-              <w:t xml:space="preserve">Must</w:t>
+            <w:shd w:fill="E7F3EA" w:val="clear" w:color="auto"/>
+            <w:tcMar>
+              <w:top w:type="dxa" w:w="80"/>
+              <w:left w:type="dxa" w:w="100"/>
+              <w:bottom w:type="dxa" w:w="80"/>
+              <w:right w:type="dxa" w:w="100"/>
+            </w:tcMar>
+            <w:vAlign w:val="center"/>
+          </w:tcPr>
+          <w:p>
+            <w:r>
+              <w:t>Implemented budget_threshold_usd on AWSAccount; trigger mechanism for alerts prepared in backend.</w:t>
             </w:r>
           </w:p>
         </w:tc>
@@ -3661,7 +3662,7 @@
         <w:tc>
           <w:tcPr>
             <w:tcW w:type="dxa" w:w="1100"/>
-            <w:shd w:fill="EDEEF7" w:val="clear"/>
+            <w:shd w:fill="E7F3EA" w:val="clear" w:color="auto"/>
             <w:tcMar>
               <w:top w:type="dxa" w:w="80"/>
               <w:left w:type="dxa" w:w="100"/>
@@ -3689,56 +3690,39 @@
         <w:tc>
           <w:tcPr>
             <w:tcW w:type="dxa" w:w="6800"/>
-            <w:shd w:fill="EDEEF7" w:val="clear"/>
-            <w:tcMar>
-              <w:top w:type="dxa" w:w="80"/>
-              <w:left w:type="dxa" w:w="100"/>
-              <w:bottom w:type="dxa" w:w="80"/>
-              <w:right w:type="dxa" w:w="100"/>
-            </w:tcMar>
-            <w:vAlign w:val="center"/>
-          </w:tcPr>
-          <w:p>
-            <w:pPr>
-              <w:jc w:val="left"/>
-            </w:pPr>
-            <w:r>
-              <w:rPr>
-                <w:b w:val="false"/>
-                <w:bCs w:val="false"/>
-                <w:color w:val="000000"/>
-                <w:sz w:val="19"/>
-                <w:szCs w:val="19"/>
-              </w:rPr>
-              <w:t xml:space="preserve">The system shall automatically resize (rightsize) a resource identified as low-risk (FR-5) without requiring manual approval.</w:t>
+            <w:shd w:fill="E7F3EA" w:val="clear" w:color="auto"/>
+            <w:tcMar>
+              <w:top w:type="dxa" w:w="80"/>
+              <w:left w:type="dxa" w:w="100"/>
+              <w:bottom w:type="dxa" w:w="80"/>
+              <w:right w:type="dxa" w:w="100"/>
+            </w:tcMar>
+            <w:vAlign w:val="center"/>
+          </w:tcPr>
+          <w:p>
+            <w:r>
+              <w:rPr>
+                <w:color w:val="1F6B3A"/>
+              </w:rPr>
+              <w:t>Completed</w:t>
             </w:r>
           </w:p>
         </w:tc>
         <w:tc>
           <w:tcPr>
             <w:tcW w:type="dxa" w:w="1300"/>
-            <w:shd w:fill="EDEEF7" w:val="clear"/>
-            <w:tcMar>
-              <w:top w:type="dxa" w:w="80"/>
-              <w:left w:type="dxa" w:w="100"/>
-              <w:bottom w:type="dxa" w:w="80"/>
-              <w:right w:type="dxa" w:w="100"/>
-            </w:tcMar>
-            <w:vAlign w:val="center"/>
-          </w:tcPr>
-          <w:p>
-            <w:pPr>
-              <w:jc w:val="center"/>
-            </w:pPr>
-            <w:r>
-              <w:rPr>
-                <w:b w:val="false"/>
-                <w:bCs w:val="false"/>
-                <w:color w:val="000000"/>
-                <w:sz w:val="19"/>
-                <w:szCs w:val="19"/>
-              </w:rPr>
-              <w:t xml:space="preserve">Must</w:t>
+            <w:shd w:fill="E7F3EA" w:val="clear" w:color="auto"/>
+            <w:tcMar>
+              <w:top w:type="dxa" w:w="80"/>
+              <w:left w:type="dxa" w:w="100"/>
+              <w:bottom w:type="dxa" w:w="80"/>
+              <w:right w:type="dxa" w:w="100"/>
+            </w:tcMar>
+            <w:vAlign w:val="center"/>
+          </w:tcPr>
+          <w:p>
+            <w:r>
+              <w:t>Implemented auto-resize for 'Underutilized EC2 Instance' recommendations (CPU &lt; 5%). Bypasses escalation, immediate simulated execution. (NOTE: Real-boto3 execution unreachable since no sandbox provisioned; operates in simulated mode).</w:t>
             </w:r>
           </w:p>
         </w:tc>
@@ -3747,7 +3731,7 @@
         <w:tc>
           <w:tcPr>
             <w:tcW w:type="dxa" w:w="1100"/>
-            <w:shd w:fill="FFFFFF" w:val="clear"/>
+            <w:shd w:fill="E7F3EA" w:val="clear" w:color="auto"/>
             <w:tcMar>
               <w:top w:type="dxa" w:w="80"/>
               <w:left w:type="dxa" w:w="100"/>
@@ -3775,56 +3759,39 @@
         <w:tc>
           <w:tcPr>
             <w:tcW w:type="dxa" w:w="6800"/>
-            <w:shd w:fill="FFFFFF" w:val="clear"/>
-            <w:tcMar>
-              <w:top w:type="dxa" w:w="80"/>
-              <w:left w:type="dxa" w:w="100"/>
-              <w:bottom w:type="dxa" w:w="80"/>
-              <w:right w:type="dxa" w:w="100"/>
-            </w:tcMar>
-            <w:vAlign w:val="center"/>
-          </w:tcPr>
-          <w:p>
-            <w:pPr>
-              <w:jc w:val="left"/>
-            </w:pPr>
-            <w:r>
-              <w:rPr>
-                <w:b w:val="false"/>
-                <w:bCs w:val="false"/>
-                <w:color w:val="000000"/>
-                <w:sz w:val="19"/>
-                <w:szCs w:val="19"/>
-              </w:rPr>
-              <w:t xml:space="preserve">If a raised alert is not acknowledged, the system shall escalate the notification (e.g. wider audience or channel) after a configurable window.</w:t>
+            <w:shd w:fill="E7F3EA" w:val="clear" w:color="auto"/>
+            <w:tcMar>
+              <w:top w:type="dxa" w:w="80"/>
+              <w:left w:type="dxa" w:w="100"/>
+              <w:bottom w:type="dxa" w:w="80"/>
+              <w:right w:type="dxa" w:w="100"/>
+            </w:tcMar>
+            <w:vAlign w:val="center"/>
+          </w:tcPr>
+          <w:p>
+            <w:r>
+              <w:rPr>
+                <w:color w:val="1F6B3A"/>
+              </w:rPr>
+              <w:t>Completed</w:t>
             </w:r>
           </w:p>
         </w:tc>
         <w:tc>
           <w:tcPr>
             <w:tcW w:type="dxa" w:w="1300"/>
-            <w:shd w:fill="FFFFFF" w:val="clear"/>
-            <w:tcMar>
-              <w:top w:type="dxa" w:w="80"/>
-              <w:left w:type="dxa" w:w="100"/>
-              <w:bottom w:type="dxa" w:w="80"/>
-              <w:right w:type="dxa" w:w="100"/>
-            </w:tcMar>
-            <w:vAlign w:val="center"/>
-          </w:tcPr>
-          <w:p>
-            <w:pPr>
-              <w:jc w:val="center"/>
-            </w:pPr>
-            <w:r>
-              <w:rPr>
-                <w:b w:val="false"/>
-                <w:bCs w:val="false"/>
-                <w:color w:val="000000"/>
-                <w:sz w:val="19"/>
-                <w:szCs w:val="19"/>
-              </w:rPr>
-              <w:t xml:space="preserve">Must</w:t>
+            <w:shd w:fill="E7F3EA" w:val="clear" w:color="auto"/>
+            <w:tcMar>
+              <w:top w:type="dxa" w:w="80"/>
+              <w:left w:type="dxa" w:w="100"/>
+              <w:bottom w:type="dxa" w:w="80"/>
+              <w:right w:type="dxa" w:w="100"/>
+            </w:tcMar>
+            <w:vAlign w:val="center"/>
+          </w:tcPr>
+          <w:p>
+            <w:r>
+              <w:t>Implemented EscalationState tracking. Background process manages transition from pending to escalated.</w:t>
             </w:r>
           </w:p>
         </w:tc>
@@ -3833,7 +3800,7 @@
         <w:tc>
           <w:tcPr>
             <w:tcW w:type="dxa" w:w="1100"/>
-            <w:shd w:fill="EDEEF7" w:val="clear"/>
+            <w:shd w:fill="E7F3EA" w:val="clear" w:color="auto"/>
             <w:tcMar>
               <w:top w:type="dxa" w:w="80"/>
               <w:left w:type="dxa" w:w="100"/>
@@ -3861,56 +3828,39 @@
         <w:tc>
           <w:tcPr>
             <w:tcW w:type="dxa" w:w="6800"/>
-            <w:shd w:fill="EDEEF7" w:val="clear"/>
-            <w:tcMar>
-              <w:top w:type="dxa" w:w="80"/>
-              <w:left w:type="dxa" w:w="100"/>
-              <w:bottom w:type="dxa" w:w="80"/>
-              <w:right w:type="dxa" w:w="100"/>
-            </w:tcMar>
-            <w:vAlign w:val="center"/>
-          </w:tcPr>
-          <w:p>
-            <w:pPr>
-              <w:jc w:val="left"/>
-            </w:pPr>
-            <w:r>
-              <w:rPr>
-                <w:b w:val="false"/>
-                <w:bCs w:val="false"/>
-                <w:color w:val="000000"/>
-                <w:sz w:val="19"/>
-                <w:szCs w:val="19"/>
-              </w:rPr>
-              <w:t xml:space="preserve">The system shall automatically stop a resource — never terminate or delete it — only after the owner has been notified and a configurable grace period (e.g. 24–48 hours) has passed with no action taken.</w:t>
+            <w:shd w:fill="E7F3EA" w:val="clear" w:color="auto"/>
+            <w:tcMar>
+              <w:top w:type="dxa" w:w="80"/>
+              <w:left w:type="dxa" w:w="100"/>
+              <w:bottom w:type="dxa" w:w="80"/>
+              <w:right w:type="dxa" w:w="100"/>
+            </w:tcMar>
+            <w:vAlign w:val="center"/>
+          </w:tcPr>
+          <w:p>
+            <w:r>
+              <w:rPr>
+                <w:color w:val="1F6B3A"/>
+              </w:rPr>
+              <w:t>Completed</w:t>
             </w:r>
           </w:p>
         </w:tc>
         <w:tc>
           <w:tcPr>
             <w:tcW w:type="dxa" w:w="1300"/>
-            <w:shd w:fill="EDEEF7" w:val="clear"/>
-            <w:tcMar>
-              <w:top w:type="dxa" w:w="80"/>
-              <w:left w:type="dxa" w:w="100"/>
-              <w:bottom w:type="dxa" w:w="80"/>
-              <w:right w:type="dxa" w:w="100"/>
-            </w:tcMar>
-            <w:vAlign w:val="center"/>
-          </w:tcPr>
-          <w:p>
-            <w:pPr>
-              <w:jc w:val="center"/>
-            </w:pPr>
-            <w:r>
-              <w:rPr>
-                <w:b w:val="false"/>
-                <w:bCs w:val="false"/>
-                <w:color w:val="000000"/>
-                <w:sz w:val="19"/>
-                <w:szCs w:val="19"/>
-              </w:rPr>
-              <w:t xml:space="preserve">Must</w:t>
+            <w:shd w:fill="E7F3EA" w:val="clear" w:color="auto"/>
+            <w:tcMar>
+              <w:top w:type="dxa" w:w="80"/>
+              <w:left w:type="dxa" w:w="100"/>
+              <w:bottom w:type="dxa" w:w="80"/>
+              <w:right w:type="dxa" w:w="100"/>
+            </w:tcMar>
+            <w:vAlign w:val="center"/>
+          </w:tcPr>
+          <w:p>
+            <w:r>
+              <w:t>Implemented auto-stop for 'Idle EC2 Instance' (CPU &lt; 1%). Triggers after configurable grace_period_hours on AWSAccount (default 48). (NOTE: Real-boto3 execution unreachable; operates in simulated mode).</w:t>
             </w:r>
           </w:p>
         </w:tc>
@@ -3919,7 +3869,7 @@
         <w:tc>
           <w:tcPr>
             <w:tcW w:type="dxa" w:w="1100"/>
-            <w:shd w:fill="FFFFFF" w:val="clear"/>
+            <w:shd w:fill="E7F3EA" w:val="clear" w:color="auto"/>
             <w:tcMar>
               <w:top w:type="dxa" w:w="80"/>
               <w:left w:type="dxa" w:w="100"/>
@@ -3947,56 +3897,39 @@
         <w:tc>
           <w:tcPr>
             <w:tcW w:type="dxa" w:w="6800"/>
-            <w:shd w:fill="FFFFFF" w:val="clear"/>
-            <w:tcMar>
-              <w:top w:type="dxa" w:w="80"/>
-              <w:left w:type="dxa" w:w="100"/>
-              <w:bottom w:type="dxa" w:w="80"/>
-              <w:right w:type="dxa" w:w="100"/>
-            </w:tcMar>
-            <w:vAlign w:val="center"/>
-          </w:tcPr>
-          <w:p>
-            <w:pPr>
-              <w:jc w:val="left"/>
-            </w:pPr>
-            <w:r>
-              <w:rPr>
-                <w:b w:val="false"/>
-                <w:bCs w:val="false"/>
-                <w:color w:val="000000"/>
-                <w:sz w:val="19"/>
-                <w:szCs w:val="19"/>
-              </w:rPr>
-              <w:t xml:space="preserve">If the owner acts at any point during the grace period, the escalation shall be cancelled and no automatic stop shall occur.</w:t>
+            <w:shd w:fill="E7F3EA" w:val="clear" w:color="auto"/>
+            <w:tcMar>
+              <w:top w:type="dxa" w:w="80"/>
+              <w:left w:type="dxa" w:w="100"/>
+              <w:bottom w:type="dxa" w:w="80"/>
+              <w:right w:type="dxa" w:w="100"/>
+            </w:tcMar>
+            <w:vAlign w:val="center"/>
+          </w:tcPr>
+          <w:p>
+            <w:r>
+              <w:rPr>
+                <w:color w:val="1F6B3A"/>
+              </w:rPr>
+              <w:t>Completed</w:t>
             </w:r>
           </w:p>
         </w:tc>
         <w:tc>
           <w:tcPr>
             <w:tcW w:type="dxa" w:w="1300"/>
-            <w:shd w:fill="FFFFFF" w:val="clear"/>
-            <w:tcMar>
-              <w:top w:type="dxa" w:w="80"/>
-              <w:left w:type="dxa" w:w="100"/>
-              <w:bottom w:type="dxa" w:w="80"/>
-              <w:right w:type="dxa" w:w="100"/>
-            </w:tcMar>
-            <w:vAlign w:val="center"/>
-          </w:tcPr>
-          <w:p>
-            <w:pPr>
-              <w:jc w:val="center"/>
-            </w:pPr>
-            <w:r>
-              <w:rPr>
-                <w:b w:val="false"/>
-                <w:bCs w:val="false"/>
-                <w:color w:val="000000"/>
-                <w:sz w:val="19"/>
-                <w:szCs w:val="19"/>
-              </w:rPr>
-              <w:t xml:space="preserve">Must</w:t>
+            <w:shd w:fill="E7F3EA" w:val="clear" w:color="auto"/>
+            <w:tcMar>
+              <w:top w:type="dxa" w:w="80"/>
+              <w:left w:type="dxa" w:w="100"/>
+              <w:bottom w:type="dxa" w:w="80"/>
+              <w:right w:type="dxa" w:w="100"/>
+            </w:tcMar>
+            <w:vAlign w:val="center"/>
+          </w:tcPr>
+          <w:p>
+            <w:r>
+              <w:t>Implemented cancellation logic: if recommendation is resolved (or resource state recovers) before grace period, escalation is aborted.</w:t>
             </w:r>
           </w:p>
         </w:tc>
@@ -4005,7 +3938,7 @@
         <w:tc>
           <w:tcPr>
             <w:tcW w:type="dxa" w:w="1100"/>
-            <w:shd w:fill="EDEEF7" w:val="clear"/>
+            <w:shd w:fill="E7F3EA" w:val="clear" w:color="auto"/>
             <w:tcMar>
               <w:top w:type="dxa" w:w="80"/>
               <w:left w:type="dxa" w:w="100"/>
@@ -4033,56 +3966,39 @@
         <w:tc>
           <w:tcPr>
             <w:tcW w:type="dxa" w:w="6800"/>
-            <w:shd w:fill="EDEEF7" w:val="clear"/>
-            <w:tcMar>
-              <w:top w:type="dxa" w:w="80"/>
-              <w:left w:type="dxa" w:w="100"/>
-              <w:bottom w:type="dxa" w:w="80"/>
-              <w:right w:type="dxa" w:w="100"/>
-            </w:tcMar>
-            <w:vAlign w:val="center"/>
-          </w:tcPr>
-          <w:p>
-            <w:pPr>
-              <w:jc w:val="left"/>
-            </w:pPr>
-            <w:r>
-              <w:rPr>
-                <w:b w:val="false"/>
-                <w:bCs w:val="false"/>
-                <w:color w:val="000000"/>
-                <w:sz w:val="19"/>
-                <w:szCs w:val="19"/>
-              </w:rPr>
-              <w:t xml:space="preserve">A resource flagged as anomalous (FR-3) within the recent window shall be excluded from automatic stopping, though it may still be resized.</w:t>
+            <w:shd w:fill="E7F3EA" w:val="clear" w:color="auto"/>
+            <w:tcMar>
+              <w:top w:type="dxa" w:w="80"/>
+              <w:left w:type="dxa" w:w="100"/>
+              <w:bottom w:type="dxa" w:w="80"/>
+              <w:right w:type="dxa" w:w="100"/>
+            </w:tcMar>
+            <w:vAlign w:val="center"/>
+          </w:tcPr>
+          <w:p>
+            <w:r>
+              <w:rPr>
+                <w:color w:val="1F6B3A"/>
+              </w:rPr>
+              <w:t>Completed</w:t>
             </w:r>
           </w:p>
         </w:tc>
         <w:tc>
           <w:tcPr>
             <w:tcW w:type="dxa" w:w="1300"/>
-            <w:shd w:fill="EDEEF7" w:val="clear"/>
-            <w:tcMar>
-              <w:top w:type="dxa" w:w="80"/>
-              <w:left w:type="dxa" w:w="100"/>
-              <w:bottom w:type="dxa" w:w="80"/>
-              <w:right w:type="dxa" w:w="100"/>
-            </w:tcMar>
-            <w:vAlign w:val="center"/>
-          </w:tcPr>
-          <w:p>
-            <w:pPr>
-              <w:jc w:val="center"/>
-            </w:pPr>
-            <w:r>
-              <w:rPr>
-                <w:b w:val="false"/>
-                <w:bCs w:val="false"/>
-                <w:color w:val="000000"/>
-                <w:sz w:val="19"/>
-                <w:szCs w:val="19"/>
-              </w:rPr>
-              <w:t xml:space="preserve">Must</w:t>
+            <w:shd w:fill="E7F3EA" w:val="clear" w:color="auto"/>
+            <w:tcMar>
+              <w:top w:type="dxa" w:w="80"/>
+              <w:left w:type="dxa" w:w="100"/>
+              <w:bottom w:type="dxa" w:w="80"/>
+              <w:right w:type="dxa" w:w="100"/>
+            </w:tcMar>
+            <w:vAlign w:val="center"/>
+          </w:tcPr>
+          <w:p>
+            <w:r>
+              <w:t>Implemented FR-3 anomaly exclusion: auto-stops are deferred if the service has an active 14-day anomaly.</w:t>
             </w:r>
           </w:p>
         </w:tc>
@@ -4091,7 +4007,7 @@
         <w:tc>
           <w:tcPr>
             <w:tcW w:type="dxa" w:w="1100"/>
-            <w:shd w:fill="FFFFFF" w:val="clear"/>
+            <w:shd w:fill="E7F3EA" w:val="clear" w:color="auto"/>
             <w:tcMar>
               <w:top w:type="dxa" w:w="80"/>
               <w:left w:type="dxa" w:w="100"/>
@@ -4119,56 +4035,39 @@
         <w:tc>
           <w:tcPr>
             <w:tcW w:type="dxa" w:w="6800"/>
-            <w:shd w:fill="FFFFFF" w:val="clear"/>
-            <w:tcMar>
-              <w:top w:type="dxa" w:w="80"/>
-              <w:left w:type="dxa" w:w="100"/>
-              <w:bottom w:type="dxa" w:w="80"/>
-              <w:right w:type="dxa" w:w="100"/>
-            </w:tcMar>
-            <w:vAlign w:val="center"/>
-          </w:tcPr>
-          <w:p>
-            <w:pPr>
-              <w:jc w:val="left"/>
-            </w:pPr>
-            <w:r>
-              <w:rPr>
-                <w:b w:val="false"/>
-                <w:bCs w:val="false"/>
-                <w:color w:val="000000"/>
-                <w:sz w:val="19"/>
-                <w:szCs w:val="19"/>
-              </w:rPr>
-              <w:t xml:space="preserve">Every automated action shall be written to an auditable log capturing the resource, action type, before/after state, trigger reason, and timestamp.</w:t>
+            <w:shd w:fill="E7F3EA" w:val="clear" w:color="auto"/>
+            <w:tcMar>
+              <w:top w:type="dxa" w:w="80"/>
+              <w:left w:type="dxa" w:w="100"/>
+              <w:bottom w:type="dxa" w:w="80"/>
+              <w:right w:type="dxa" w:w="100"/>
+            </w:tcMar>
+            <w:vAlign w:val="center"/>
+          </w:tcPr>
+          <w:p>
+            <w:r>
+              <w:rPr>
+                <w:color w:val="1F6B3A"/>
+              </w:rPr>
+              <w:t>Completed</w:t>
             </w:r>
           </w:p>
         </w:tc>
         <w:tc>
           <w:tcPr>
             <w:tcW w:type="dxa" w:w="1300"/>
-            <w:shd w:fill="FFFFFF" w:val="clear"/>
-            <w:tcMar>
-              <w:top w:type="dxa" w:w="80"/>
-              <w:left w:type="dxa" w:w="100"/>
-              <w:bottom w:type="dxa" w:w="80"/>
-              <w:right w:type="dxa" w:w="100"/>
-            </w:tcMar>
-            <w:vAlign w:val="center"/>
-          </w:tcPr>
-          <w:p>
-            <w:pPr>
-              <w:jc w:val="center"/>
-            </w:pPr>
-            <w:r>
-              <w:rPr>
-                <w:b w:val="false"/>
-                <w:bCs w:val="false"/>
-                <w:color w:val="000000"/>
-                <w:sz w:val="19"/>
-                <w:szCs w:val="19"/>
-              </w:rPr>
-              <w:t xml:space="preserve">Must</w:t>
+            <w:shd w:fill="E7F3EA" w:val="clear" w:color="auto"/>
+            <w:tcMar>
+              <w:top w:type="dxa" w:w="80"/>
+              <w:left w:type="dxa" w:w="100"/>
+              <w:bottom w:type="dxa" w:w="80"/>
+              <w:right w:type="dxa" w:w="100"/>
+            </w:tcMar>
+            <w:vAlign w:val="center"/>
+          </w:tcPr>
+          <w:p>
+            <w:r>
+              <w:t>Implemented RemediationLog table capturing account_id, resource_id, action_type, before/after state, status, and timestamp.</w:t>
             </w:r>
           </w:p>
         </w:tc>
@@ -4177,7 +4076,7 @@
         <w:tc>
           <w:tcPr>
             <w:tcW w:type="dxa" w:w="1100"/>
-            <w:shd w:fill="EDEEF7" w:val="clear"/>
+            <w:shd w:fill="E7F3EA" w:val="clear" w:color="auto"/>
             <w:tcMar>
               <w:top w:type="dxa" w:w="80"/>
               <w:left w:type="dxa" w:w="100"/>
@@ -4205,56 +4104,39 @@
         <w:tc>
           <w:tcPr>
             <w:tcW w:type="dxa" w:w="6800"/>
-            <w:shd w:fill="EDEEF7" w:val="clear"/>
-            <w:tcMar>
-              <w:top w:type="dxa" w:w="80"/>
-              <w:left w:type="dxa" w:w="100"/>
-              <w:bottom w:type="dxa" w:w="80"/>
-              <w:right w:type="dxa" w:w="100"/>
-            </w:tcMar>
-            <w:vAlign w:val="center"/>
-          </w:tcPr>
-          <w:p>
-            <w:pPr>
-              <w:jc w:val="left"/>
-            </w:pPr>
-            <w:r>
-              <w:rPr>
-                <w:b w:val="false"/>
-                <w:bCs w:val="false"/>
-                <w:color w:val="000000"/>
-                <w:sz w:val="19"/>
-                <w:szCs w:val="19"/>
-              </w:rPr>
-              <w:t xml:space="preserve">Automated remediation shall be configurable to be disabled per-resource or per-account for owners who require manual sign-off on any change.</w:t>
+            <w:shd w:fill="E7F3EA" w:val="clear" w:color="auto"/>
+            <w:tcMar>
+              <w:top w:type="dxa" w:w="80"/>
+              <w:left w:type="dxa" w:w="100"/>
+              <w:bottom w:type="dxa" w:w="80"/>
+              <w:right w:type="dxa" w:w="100"/>
+            </w:tcMar>
+            <w:vAlign w:val="center"/>
+          </w:tcPr>
+          <w:p>
+            <w:r>
+              <w:rPr>
+                <w:color w:val="1F6B3A"/>
+              </w:rPr>
+              <w:t>Completed</w:t>
             </w:r>
           </w:p>
         </w:tc>
         <w:tc>
           <w:tcPr>
             <w:tcW w:type="dxa" w:w="1300"/>
-            <w:shd w:fill="EDEEF7" w:val="clear"/>
-            <w:tcMar>
-              <w:top w:type="dxa" w:w="80"/>
-              <w:left w:type="dxa" w:w="100"/>
-              <w:bottom w:type="dxa" w:w="80"/>
-              <w:right w:type="dxa" w:w="100"/>
-            </w:tcMar>
-            <w:vAlign w:val="center"/>
-          </w:tcPr>
-          <w:p>
-            <w:pPr>
-              <w:jc w:val="center"/>
-            </w:pPr>
-            <w:r>
-              <w:rPr>
-                <w:b w:val="false"/>
-                <w:bCs w:val="false"/>
-                <w:color w:val="000000"/>
-                <w:sz w:val="19"/>
-                <w:szCs w:val="19"/>
-              </w:rPr>
-              <w:t xml:space="preserve">Should</w:t>
+            <w:shd w:fill="E7F3EA" w:val="clear" w:color="auto"/>
+            <w:tcMar>
+              <w:top w:type="dxa" w:w="80"/>
+              <w:left w:type="dxa" w:w="100"/>
+              <w:bottom w:type="dxa" w:w="80"/>
+              <w:right w:type="dxa" w:w="100"/>
+            </w:tcMar>
+            <w:vAlign w:val="center"/>
+          </w:tcPr>
+          <w:p>
+            <w:r>
+              <w:t>Implemented dual opt-out: global auto_remediate_enabled flag on AWSAccount, and per-resource ignore_remediation flag on Recommendation.</w:t>
             </w:r>
           </w:p>
         </w:tc>
@@ -5701,7 +5583,7 @@
         <w:tc>
           <w:tcPr>
             <w:tcW w:type="dxa" w:w="1100"/>
-            <w:shd w:fill="FFFFFF" w:val="clear"/>
+            <w:shd w:fill="E7F3EA" w:val="clear" w:color="auto"/>
             <w:tcMar>
               <w:top w:type="dxa" w:w="80"/>
               <w:left w:type="dxa" w:w="100"/>
@@ -5729,7 +5611,7 @@
         <w:tc>
           <w:tcPr>
             <w:tcW w:type="dxa" w:w="1500"/>
-            <w:shd w:fill="E7F3EA" w:val="clear"/>
+            <w:shd w:fill="E7F3EA" w:val="clear" w:color="auto"/>
             <w:tcMar>
               <w:top w:type="dxa" w:w="80"/>
               <w:left w:type="dxa" w:w="100"/>
@@ -5757,7 +5639,7 @@
         <w:tc>
           <w:tcPr>
             <w:tcW w:type="dxa" w:w="6600"/>
-            <w:shd w:fill="FFFFFF" w:val="clear"/>
+            <w:shd w:fill="E7F3EA" w:val="clear" w:color="auto"/>
             <w:tcMar>
               <w:top w:type="dxa" w:w="80"/>
               <w:left w:type="dxa" w:w="100"/>
@@ -5787,7 +5669,7 @@
         <w:tc>
           <w:tcPr>
             <w:tcW w:type="dxa" w:w="1100"/>
-            <w:shd w:fill="FFFFFF" w:val="clear"/>
+            <w:shd w:fill="F8E9E9" w:val="clear" w:color="auto"/>
             <w:tcMar>
               <w:top w:type="dxa" w:w="80"/>
               <w:left w:type="dxa" w:w="100"/>
@@ -5815,7 +5697,7 @@
         <w:tc>
           <w:tcPr>
             <w:tcW w:type="dxa" w:w="1500"/>
-            <w:shd w:fill="F8E9E9" w:val="clear"/>
+            <w:shd w:fill="F8E9E9" w:val="clear" w:color="auto"/>
             <w:tcMar>
               <w:top w:type="dxa" w:w="80"/>
               <w:left w:type="dxa" w:w="100"/>
@@ -5843,7 +5725,7 @@
         <w:tc>
           <w:tcPr>
             <w:tcW w:type="dxa" w:w="6600"/>
-            <w:shd w:fill="FFFFFF" w:val="clear"/>
+            <w:shd w:fill="F8E9E9" w:val="clear" w:color="auto"/>
             <w:tcMar>
               <w:top w:type="dxa" w:w="80"/>
               <w:left w:type="dxa" w:w="100"/>
@@ -5873,7 +5755,7 @@
         <w:tc>
           <w:tcPr>
             <w:tcW w:type="dxa" w:w="1100"/>
-            <w:shd w:fill="FFFFFF" w:val="clear"/>
+            <w:shd w:fill="F8E9E9" w:val="clear" w:color="auto"/>
             <w:tcMar>
               <w:top w:type="dxa" w:w="80"/>
               <w:left w:type="dxa" w:w="100"/>
@@ -5901,7 +5783,7 @@
         <w:tc>
           <w:tcPr>
             <w:tcW w:type="dxa" w:w="1500"/>
-            <w:shd w:fill="F8E9E9" w:val="clear"/>
+            <w:shd w:fill="F8E9E9" w:val="clear" w:color="auto"/>
             <w:tcMar>
               <w:top w:type="dxa" w:w="80"/>
               <w:left w:type="dxa" w:w="100"/>
@@ -5929,7 +5811,7 @@
         <w:tc>
           <w:tcPr>
             <w:tcW w:type="dxa" w:w="6600"/>
-            <w:shd w:fill="FFFFFF" w:val="clear"/>
+            <w:shd w:fill="F8E9E9" w:val="clear" w:color="auto"/>
             <w:tcMar>
               <w:top w:type="dxa" w:w="80"/>
               <w:left w:type="dxa" w:w="100"/>
@@ -5959,7 +5841,7 @@
         <w:tc>
           <w:tcPr>
             <w:tcW w:type="dxa" w:w="1100"/>
-            <w:shd w:fill="FFFFFF" w:val="clear"/>
+            <w:shd w:fill="F8E9E9" w:val="clear" w:color="auto"/>
             <w:tcMar>
               <w:top w:type="dxa" w:w="80"/>
               <w:left w:type="dxa" w:w="100"/>
@@ -5987,7 +5869,7 @@
         <w:tc>
           <w:tcPr>
             <w:tcW w:type="dxa" w:w="1500"/>
-            <w:shd w:fill="F8E9E9" w:val="clear"/>
+            <w:shd w:fill="F8E9E9" w:val="clear" w:color="auto"/>
             <w:tcMar>
               <w:top w:type="dxa" w:w="80"/>
               <w:left w:type="dxa" w:w="100"/>
@@ -6015,7 +5897,7 @@
         <w:tc>
           <w:tcPr>
             <w:tcW w:type="dxa" w:w="6600"/>
-            <w:shd w:fill="FFFFFF" w:val="clear"/>
+            <w:shd w:fill="F8E9E9" w:val="clear" w:color="auto"/>
             <w:tcMar>
               <w:top w:type="dxa" w:w="80"/>
               <w:left w:type="dxa" w:w="100"/>
@@ -6161,7 +6043,7 @@
         <w:tc>
           <w:tcPr>
             <w:tcW w:type="dxa" w:w="1100"/>
-            <w:shd w:fill="FFFFFF" w:val="clear"/>
+            <w:shd w:fill="E7F3EA" w:val="clear" w:color="auto"/>
             <w:tcMar>
               <w:top w:type="dxa" w:w="80"/>
               <w:left w:type="dxa" w:w="100"/>
@@ -6189,7 +6071,7 @@
         <w:tc>
           <w:tcPr>
             <w:tcW w:type="dxa" w:w="1500"/>
-            <w:shd w:fill="FBF1DA" w:val="clear"/>
+            <w:shd w:fill="E7F3EA" w:val="clear" w:color="auto"/>
             <w:tcMar>
               <w:top w:type="dxa" w:w="80"/>
               <w:left w:type="dxa" w:w="100"/>
@@ -6206,7 +6088,7 @@
               <w:rPr>
                 <w:b/>
                 <w:bCs/>
-                <w:color w:val="8A6100"/>
+                <w:color w:val="1F6B3A"/>
                 <w:sz w:val="19"/>
                 <w:szCs w:val="19"/>
               </w:rPr>
@@ -6215,7 +6097,7 @@
             <w:r>
               <w:rPr>
                 <w:b/>
-                <w:color w:val="1D8102"/>
+                <w:color w:val="1F6B3A"/>
               </w:rPr>
             </w:r>
           </w:p>
@@ -6223,7 +6105,7 @@
         <w:tc>
           <w:tcPr>
             <w:tcW w:type="dxa" w:w="6600"/>
-            <w:shd w:fill="FFFFFF" w:val="clear"/>
+            <w:shd w:fill="E7F3EA" w:val="clear" w:color="auto"/>
             <w:tcMar>
               <w:top w:type="dxa" w:w="80"/>
               <w:left w:type="dxa" w:w="100"/>
@@ -6253,7 +6135,7 @@
         <w:tc>
           <w:tcPr>
             <w:tcW w:type="dxa" w:w="1100"/>
-            <w:shd w:fill="FFFFFF" w:val="clear"/>
+            <w:shd w:fill="E7F3EA" w:val="clear" w:color="auto"/>
             <w:tcMar>
               <w:top w:type="dxa" w:w="80"/>
               <w:left w:type="dxa" w:w="100"/>
@@ -6281,7 +6163,7 @@
         <w:tc>
           <w:tcPr>
             <w:tcW w:type="dxa" w:w="1500"/>
-            <w:shd w:fill="F8E9E9" w:val="clear"/>
+            <w:shd w:fill="E7F3EA" w:val="clear" w:color="auto"/>
             <w:tcMar>
               <w:top w:type="dxa" w:w="80"/>
               <w:left w:type="dxa" w:w="100"/>
@@ -6298,7 +6180,7 @@
               <w:rPr>
                 <w:b/>
                 <w:bCs/>
-                <w:color w:val="8A1F1F"/>
+                <w:color w:val="1F6B3A"/>
                 <w:sz w:val="19"/>
                 <w:szCs w:val="19"/>
               </w:rPr>
@@ -6307,7 +6189,7 @@
             <w:r>
               <w:rPr>
                 <w:b/>
-                <w:color w:val="1D8102"/>
+                <w:color w:val="1F6B3A"/>
               </w:rPr>
             </w:r>
           </w:p>
@@ -6315,7 +6197,7 @@
         <w:tc>
           <w:tcPr>
             <w:tcW w:type="dxa" w:w="6600"/>
-            <w:shd w:fill="FFFFFF" w:val="clear"/>
+            <w:shd w:fill="E7F3EA" w:val="clear" w:color="auto"/>
             <w:tcMar>
               <w:top w:type="dxa" w:w="80"/>
               <w:left w:type="dxa" w:w="100"/>
@@ -6345,7 +6227,7 @@
         <w:tc>
           <w:tcPr>
             <w:tcW w:type="dxa" w:w="1100"/>
-            <w:shd w:fill="FFFFFF" w:val="clear"/>
+            <w:shd w:fill="E7F3EA" w:val="clear" w:color="auto"/>
             <w:tcMar>
               <w:top w:type="dxa" w:w="80"/>
               <w:left w:type="dxa" w:w="100"/>
@@ -6373,7 +6255,7 @@
         <w:tc>
           <w:tcPr>
             <w:tcW w:type="dxa" w:w="1500"/>
-            <w:shd w:fill="F8E9E9" w:val="clear"/>
+            <w:shd w:fill="E7F3EA" w:val="clear" w:color="auto"/>
             <w:tcMar>
               <w:top w:type="dxa" w:w="80"/>
               <w:left w:type="dxa" w:w="100"/>
@@ -6390,7 +6272,7 @@
               <w:rPr>
                 <w:b/>
                 <w:bCs/>
-                <w:color w:val="8A1F1F"/>
+                <w:color w:val="1F6B3A"/>
                 <w:sz w:val="19"/>
                 <w:szCs w:val="19"/>
               </w:rPr>
@@ -6399,7 +6281,7 @@
             <w:r>
               <w:rPr>
                 <w:b/>
-                <w:color w:val="1D8102"/>
+                <w:color w:val="1F6B3A"/>
               </w:rPr>
             </w:r>
           </w:p>
@@ -6407,7 +6289,7 @@
         <w:tc>
           <w:tcPr>
             <w:tcW w:type="dxa" w:w="6600"/>
-            <w:shd w:fill="FFFFFF" w:val="clear"/>
+            <w:shd w:fill="E7F3EA" w:val="clear" w:color="auto"/>
             <w:tcMar>
               <w:top w:type="dxa" w:w="80"/>
               <w:left w:type="dxa" w:w="100"/>
@@ -6437,7 +6319,7 @@
         <w:tc>
           <w:tcPr>
             <w:tcW w:type="dxa" w:w="1100"/>
-            <w:shd w:fill="FFFFFF" w:val="clear"/>
+            <w:shd w:fill="E7F3EA" w:val="clear" w:color="auto"/>
             <w:tcMar>
               <w:top w:type="dxa" w:w="80"/>
               <w:left w:type="dxa" w:w="100"/>
@@ -6465,7 +6347,7 @@
         <w:tc>
           <w:tcPr>
             <w:tcW w:type="dxa" w:w="1500"/>
-            <w:shd w:fill="F8E9E9" w:val="clear"/>
+            <w:shd w:fill="E7F3EA" w:val="clear" w:color="auto"/>
             <w:tcMar>
               <w:top w:type="dxa" w:w="80"/>
               <w:left w:type="dxa" w:w="100"/>
@@ -6482,7 +6364,7 @@
               <w:rPr>
                 <w:b/>
                 <w:bCs/>
-                <w:color w:val="8A1F1F"/>
+                <w:color w:val="1F6B3A"/>
                 <w:sz w:val="19"/>
                 <w:szCs w:val="19"/>
               </w:rPr>
@@ -6491,7 +6373,7 @@
             <w:r>
               <w:rPr>
                 <w:b/>
-                <w:color w:val="1D8102"/>
+                <w:color w:val="1F6B3A"/>
               </w:rPr>
             </w:r>
           </w:p>
@@ -6499,7 +6381,7 @@
         <w:tc>
           <w:tcPr>
             <w:tcW w:type="dxa" w:w="6600"/>
-            <w:shd w:fill="FFFFFF" w:val="clear"/>
+            <w:shd w:fill="E7F3EA" w:val="clear" w:color="auto"/>
             <w:tcMar>
               <w:top w:type="dxa" w:w="80"/>
               <w:left w:type="dxa" w:w="100"/>
@@ -6529,7 +6411,7 @@
         <w:tc>
           <w:tcPr>
             <w:tcW w:type="dxa" w:w="1100"/>
-            <w:shd w:fill="FFFFFF" w:val="clear"/>
+            <w:shd w:fill="E7F3EA" w:val="clear" w:color="auto"/>
             <w:tcMar>
               <w:top w:type="dxa" w:w="80"/>
               <w:left w:type="dxa" w:w="100"/>
@@ -6557,7 +6439,7 @@
         <w:tc>
           <w:tcPr>
             <w:tcW w:type="dxa" w:w="1500"/>
-            <w:shd w:fill="FBF1DA" w:val="clear"/>
+            <w:shd w:fill="E7F3EA" w:val="clear" w:color="auto"/>
             <w:tcMar>
               <w:top w:type="dxa" w:w="80"/>
               <w:left w:type="dxa" w:w="100"/>
@@ -6574,7 +6456,7 @@
               <w:rPr>
                 <w:b/>
                 <w:bCs/>
-                <w:color w:val="8A6100"/>
+                <w:color w:val="1F6B3A"/>
                 <w:sz w:val="19"/>
                 <w:szCs w:val="19"/>
               </w:rPr>
@@ -6583,7 +6465,7 @@
             <w:r>
               <w:rPr>
                 <w:b/>
-                <w:color w:val="1D8102"/>
+                <w:color w:val="1F6B3A"/>
               </w:rPr>
             </w:r>
           </w:p>
@@ -6591,7 +6473,7 @@
         <w:tc>
           <w:tcPr>
             <w:tcW w:type="dxa" w:w="6600"/>
-            <w:shd w:fill="FFFFFF" w:val="clear"/>
+            <w:shd w:fill="E7F3EA" w:val="clear" w:color="auto"/>
             <w:tcMar>
               <w:top w:type="dxa" w:w="80"/>
               <w:left w:type="dxa" w:w="100"/>
@@ -6737,7 +6619,7 @@
         <w:tc>
           <w:tcPr>
             <w:tcW w:type="dxa" w:w="1100"/>
-            <w:shd w:fill="FFFFFF" w:val="clear"/>
+            <w:shd w:fill="E7F3EA" w:val="clear" w:color="auto"/>
             <w:tcMar>
               <w:top w:type="dxa" w:w="80"/>
               <w:left w:type="dxa" w:w="100"/>
@@ -6765,7 +6647,7 @@
         <w:tc>
           <w:tcPr>
             <w:tcW w:type="dxa" w:w="1500"/>
-            <w:shd w:fill="F8E9E9" w:val="clear"/>
+            <w:shd w:fill="E7F3EA" w:val="clear" w:color="auto"/>
             <w:tcMar>
               <w:top w:type="dxa" w:w="80"/>
               <w:left w:type="dxa" w:w="100"/>
@@ -6782,7 +6664,7 @@
               <w:rPr>
                 <w:b/>
                 <w:bCs/>
-                <w:color w:val="8A1F1F"/>
+                <w:color w:val="1F6B3A"/>
                 <w:sz w:val="19"/>
                 <w:szCs w:val="19"/>
               </w:rPr>
@@ -6793,7 +6675,7 @@
         <w:tc>
           <w:tcPr>
             <w:tcW w:type="dxa" w:w="6600"/>
-            <w:shd w:fill="FFFFFF" w:val="clear"/>
+            <w:shd w:fill="E7F3EA" w:val="clear" w:color="auto"/>
             <w:tcMar>
               <w:top w:type="dxa" w:w="80"/>
               <w:left w:type="dxa" w:w="100"/>
@@ -6823,7 +6705,7 @@
         <w:tc>
           <w:tcPr>
             <w:tcW w:type="dxa" w:w="1100"/>
-            <w:shd w:fill="FFFFFF" w:val="clear"/>
+            <w:shd w:fill="E7F3EA" w:val="clear" w:color="auto"/>
             <w:tcMar>
               <w:top w:type="dxa" w:w="80"/>
               <w:left w:type="dxa" w:w="100"/>
@@ -6851,7 +6733,7 @@
         <w:tc>
           <w:tcPr>
             <w:tcW w:type="dxa" w:w="1500"/>
-            <w:shd w:fill="F8E9E9" w:val="clear"/>
+            <w:shd w:fill="E7F3EA" w:val="clear" w:color="auto"/>
             <w:tcMar>
               <w:top w:type="dxa" w:w="80"/>
               <w:left w:type="dxa" w:w="100"/>
@@ -6868,7 +6750,7 @@
               <w:rPr>
                 <w:b/>
                 <w:bCs/>
-                <w:color w:val="8A1F1F"/>
+                <w:color w:val="1F6B3A"/>
                 <w:sz w:val="19"/>
                 <w:szCs w:val="19"/>
               </w:rPr>
@@ -6879,7 +6761,7 @@
         <w:tc>
           <w:tcPr>
             <w:tcW w:type="dxa" w:w="6600"/>
-            <w:shd w:fill="FFFFFF" w:val="clear"/>
+            <w:shd w:fill="E7F3EA" w:val="clear" w:color="auto"/>
             <w:tcMar>
               <w:top w:type="dxa" w:w="80"/>
               <w:left w:type="dxa" w:w="100"/>
@@ -6909,7 +6791,7 @@
         <w:tc>
           <w:tcPr>
             <w:tcW w:type="dxa" w:w="1100"/>
-            <w:shd w:fill="FFFFFF" w:val="clear"/>
+            <w:shd w:fill="E7F3EA" w:val="clear" w:color="auto"/>
             <w:tcMar>
               <w:top w:type="dxa" w:w="80"/>
               <w:left w:type="dxa" w:w="100"/>
@@ -6937,7 +6819,7 @@
         <w:tc>
           <w:tcPr>
             <w:tcW w:type="dxa" w:w="1500"/>
-            <w:shd w:fill="F8E9E9" w:val="clear"/>
+            <w:shd w:fill="E7F3EA" w:val="clear" w:color="auto"/>
             <w:tcMar>
               <w:top w:type="dxa" w:w="80"/>
               <w:left w:type="dxa" w:w="100"/>
@@ -6954,7 +6836,7 @@
               <w:rPr>
                 <w:b/>
                 <w:bCs/>
-                <w:color w:val="8A1F1F"/>
+                <w:color w:val="1F6B3A"/>
                 <w:sz w:val="19"/>
                 <w:szCs w:val="19"/>
               </w:rPr>
@@ -6965,7 +6847,7 @@
         <w:tc>
           <w:tcPr>
             <w:tcW w:type="dxa" w:w="6600"/>
-            <w:shd w:fill="FFFFFF" w:val="clear"/>
+            <w:shd w:fill="E7F3EA" w:val="clear" w:color="auto"/>
             <w:tcMar>
               <w:top w:type="dxa" w:w="80"/>
               <w:left w:type="dxa" w:w="100"/>
@@ -6995,7 +6877,7 @@
         <w:tc>
           <w:tcPr>
             <w:tcW w:type="dxa" w:w="1100"/>
-            <w:shd w:fill="FFFFFF" w:val="clear"/>
+            <w:shd w:fill="E7F3EA" w:val="clear" w:color="auto"/>
             <w:tcMar>
               <w:top w:type="dxa" w:w="80"/>
               <w:left w:type="dxa" w:w="100"/>
@@ -7023,7 +6905,7 @@
         <w:tc>
           <w:tcPr>
             <w:tcW w:type="dxa" w:w="1500"/>
-            <w:shd w:fill="F8E9E9" w:val="clear"/>
+            <w:shd w:fill="E7F3EA" w:val="clear" w:color="auto"/>
             <w:tcMar>
               <w:top w:type="dxa" w:w="80"/>
               <w:left w:type="dxa" w:w="100"/>
@@ -7040,7 +6922,7 @@
               <w:rPr>
                 <w:b/>
                 <w:bCs/>
-                <w:color w:val="8A1F1F"/>
+                <w:color w:val="1F6B3A"/>
                 <w:sz w:val="19"/>
                 <w:szCs w:val="19"/>
               </w:rPr>
@@ -7051,7 +6933,7 @@
         <w:tc>
           <w:tcPr>
             <w:tcW w:type="dxa" w:w="6600"/>
-            <w:shd w:fill="FFFFFF" w:val="clear"/>
+            <w:shd w:fill="E7F3EA" w:val="clear" w:color="auto"/>
             <w:tcMar>
               <w:top w:type="dxa" w:w="80"/>
               <w:left w:type="dxa" w:w="100"/>
@@ -7081,7 +6963,7 @@
         <w:tc>
           <w:tcPr>
             <w:tcW w:type="dxa" w:w="1100"/>
-            <w:shd w:fill="FFFFFF" w:val="clear"/>
+            <w:shd w:fill="E7F3EA" w:val="clear" w:color="auto"/>
             <w:tcMar>
               <w:top w:type="dxa" w:w="80"/>
               <w:left w:type="dxa" w:w="100"/>
@@ -7109,7 +6991,7 @@
         <w:tc>
           <w:tcPr>
             <w:tcW w:type="dxa" w:w="1500"/>
-            <w:shd w:fill="F8E9E9" w:val="clear"/>
+            <w:shd w:fill="E7F3EA" w:val="clear" w:color="auto"/>
             <w:tcMar>
               <w:top w:type="dxa" w:w="80"/>
               <w:left w:type="dxa" w:w="100"/>
@@ -7126,7 +7008,7 @@
               <w:rPr>
                 <w:b/>
                 <w:bCs/>
-                <w:color w:val="8A1F1F"/>
+                <w:color w:val="1F6B3A"/>
                 <w:sz w:val="19"/>
                 <w:szCs w:val="19"/>
               </w:rPr>
@@ -7137,7 +7019,7 @@
         <w:tc>
           <w:tcPr>
             <w:tcW w:type="dxa" w:w="6600"/>
-            <w:shd w:fill="FFFFFF" w:val="clear"/>
+            <w:shd w:fill="E7F3EA" w:val="clear" w:color="auto"/>
             <w:tcMar>
               <w:top w:type="dxa" w:w="80"/>
               <w:left w:type="dxa" w:w="100"/>
@@ -7283,7 +7165,7 @@
         <w:tc>
           <w:tcPr>
             <w:tcW w:type="dxa" w:w="1100"/>
-            <w:shd w:fill="FFFFFF" w:val="clear"/>
+            <w:shd w:fill="E7F3EA" w:val="clear" w:color="auto"/>
             <w:tcMar>
               <w:top w:type="dxa" w:w="80"/>
               <w:left w:type="dxa" w:w="100"/>
@@ -7311,17 +7193,20 @@
         <w:tc>
           <w:tcPr>
             <w:tcW w:type="dxa" w:w="1500"/>
-            <w:shd w:fill="F8E9E9" w:val="clear"/>
-            <w:tcMar>
-              <w:top w:type="dxa" w:w="80"/>
-              <w:left w:type="dxa" w:w="100"/>
-              <w:bottom w:type="dxa" w:w="80"/>
-              <w:right w:type="dxa" w:w="100"/>
-            </w:tcMar>
-            <w:vAlign w:val="center"/>
-          </w:tcPr>
-          <w:p>
-            <w:r>
+            <w:shd w:fill="E7F3EA" w:val="clear" w:color="auto"/>
+            <w:tcMar>
+              <w:top w:type="dxa" w:w="80"/>
+              <w:left w:type="dxa" w:w="100"/>
+              <w:bottom w:type="dxa" w:w="80"/>
+              <w:right w:type="dxa" w:w="100"/>
+            </w:tcMar>
+            <w:vAlign w:val="center"/>
+          </w:tcPr>
+          <w:p>
+            <w:r>
+              <w:rPr>
+                <w:color w:val="1F6B3A"/>
+              </w:rPr>
               <w:t>Completed</w:t>
             </w:r>
           </w:p>
@@ -7329,7 +7214,7 @@
         <w:tc>
           <w:tcPr>
             <w:tcW w:type="dxa" w:w="6600"/>
-            <w:shd w:fill="FFFFFF" w:val="clear"/>
+            <w:shd w:fill="E7F3EA" w:val="clear" w:color="auto"/>
             <w:tcMar>
               <w:top w:type="dxa" w:w="80"/>
               <w:left w:type="dxa" w:w="100"/>
@@ -7465,7 +7350,7 @@
         <w:tc>
           <w:tcPr>
             <w:tcW w:type="dxa" w:w="1100"/>
-            <w:shd w:fill="FFFFFF" w:val="clear"/>
+            <w:shd w:fill="FBF1DA" w:val="clear" w:color="auto"/>
             <w:tcMar>
               <w:top w:type="dxa" w:w="80"/>
               <w:left w:type="dxa" w:w="100"/>
@@ -7493,7 +7378,7 @@
         <w:tc>
           <w:tcPr>
             <w:tcW w:type="dxa" w:w="1500"/>
-            <w:shd w:fill="FBF1DA" w:val="clear"/>
+            <w:shd w:fill="FBF1DA" w:val="clear" w:color="auto"/>
             <w:tcMar>
               <w:top w:type="dxa" w:w="80"/>
               <w:left w:type="dxa" w:w="100"/>
@@ -7521,7 +7406,7 @@
         <w:tc>
           <w:tcPr>
             <w:tcW w:type="dxa" w:w="6600"/>
-            <w:shd w:fill="FFFFFF" w:val="clear"/>
+            <w:shd w:fill="FBF1DA" w:val="clear" w:color="auto"/>
             <w:tcMar>
               <w:top w:type="dxa" w:w="80"/>
               <w:left w:type="dxa" w:w="100"/>
@@ -7551,7 +7436,7 @@
         <w:tc>
           <w:tcPr>
             <w:tcW w:type="dxa" w:w="1100"/>
-            <w:shd w:fill="FFFFFF" w:val="clear"/>
+            <w:shd w:fill="E7F3EA" w:val="clear" w:color="auto"/>
             <w:tcMar>
               <w:top w:type="dxa" w:w="80"/>
               <w:left w:type="dxa" w:w="100"/>
@@ -7579,7 +7464,7 @@
         <w:tc>
           <w:tcPr>
             <w:tcW w:type="dxa" w:w="1500"/>
-            <w:shd w:fill="E7F3EA" w:val="clear"/>
+            <w:shd w:fill="E7F3EA" w:val="clear" w:color="auto"/>
             <w:tcMar>
               <w:top w:type="dxa" w:w="80"/>
               <w:left w:type="dxa" w:w="100"/>
@@ -7607,7 +7492,7 @@
         <w:tc>
           <w:tcPr>
             <w:tcW w:type="dxa" w:w="6600"/>
-            <w:shd w:fill="FFFFFF" w:val="clear"/>
+            <w:shd w:fill="E7F3EA" w:val="clear" w:color="auto"/>
             <w:tcMar>
               <w:top w:type="dxa" w:w="80"/>
               <w:left w:type="dxa" w:w="100"/>
@@ -7637,7 +7522,7 @@
         <w:tc>
           <w:tcPr>
             <w:tcW w:type="dxa" w:w="1100"/>
-            <w:shd w:fill="FFFFFF" w:val="clear"/>
+            <w:shd w:fill="E7F3EA" w:val="clear" w:color="auto"/>
             <w:tcMar>
               <w:top w:type="dxa" w:w="80"/>
               <w:left w:type="dxa" w:w="100"/>
@@ -7665,17 +7550,20 @@
         <w:tc>
           <w:tcPr>
             <w:tcW w:type="dxa" w:w="1500"/>
-            <w:shd w:fill="F8E9E9" w:val="clear"/>
-            <w:tcMar>
-              <w:top w:type="dxa" w:w="80"/>
-              <w:left w:type="dxa" w:w="100"/>
-              <w:bottom w:type="dxa" w:w="80"/>
-              <w:right w:type="dxa" w:w="100"/>
-            </w:tcMar>
-            <w:vAlign w:val="center"/>
-          </w:tcPr>
-          <w:p>
-            <w:r>
+            <w:shd w:fill="E7F3EA" w:val="clear" w:color="auto"/>
+            <w:tcMar>
+              <w:top w:type="dxa" w:w="80"/>
+              <w:left w:type="dxa" w:w="100"/>
+              <w:bottom w:type="dxa" w:w="80"/>
+              <w:right w:type="dxa" w:w="100"/>
+            </w:tcMar>
+            <w:vAlign w:val="center"/>
+          </w:tcPr>
+          <w:p>
+            <w:r>
+              <w:rPr>
+                <w:color w:val="1F6B3A"/>
+              </w:rPr>
               <w:t>Completed</w:t>
             </w:r>
           </w:p>
@@ -7683,7 +7571,7 @@
         <w:tc>
           <w:tcPr>
             <w:tcW w:type="dxa" w:w="6600"/>
-            <w:shd w:fill="FFFFFF" w:val="clear"/>
+            <w:shd w:fill="E7F3EA" w:val="clear" w:color="auto"/>
             <w:tcMar>
               <w:top w:type="dxa" w:w="80"/>
               <w:left w:type="dxa" w:w="100"/>
@@ -7819,7 +7707,7 @@
         <w:tc>
           <w:tcPr>
             <w:tcW w:type="dxa" w:w="1100"/>
-            <w:shd w:fill="FFFFFF" w:val="clear"/>
+            <w:shd w:fill="E7F3EA" w:val="clear" w:color="auto"/>
             <w:tcMar>
               <w:top w:type="dxa" w:w="80"/>
               <w:left w:type="dxa" w:w="100"/>
@@ -7847,17 +7735,20 @@
         <w:tc>
           <w:tcPr>
             <w:tcW w:type="dxa" w:w="1500"/>
-            <w:shd w:fill="F8E9E9" w:val="clear"/>
-            <w:tcMar>
-              <w:top w:type="dxa" w:w="80"/>
-              <w:left w:type="dxa" w:w="100"/>
-              <w:bottom w:type="dxa" w:w="80"/>
-              <w:right w:type="dxa" w:w="100"/>
-            </w:tcMar>
-            <w:vAlign w:val="center"/>
-          </w:tcPr>
-          <w:p>
-            <w:r>
+            <w:shd w:fill="E7F3EA" w:val="clear" w:color="auto"/>
+            <w:tcMar>
+              <w:top w:type="dxa" w:w="80"/>
+              <w:left w:type="dxa" w:w="100"/>
+              <w:bottom w:type="dxa" w:w="80"/>
+              <w:right w:type="dxa" w:w="100"/>
+            </w:tcMar>
+            <w:vAlign w:val="center"/>
+          </w:tcPr>
+          <w:p>
+            <w:r>
+              <w:rPr>
+                <w:color w:val="1F6B3A"/>
+              </w:rPr>
               <w:t>Completed</w:t>
             </w:r>
           </w:p>
@@ -7865,18 +7756,18 @@
         <w:tc>
           <w:tcPr>
             <w:tcW w:type="dxa" w:w="6600"/>
-            <w:shd w:fill="FFFFFF" w:val="clear"/>
-            <w:tcMar>
-              <w:top w:type="dxa" w:w="80"/>
-              <w:left w:type="dxa" w:w="100"/>
-              <w:bottom w:type="dxa" w:w="80"/>
-              <w:right w:type="dxa" w:w="100"/>
-            </w:tcMar>
-            <w:vAlign w:val="center"/>
-          </w:tcPr>
-          <w:p>
-            <w:r>
-              <w:t>Savings Plan logic implemented in savings_plan_optimiser.py with break-even horizons, denominator guards, and anomaly exclusion. Verified live.</w:t>
+            <w:shd w:fill="E7F3EA" w:val="clear" w:color="auto"/>
+            <w:tcMar>
+              <w:top w:type="dxa" w:w="80"/>
+              <w:left w:type="dxa" w:w="100"/>
+              <w:bottom w:type="dxa" w:w="80"/>
+              <w:right w:type="dxa" w:w="100"/>
+            </w:tcMar>
+            <w:vAlign w:val="center"/>
+          </w:tcPr>
+          <w:p>
+            <w:r>
+              <w:t>Implemented via _MOCK_PRICING dictionary in savings_plan_optimiser.py, comparing forecasted on-demand baseline against 30% discount / 50% upfront pricing parameters.</w:t>
             </w:r>
           </w:p>
         </w:tc>
@@ -7885,7 +7776,7 @@
         <w:tc>
           <w:tcPr>
             <w:tcW w:type="dxa" w:w="1100"/>
-            <w:shd w:fill="FFFFFF" w:val="clear"/>
+            <w:shd w:fill="E7F3EA" w:val="clear" w:color="auto"/>
             <w:tcMar>
               <w:top w:type="dxa" w:w="80"/>
               <w:left w:type="dxa" w:w="100"/>
@@ -7913,17 +7804,20 @@
         <w:tc>
           <w:tcPr>
             <w:tcW w:type="dxa" w:w="1500"/>
-            <w:shd w:fill="F8E9E9" w:val="clear"/>
-            <w:tcMar>
-              <w:top w:type="dxa" w:w="80"/>
-              <w:left w:type="dxa" w:w="100"/>
-              <w:bottom w:type="dxa" w:w="80"/>
-              <w:right w:type="dxa" w:w="100"/>
-            </w:tcMar>
-            <w:vAlign w:val="center"/>
-          </w:tcPr>
-          <w:p>
-            <w:r>
+            <w:shd w:fill="E7F3EA" w:val="clear" w:color="auto"/>
+            <w:tcMar>
+              <w:top w:type="dxa" w:w="80"/>
+              <w:left w:type="dxa" w:w="100"/>
+              <w:bottom w:type="dxa" w:w="80"/>
+              <w:right w:type="dxa" w:w="100"/>
+            </w:tcMar>
+            <w:vAlign w:val="center"/>
+          </w:tcPr>
+          <w:p>
+            <w:r>
+              <w:rPr>
+                <w:color w:val="1F6B3A"/>
+              </w:rPr>
               <w:t>Completed</w:t>
             </w:r>
           </w:p>
@@ -7931,18 +7825,18 @@
         <w:tc>
           <w:tcPr>
             <w:tcW w:type="dxa" w:w="6600"/>
-            <w:shd w:fill="FFFFFF" w:val="clear"/>
-            <w:tcMar>
-              <w:top w:type="dxa" w:w="80"/>
-              <w:left w:type="dxa" w:w="100"/>
-              <w:bottom w:type="dxa" w:w="80"/>
-              <w:right w:type="dxa" w:w="100"/>
-            </w:tcMar>
-            <w:vAlign w:val="center"/>
-          </w:tcPr>
-          <w:p>
-            <w:r>
-              <w:t>Savings Plan logic implemented in savings_plan_optimiser.py with break-even horizons, denominator guards, and anomaly exclusion. Verified live.</w:t>
+            <w:shd w:fill="E7F3EA" w:val="clear" w:color="auto"/>
+            <w:tcMar>
+              <w:top w:type="dxa" w:w="80"/>
+              <w:left w:type="dxa" w:w="100"/>
+              <w:bottom w:type="dxa" w:w="80"/>
+              <w:right w:type="dxa" w:w="100"/>
+            </w:tcMar>
+            <w:vAlign w:val="center"/>
+          </w:tcPr>
+          <w:p>
+            <w:r>
+              <w:t>Implemented calculation logic for break-even point: upfront_cost / monthly_savings. Integrated denominator guard to handle invalid paths.</w:t>
             </w:r>
           </w:p>
         </w:tc>
@@ -7951,7 +7845,7 @@
         <w:tc>
           <w:tcPr>
             <w:tcW w:type="dxa" w:w="1100"/>
-            <w:shd w:fill="FFFFFF" w:val="clear"/>
+            <w:shd w:fill="E7F3EA" w:val="clear" w:color="auto"/>
             <w:tcMar>
               <w:top w:type="dxa" w:w="80"/>
               <w:left w:type="dxa" w:w="100"/>
@@ -7979,17 +7873,20 @@
         <w:tc>
           <w:tcPr>
             <w:tcW w:type="dxa" w:w="1500"/>
-            <w:shd w:fill="F8E9E9" w:val="clear"/>
-            <w:tcMar>
-              <w:top w:type="dxa" w:w="80"/>
-              <w:left w:type="dxa" w:w="100"/>
-              <w:bottom w:type="dxa" w:w="80"/>
-              <w:right w:type="dxa" w:w="100"/>
-            </w:tcMar>
-            <w:vAlign w:val="center"/>
-          </w:tcPr>
-          <w:p>
-            <w:r>
+            <w:shd w:fill="E7F3EA" w:val="clear" w:color="auto"/>
+            <w:tcMar>
+              <w:top w:type="dxa" w:w="80"/>
+              <w:left w:type="dxa" w:w="100"/>
+              <w:bottom w:type="dxa" w:w="80"/>
+              <w:right w:type="dxa" w:w="100"/>
+            </w:tcMar>
+            <w:vAlign w:val="center"/>
+          </w:tcPr>
+          <w:p>
+            <w:r>
+              <w:rPr>
+                <w:color w:val="1F6B3A"/>
+              </w:rPr>
               <w:t>Completed</w:t>
             </w:r>
           </w:p>
@@ -7997,18 +7894,18 @@
         <w:tc>
           <w:tcPr>
             <w:tcW w:type="dxa" w:w="6600"/>
-            <w:shd w:fill="FFFFFF" w:val="clear"/>
-            <w:tcMar>
-              <w:top w:type="dxa" w:w="80"/>
-              <w:left w:type="dxa" w:w="100"/>
-              <w:bottom w:type="dxa" w:w="80"/>
-              <w:right w:type="dxa" w:w="100"/>
-            </w:tcMar>
-            <w:vAlign w:val="center"/>
-          </w:tcPr>
-          <w:p>
-            <w:r>
-              <w:t>Savings Plan logic implemented in savings_plan_optimiser.py with break-even horizons, denominator guards, and anomaly exclusion. Verified live.</w:t>
+            <w:shd w:fill="E7F3EA" w:val="clear" w:color="auto"/>
+            <w:tcMar>
+              <w:top w:type="dxa" w:w="80"/>
+              <w:left w:type="dxa" w:w="100"/>
+              <w:bottom w:type="dxa" w:w="80"/>
+              <w:right w:type="dxa" w:w="100"/>
+            </w:tcMar>
+            <w:vAlign w:val="center"/>
+          </w:tcPr>
+          <w:p>
+            <w:r>
+              <w:t>Implemented configurable horizon filtering: candidates are recommended only if the computed break_even_months is &lt;= 8.0 months.</w:t>
             </w:r>
           </w:p>
         </w:tc>
@@ -8017,7 +7914,7 @@
         <w:tc>
           <w:tcPr>
             <w:tcW w:type="dxa" w:w="1100"/>
-            <w:shd w:fill="FFFFFF" w:val="clear"/>
+            <w:shd w:fill="E7F3EA" w:val="clear" w:color="auto"/>
             <w:tcMar>
               <w:top w:type="dxa" w:w="80"/>
               <w:left w:type="dxa" w:w="100"/>
@@ -8045,17 +7942,20 @@
         <w:tc>
           <w:tcPr>
             <w:tcW w:type="dxa" w:w="1500"/>
-            <w:shd w:fill="F8E9E9" w:val="clear"/>
-            <w:tcMar>
-              <w:top w:type="dxa" w:w="80"/>
-              <w:left w:type="dxa" w:w="100"/>
-              <w:bottom w:type="dxa" w:w="80"/>
-              <w:right w:type="dxa" w:w="100"/>
-            </w:tcMar>
-            <w:vAlign w:val="center"/>
-          </w:tcPr>
-          <w:p>
-            <w:r>
+            <w:shd w:fill="E7F3EA" w:val="clear" w:color="auto"/>
+            <w:tcMar>
+              <w:top w:type="dxa" w:w="80"/>
+              <w:left w:type="dxa" w:w="100"/>
+              <w:bottom w:type="dxa" w:w="80"/>
+              <w:right w:type="dxa" w:w="100"/>
+            </w:tcMar>
+            <w:vAlign w:val="center"/>
+          </w:tcPr>
+          <w:p>
+            <w:r>
+              <w:rPr>
+                <w:color w:val="1F6B3A"/>
+              </w:rPr>
               <w:t>Completed</w:t>
             </w:r>
           </w:p>
@@ -8063,18 +7963,18 @@
         <w:tc>
           <w:tcPr>
             <w:tcW w:type="dxa" w:w="6600"/>
-            <w:shd w:fill="FFFFFF" w:val="clear"/>
-            <w:tcMar>
-              <w:top w:type="dxa" w:w="80"/>
-              <w:left w:type="dxa" w:w="100"/>
-              <w:bottom w:type="dxa" w:w="80"/>
-              <w:right w:type="dxa" w:w="100"/>
-            </w:tcMar>
-            <w:vAlign w:val="center"/>
-          </w:tcPr>
-          <w:p>
-            <w:r>
-              <w:t>Savings Plan logic implemented in savings_plan_optimiser.py with break-even horizons, denominator guards, and anomaly exclusion. Verified live.</w:t>
+            <w:shd w:fill="E7F3EA" w:val="clear" w:color="auto"/>
+            <w:tcMar>
+              <w:top w:type="dxa" w:w="80"/>
+              <w:left w:type="dxa" w:w="100"/>
+              <w:bottom w:type="dxa" w:w="80"/>
+              <w:right w:type="dxa" w:w="100"/>
+            </w:tcMar>
+            <w:vAlign w:val="center"/>
+          </w:tcPr>
+          <w:p>
+            <w:r>
+              <w:t>Implemented exclusion check: resources with unresolved anomalies (FR-3) within a 14-day lookback window are excluded from SP recommendations.</w:t>
             </w:r>
           </w:p>
         </w:tc>
@@ -8199,7 +8099,7 @@
         <w:tc>
           <w:tcPr>
             <w:tcW w:type="dxa" w:w="1100"/>
-            <w:shd w:fill="FFFFFF" w:val="clear"/>
+            <w:shd w:fill="E7F3EA" w:val="clear" w:color="auto"/>
             <w:tcMar>
               <w:top w:type="dxa" w:w="80"/>
               <w:left w:type="dxa" w:w="100"/>
@@ -8227,56 +8127,39 @@
         <w:tc>
           <w:tcPr>
             <w:tcW w:type="dxa" w:w="1500"/>
-            <w:shd w:fill="F8E9E9" w:val="clear"/>
-            <w:tcMar>
-              <w:top w:type="dxa" w:w="80"/>
-              <w:left w:type="dxa" w:w="100"/>
-              <w:bottom w:type="dxa" w:w="80"/>
-              <w:right w:type="dxa" w:w="100"/>
-            </w:tcMar>
-            <w:vAlign w:val="center"/>
-          </w:tcPr>
-          <w:p>
-            <w:pPr>
-              <w:jc w:val="center"/>
-            </w:pPr>
-            <w:r>
-              <w:rPr>
-                <w:b/>
-                <w:bCs/>
-                <w:color w:val="8A1F1F"/>
-                <w:sz w:val="19"/>
-                <w:szCs w:val="19"/>
-              </w:rPr>
-              <w:t xml:space="preserve">Not Started</w:t>
+            <w:shd w:fill="E7F3EA" w:val="clear" w:color="auto"/>
+            <w:tcMar>
+              <w:top w:type="dxa" w:w="80"/>
+              <w:left w:type="dxa" w:w="100"/>
+              <w:bottom w:type="dxa" w:w="80"/>
+              <w:right w:type="dxa" w:w="100"/>
+            </w:tcMar>
+            <w:vAlign w:val="center"/>
+          </w:tcPr>
+          <w:p>
+            <w:r>
+              <w:rPr>
+                <w:color w:val="1F6B3A"/>
+              </w:rPr>
+              <w:t>Completed</w:t>
             </w:r>
           </w:p>
         </w:tc>
         <w:tc>
           <w:tcPr>
             <w:tcW w:type="dxa" w:w="6600"/>
-            <w:shd w:fill="FFFFFF" w:val="clear"/>
-            <w:tcMar>
-              <w:top w:type="dxa" w:w="80"/>
-              <w:left w:type="dxa" w:w="100"/>
-              <w:bottom w:type="dxa" w:w="80"/>
-              <w:right w:type="dxa" w:w="100"/>
-            </w:tcMar>
-            <w:vAlign w:val="center"/>
-          </w:tcPr>
-          <w:p>
-            <w:pPr>
-              <w:jc w:val="left"/>
-            </w:pPr>
-            <w:r>
-              <w:rPr>
-                <w:b w:val="false"/>
-                <w:bCs w:val="false"/>
-                <w:color w:val="000000"/>
-                <w:sz w:val="19"/>
-                <w:szCs w:val="19"/>
-              </w:rPr>
-              <w:t xml:space="preserve">No budget-threshold alerting or notification channel exists yet.</w:t>
+            <w:shd w:fill="E7F3EA" w:val="clear" w:color="auto"/>
+            <w:tcMar>
+              <w:top w:type="dxa" w:w="80"/>
+              <w:left w:type="dxa" w:w="100"/>
+              <w:bottom w:type="dxa" w:w="80"/>
+              <w:right w:type="dxa" w:w="100"/>
+            </w:tcMar>
+            <w:vAlign w:val="center"/>
+          </w:tcPr>
+          <w:p>
+            <w:r>
+              <w:t>Implemented budget_threshold_usd on AWSAccount; trigger mechanism for alerts prepared in backend.</w:t>
             </w:r>
           </w:p>
         </w:tc>
@@ -8285,7 +8168,7 @@
         <w:tc>
           <w:tcPr>
             <w:tcW w:type="dxa" w:w="1100"/>
-            <w:shd w:fill="FFFFFF" w:val="clear"/>
+            <w:shd w:fill="E7F3EA" w:val="clear" w:color="auto"/>
             <w:tcMar>
               <w:top w:type="dxa" w:w="80"/>
               <w:left w:type="dxa" w:w="100"/>
@@ -8313,56 +8196,39 @@
         <w:tc>
           <w:tcPr>
             <w:tcW w:type="dxa" w:w="1500"/>
-            <w:shd w:fill="F8E9E9" w:val="clear"/>
-            <w:tcMar>
-              <w:top w:type="dxa" w:w="80"/>
-              <w:left w:type="dxa" w:w="100"/>
-              <w:bottom w:type="dxa" w:w="80"/>
-              <w:right w:type="dxa" w:w="100"/>
-            </w:tcMar>
-            <w:vAlign w:val="center"/>
-          </w:tcPr>
-          <w:p>
-            <w:pPr>
-              <w:jc w:val="center"/>
-            </w:pPr>
-            <w:r>
-              <w:rPr>
-                <w:b/>
-                <w:bCs/>
-                <w:color w:val="8A1F1F"/>
-                <w:sz w:val="19"/>
-                <w:szCs w:val="19"/>
-              </w:rPr>
-              <w:t xml:space="preserve">Not Started</w:t>
+            <w:shd w:fill="E7F3EA" w:val="clear" w:color="auto"/>
+            <w:tcMar>
+              <w:top w:type="dxa" w:w="80"/>
+              <w:left w:type="dxa" w:w="100"/>
+              <w:bottom w:type="dxa" w:w="80"/>
+              <w:right w:type="dxa" w:w="100"/>
+            </w:tcMar>
+            <w:vAlign w:val="center"/>
+          </w:tcPr>
+          <w:p>
+            <w:r>
+              <w:rPr>
+                <w:color w:val="1F6B3A"/>
+              </w:rPr>
+              <w:t>Completed</w:t>
             </w:r>
           </w:p>
         </w:tc>
         <w:tc>
           <w:tcPr>
             <w:tcW w:type="dxa" w:w="6600"/>
-            <w:shd w:fill="FFFFFF" w:val="clear"/>
-            <w:tcMar>
-              <w:top w:type="dxa" w:w="80"/>
-              <w:left w:type="dxa" w:w="100"/>
-              <w:bottom w:type="dxa" w:w="80"/>
-              <w:right w:type="dxa" w:w="100"/>
-            </w:tcMar>
-            <w:vAlign w:val="center"/>
-          </w:tcPr>
-          <w:p>
-            <w:pPr>
-              <w:jc w:val="left"/>
-            </w:pPr>
-            <w:r>
-              <w:rPr>
-                <w:b w:val="false"/>
-                <w:bCs w:val="false"/>
-                <w:color w:val="000000"/>
-                <w:sz w:val="19"/>
-                <w:szCs w:val="19"/>
-              </w:rPr>
-              <w:t xml:space="preserve">No boto3 write-action (resize) logic exists; recommendations are currently informational only.</w:t>
+            <w:shd w:fill="E7F3EA" w:val="clear" w:color="auto"/>
+            <w:tcMar>
+              <w:top w:type="dxa" w:w="80"/>
+              <w:left w:type="dxa" w:w="100"/>
+              <w:bottom w:type="dxa" w:w="80"/>
+              <w:right w:type="dxa" w:w="100"/>
+            </w:tcMar>
+            <w:vAlign w:val="center"/>
+          </w:tcPr>
+          <w:p>
+            <w:r>
+              <w:t>Implemented auto-resize for 'Underutilized EC2 Instance' recommendations (CPU &lt; 5%). Bypasses escalation, immediate simulated execution. (NOTE: Real-boto3 execution unreachable since no sandbox provisioned; operates in simulated mode).</w:t>
             </w:r>
           </w:p>
         </w:tc>
@@ -8371,7 +8237,7 @@
         <w:tc>
           <w:tcPr>
             <w:tcW w:type="dxa" w:w="1100"/>
-            <w:shd w:fill="FFFFFF" w:val="clear"/>
+            <w:shd w:fill="E7F3EA" w:val="clear" w:color="auto"/>
             <w:tcMar>
               <w:top w:type="dxa" w:w="80"/>
               <w:left w:type="dxa" w:w="100"/>
@@ -8399,56 +8265,39 @@
         <w:tc>
           <w:tcPr>
             <w:tcW w:type="dxa" w:w="1500"/>
-            <w:shd w:fill="F8E9E9" w:val="clear"/>
-            <w:tcMar>
-              <w:top w:type="dxa" w:w="80"/>
-              <w:left w:type="dxa" w:w="100"/>
-              <w:bottom w:type="dxa" w:w="80"/>
-              <w:right w:type="dxa" w:w="100"/>
-            </w:tcMar>
-            <w:vAlign w:val="center"/>
-          </w:tcPr>
-          <w:p>
-            <w:pPr>
-              <w:jc w:val="center"/>
-            </w:pPr>
-            <w:r>
-              <w:rPr>
-                <w:b/>
-                <w:bCs/>
-                <w:color w:val="8A1F1F"/>
-                <w:sz w:val="19"/>
-                <w:szCs w:val="19"/>
-              </w:rPr>
-              <w:t xml:space="preserve">Not Started</w:t>
+            <w:shd w:fill="E7F3EA" w:val="clear" w:color="auto"/>
+            <w:tcMar>
+              <w:top w:type="dxa" w:w="80"/>
+              <w:left w:type="dxa" w:w="100"/>
+              <w:bottom w:type="dxa" w:w="80"/>
+              <w:right w:type="dxa" w:w="100"/>
+            </w:tcMar>
+            <w:vAlign w:val="center"/>
+          </w:tcPr>
+          <w:p>
+            <w:r>
+              <w:rPr>
+                <w:color w:val="1F6B3A"/>
+              </w:rPr>
+              <w:t>Completed</w:t>
             </w:r>
           </w:p>
         </w:tc>
         <w:tc>
           <w:tcPr>
             <w:tcW w:type="dxa" w:w="6600"/>
-            <w:shd w:fill="FFFFFF" w:val="clear"/>
-            <w:tcMar>
-              <w:top w:type="dxa" w:w="80"/>
-              <w:left w:type="dxa" w:w="100"/>
-              <w:bottom w:type="dxa" w:w="80"/>
-              <w:right w:type="dxa" w:w="100"/>
-            </w:tcMar>
-            <w:vAlign w:val="center"/>
-          </w:tcPr>
-          <w:p>
-            <w:pPr>
-              <w:jc w:val="left"/>
-            </w:pPr>
-            <w:r>
-              <w:rPr>
-                <w:b w:val="false"/>
-                <w:bCs w:val="false"/>
-                <w:color w:val="000000"/>
-                <w:sz w:val="19"/>
-                <w:szCs w:val="19"/>
-              </w:rPr>
-              <w:t xml:space="preserve">Depends on FR-7.1.</w:t>
+            <w:shd w:fill="E7F3EA" w:val="clear" w:color="auto"/>
+            <w:tcMar>
+              <w:top w:type="dxa" w:w="80"/>
+              <w:left w:type="dxa" w:w="100"/>
+              <w:bottom w:type="dxa" w:w="80"/>
+              <w:right w:type="dxa" w:w="100"/>
+            </w:tcMar>
+            <w:vAlign w:val="center"/>
+          </w:tcPr>
+          <w:p>
+            <w:r>
+              <w:t>Implemented EscalationState tracking. Background process manages transition from pending to escalated.</w:t>
             </w:r>
           </w:p>
         </w:tc>
@@ -8457,7 +8306,7 @@
         <w:tc>
           <w:tcPr>
             <w:tcW w:type="dxa" w:w="1100"/>
-            <w:shd w:fill="FFFFFF" w:val="clear"/>
+            <w:shd w:fill="E7F3EA" w:val="clear" w:color="auto"/>
             <w:tcMar>
               <w:top w:type="dxa" w:w="80"/>
               <w:left w:type="dxa" w:w="100"/>
@@ -8485,56 +8334,39 @@
         <w:tc>
           <w:tcPr>
             <w:tcW w:type="dxa" w:w="1500"/>
-            <w:shd w:fill="F8E9E9" w:val="clear"/>
-            <w:tcMar>
-              <w:top w:type="dxa" w:w="80"/>
-              <w:left w:type="dxa" w:w="100"/>
-              <w:bottom w:type="dxa" w:w="80"/>
-              <w:right w:type="dxa" w:w="100"/>
-            </w:tcMar>
-            <w:vAlign w:val="center"/>
-          </w:tcPr>
-          <w:p>
-            <w:pPr>
-              <w:jc w:val="center"/>
-            </w:pPr>
-            <w:r>
-              <w:rPr>
-                <w:b/>
-                <w:bCs/>
-                <w:color w:val="8A1F1F"/>
-                <w:sz w:val="19"/>
-                <w:szCs w:val="19"/>
-              </w:rPr>
-              <w:t xml:space="preserve">Not Started</w:t>
+            <w:shd w:fill="E7F3EA" w:val="clear" w:color="auto"/>
+            <w:tcMar>
+              <w:top w:type="dxa" w:w="80"/>
+              <w:left w:type="dxa" w:w="100"/>
+              <w:bottom w:type="dxa" w:w="80"/>
+              <w:right w:type="dxa" w:w="100"/>
+            </w:tcMar>
+            <w:vAlign w:val="center"/>
+          </w:tcPr>
+          <w:p>
+            <w:r>
+              <w:rPr>
+                <w:color w:val="1F6B3A"/>
+              </w:rPr>
+              <w:t>Completed</w:t>
             </w:r>
           </w:p>
         </w:tc>
         <w:tc>
           <w:tcPr>
             <w:tcW w:type="dxa" w:w="6600"/>
-            <w:shd w:fill="FFFFFF" w:val="clear"/>
-            <w:tcMar>
-              <w:top w:type="dxa" w:w="80"/>
-              <w:left w:type="dxa" w:w="100"/>
-              <w:bottom w:type="dxa" w:w="80"/>
-              <w:right w:type="dxa" w:w="100"/>
-            </w:tcMar>
-            <w:vAlign w:val="center"/>
-          </w:tcPr>
-          <w:p>
-            <w:pPr>
-              <w:jc w:val="left"/>
-            </w:pPr>
-            <w:r>
-              <w:rPr>
-                <w:b w:val="false"/>
-                <w:bCs w:val="false"/>
-                <w:color w:val="000000"/>
-                <w:sz w:val="19"/>
-                <w:szCs w:val="19"/>
-              </w:rPr>
-              <w:t xml:space="preserve">Depends on FR-7.1–FR-7.3 and a grace-period scheduler job.</w:t>
+            <w:shd w:fill="E7F3EA" w:val="clear" w:color="auto"/>
+            <w:tcMar>
+              <w:top w:type="dxa" w:w="80"/>
+              <w:left w:type="dxa" w:w="100"/>
+              <w:bottom w:type="dxa" w:w="80"/>
+              <w:right w:type="dxa" w:w="100"/>
+            </w:tcMar>
+            <w:vAlign w:val="center"/>
+          </w:tcPr>
+          <w:p>
+            <w:r>
+              <w:t>Implemented auto-stop for 'Idle EC2 Instance' (CPU &lt; 1%). Triggers after configurable grace_period_hours on AWSAccount (default 48). (NOTE: Real-boto3 execution unreachable; operates in simulated mode).</w:t>
             </w:r>
           </w:p>
         </w:tc>
@@ -8543,7 +8375,7 @@
         <w:tc>
           <w:tcPr>
             <w:tcW w:type="dxa" w:w="1100"/>
-            <w:shd w:fill="FFFFFF" w:val="clear"/>
+            <w:shd w:fill="E7F3EA" w:val="clear" w:color="auto"/>
             <w:tcMar>
               <w:top w:type="dxa" w:w="80"/>
               <w:left w:type="dxa" w:w="100"/>
@@ -8571,56 +8403,39 @@
         <w:tc>
           <w:tcPr>
             <w:tcW w:type="dxa" w:w="1500"/>
-            <w:shd w:fill="F8E9E9" w:val="clear"/>
-            <w:tcMar>
-              <w:top w:type="dxa" w:w="80"/>
-              <w:left w:type="dxa" w:w="100"/>
-              <w:bottom w:type="dxa" w:w="80"/>
-              <w:right w:type="dxa" w:w="100"/>
-            </w:tcMar>
-            <w:vAlign w:val="center"/>
-          </w:tcPr>
-          <w:p>
-            <w:pPr>
-              <w:jc w:val="center"/>
-            </w:pPr>
-            <w:r>
-              <w:rPr>
-                <w:b/>
-                <w:bCs/>
-                <w:color w:val="8A1F1F"/>
-                <w:sz w:val="19"/>
-                <w:szCs w:val="19"/>
-              </w:rPr>
-              <w:t xml:space="preserve">Not Started</w:t>
+            <w:shd w:fill="E7F3EA" w:val="clear" w:color="auto"/>
+            <w:tcMar>
+              <w:top w:type="dxa" w:w="80"/>
+              <w:left w:type="dxa" w:w="100"/>
+              <w:bottom w:type="dxa" w:w="80"/>
+              <w:right w:type="dxa" w:w="100"/>
+            </w:tcMar>
+            <w:vAlign w:val="center"/>
+          </w:tcPr>
+          <w:p>
+            <w:r>
+              <w:rPr>
+                <w:color w:val="1F6B3A"/>
+              </w:rPr>
+              <w:t>Completed</w:t>
             </w:r>
           </w:p>
         </w:tc>
         <w:tc>
           <w:tcPr>
             <w:tcW w:type="dxa" w:w="6600"/>
-            <w:shd w:fill="FFFFFF" w:val="clear"/>
-            <w:tcMar>
-              <w:top w:type="dxa" w:w="80"/>
-              <w:left w:type="dxa" w:w="100"/>
-              <w:bottom w:type="dxa" w:w="80"/>
-              <w:right w:type="dxa" w:w="100"/>
-            </w:tcMar>
-            <w:vAlign w:val="center"/>
-          </w:tcPr>
-          <w:p>
-            <w:pPr>
-              <w:jc w:val="left"/>
-            </w:pPr>
-            <w:r>
-              <w:rPr>
-                <w:b w:val="false"/>
-                <w:bCs w:val="false"/>
-                <w:color w:val="000000"/>
-                <w:sz w:val="19"/>
-                <w:szCs w:val="19"/>
-              </w:rPr>
-              <w:t xml:space="preserve">Depends on FR-7.4.</w:t>
+            <w:shd w:fill="E7F3EA" w:val="clear" w:color="auto"/>
+            <w:tcMar>
+              <w:top w:type="dxa" w:w="80"/>
+              <w:left w:type="dxa" w:w="100"/>
+              <w:bottom w:type="dxa" w:w="80"/>
+              <w:right w:type="dxa" w:w="100"/>
+            </w:tcMar>
+            <w:vAlign w:val="center"/>
+          </w:tcPr>
+          <w:p>
+            <w:r>
+              <w:t>Implemented cancellation logic: if recommendation is resolved (or resource state recovers) before grace period, escalation is aborted.</w:t>
             </w:r>
           </w:p>
         </w:tc>
@@ -8629,7 +8444,7 @@
         <w:tc>
           <w:tcPr>
             <w:tcW w:type="dxa" w:w="1100"/>
-            <w:shd w:fill="FFFFFF" w:val="clear"/>
+            <w:shd w:fill="E7F3EA" w:val="clear" w:color="auto"/>
             <w:tcMar>
               <w:top w:type="dxa" w:w="80"/>
               <w:left w:type="dxa" w:w="100"/>
@@ -8657,56 +8472,39 @@
         <w:tc>
           <w:tcPr>
             <w:tcW w:type="dxa" w:w="1500"/>
-            <w:shd w:fill="F8E9E9" w:val="clear"/>
-            <w:tcMar>
-              <w:top w:type="dxa" w:w="80"/>
-              <w:left w:type="dxa" w:w="100"/>
-              <w:bottom w:type="dxa" w:w="80"/>
-              <w:right w:type="dxa" w:w="100"/>
-            </w:tcMar>
-            <w:vAlign w:val="center"/>
-          </w:tcPr>
-          <w:p>
-            <w:pPr>
-              <w:jc w:val="center"/>
-            </w:pPr>
-            <w:r>
-              <w:rPr>
-                <w:b/>
-                <w:bCs/>
-                <w:color w:val="8A1F1F"/>
-                <w:sz w:val="19"/>
-                <w:szCs w:val="19"/>
-              </w:rPr>
-              <w:t xml:space="preserve">Not Started</w:t>
+            <w:shd w:fill="E7F3EA" w:val="clear" w:color="auto"/>
+            <w:tcMar>
+              <w:top w:type="dxa" w:w="80"/>
+              <w:left w:type="dxa" w:w="100"/>
+              <w:bottom w:type="dxa" w:w="80"/>
+              <w:right w:type="dxa" w:w="100"/>
+            </w:tcMar>
+            <w:vAlign w:val="center"/>
+          </w:tcPr>
+          <w:p>
+            <w:r>
+              <w:rPr>
+                <w:color w:val="1F6B3A"/>
+              </w:rPr>
+              <w:t>Completed</w:t>
             </w:r>
           </w:p>
         </w:tc>
         <w:tc>
           <w:tcPr>
             <w:tcW w:type="dxa" w:w="6600"/>
-            <w:shd w:fill="FFFFFF" w:val="clear"/>
-            <w:tcMar>
-              <w:top w:type="dxa" w:w="80"/>
-              <w:left w:type="dxa" w:w="100"/>
-              <w:bottom w:type="dxa" w:w="80"/>
-              <w:right w:type="dxa" w:w="100"/>
-            </w:tcMar>
-            <w:vAlign w:val="center"/>
-          </w:tcPr>
-          <w:p>
-            <w:pPr>
-              <w:jc w:val="left"/>
-            </w:pPr>
-            <w:r>
-              <w:rPr>
-                <w:b w:val="false"/>
-                <w:bCs w:val="false"/>
-                <w:color w:val="000000"/>
-                <w:sz w:val="19"/>
-                <w:szCs w:val="19"/>
-              </w:rPr>
-              <w:t xml:space="preserve">Depends on FR-3 (Anomaly Detection).</w:t>
+            <w:shd w:fill="E7F3EA" w:val="clear" w:color="auto"/>
+            <w:tcMar>
+              <w:top w:type="dxa" w:w="80"/>
+              <w:left w:type="dxa" w:w="100"/>
+              <w:bottom w:type="dxa" w:w="80"/>
+              <w:right w:type="dxa" w:w="100"/>
+            </w:tcMar>
+            <w:vAlign w:val="center"/>
+          </w:tcPr>
+          <w:p>
+            <w:r>
+              <w:t>Implemented FR-3 anomaly exclusion: auto-stops are deferred if the service has an active 14-day anomaly.</w:t>
             </w:r>
           </w:p>
         </w:tc>
@@ -8715,7 +8513,7 @@
         <w:tc>
           <w:tcPr>
             <w:tcW w:type="dxa" w:w="1100"/>
-            <w:shd w:fill="FFFFFF" w:val="clear"/>
+            <w:shd w:fill="E7F3EA" w:val="clear" w:color="auto"/>
             <w:tcMar>
               <w:top w:type="dxa" w:w="80"/>
               <w:left w:type="dxa" w:w="100"/>
@@ -8743,56 +8541,39 @@
         <w:tc>
           <w:tcPr>
             <w:tcW w:type="dxa" w:w="1500"/>
-            <w:shd w:fill="F8E9E9" w:val="clear"/>
-            <w:tcMar>
-              <w:top w:type="dxa" w:w="80"/>
-              <w:left w:type="dxa" w:w="100"/>
-              <w:bottom w:type="dxa" w:w="80"/>
-              <w:right w:type="dxa" w:w="100"/>
-            </w:tcMar>
-            <w:vAlign w:val="center"/>
-          </w:tcPr>
-          <w:p>
-            <w:pPr>
-              <w:jc w:val="center"/>
-            </w:pPr>
-            <w:r>
-              <w:rPr>
-                <w:b/>
-                <w:bCs/>
-                <w:color w:val="8A1F1F"/>
-                <w:sz w:val="19"/>
-                <w:szCs w:val="19"/>
-              </w:rPr>
-              <w:t xml:space="preserve">Not Started</w:t>
+            <w:shd w:fill="E7F3EA" w:val="clear" w:color="auto"/>
+            <w:tcMar>
+              <w:top w:type="dxa" w:w="80"/>
+              <w:left w:type="dxa" w:w="100"/>
+              <w:bottom w:type="dxa" w:w="80"/>
+              <w:right w:type="dxa" w:w="100"/>
+            </w:tcMar>
+            <w:vAlign w:val="center"/>
+          </w:tcPr>
+          <w:p>
+            <w:r>
+              <w:rPr>
+                <w:color w:val="1F6B3A"/>
+              </w:rPr>
+              <w:t>Completed</w:t>
             </w:r>
           </w:p>
         </w:tc>
         <w:tc>
           <w:tcPr>
             <w:tcW w:type="dxa" w:w="6600"/>
-            <w:shd w:fill="FFFFFF" w:val="clear"/>
-            <w:tcMar>
-              <w:top w:type="dxa" w:w="80"/>
-              <w:left w:type="dxa" w:w="100"/>
-              <w:bottom w:type="dxa" w:w="80"/>
-              <w:right w:type="dxa" w:w="100"/>
-            </w:tcMar>
-            <w:vAlign w:val="center"/>
-          </w:tcPr>
-          <w:p>
-            <w:pPr>
-              <w:jc w:val="left"/>
-            </w:pPr>
-            <w:r>
-              <w:rPr>
-                <w:b w:val="false"/>
-                <w:bCs w:val="false"/>
-                <w:color w:val="000000"/>
-                <w:sz w:val="19"/>
-                <w:szCs w:val="19"/>
-              </w:rPr>
-              <w:t xml:space="preserve">No audit-log table exists yet; one is planned to follow the existing SQLAlchemy model pattern.</w:t>
+            <w:shd w:fill="E7F3EA" w:val="clear" w:color="auto"/>
+            <w:tcMar>
+              <w:top w:type="dxa" w:w="80"/>
+              <w:left w:type="dxa" w:w="100"/>
+              <w:bottom w:type="dxa" w:w="80"/>
+              <w:right w:type="dxa" w:w="100"/>
+            </w:tcMar>
+            <w:vAlign w:val="center"/>
+          </w:tcPr>
+          <w:p>
+            <w:r>
+              <w:t>Implemented RemediationLog table capturing account_id, resource_id, action_type, before/after state, status, and timestamp.</w:t>
             </w:r>
           </w:p>
         </w:tc>
@@ -8801,7 +8582,7 @@
         <w:tc>
           <w:tcPr>
             <w:tcW w:type="dxa" w:w="1100"/>
-            <w:shd w:fill="FFFFFF" w:val="clear"/>
+            <w:shd w:fill="E7F3EA" w:val="clear" w:color="auto"/>
             <w:tcMar>
               <w:top w:type="dxa" w:w="80"/>
               <w:left w:type="dxa" w:w="100"/>
@@ -8829,56 +8610,39 @@
         <w:tc>
           <w:tcPr>
             <w:tcW w:type="dxa" w:w="1500"/>
-            <w:shd w:fill="F8E9E9" w:val="clear"/>
-            <w:tcMar>
-              <w:top w:type="dxa" w:w="80"/>
-              <w:left w:type="dxa" w:w="100"/>
-              <w:bottom w:type="dxa" w:w="80"/>
-              <w:right w:type="dxa" w:w="100"/>
-            </w:tcMar>
-            <w:vAlign w:val="center"/>
-          </w:tcPr>
-          <w:p>
-            <w:pPr>
-              <w:jc w:val="center"/>
-            </w:pPr>
-            <w:r>
-              <w:rPr>
-                <w:b/>
-                <w:bCs/>
-                <w:color w:val="8A1F1F"/>
-                <w:sz w:val="19"/>
-                <w:szCs w:val="19"/>
-              </w:rPr>
-              <w:t xml:space="preserve">Not Started</w:t>
+            <w:shd w:fill="E7F3EA" w:val="clear" w:color="auto"/>
+            <w:tcMar>
+              <w:top w:type="dxa" w:w="80"/>
+              <w:left w:type="dxa" w:w="100"/>
+              <w:bottom w:type="dxa" w:w="80"/>
+              <w:right w:type="dxa" w:w="100"/>
+            </w:tcMar>
+            <w:vAlign w:val="center"/>
+          </w:tcPr>
+          <w:p>
+            <w:r>
+              <w:rPr>
+                <w:color w:val="1F6B3A"/>
+              </w:rPr>
+              <w:t>Completed</w:t>
             </w:r>
           </w:p>
         </w:tc>
         <w:tc>
           <w:tcPr>
             <w:tcW w:type="dxa" w:w="6600"/>
-            <w:shd w:fill="FFFFFF" w:val="clear"/>
-            <w:tcMar>
-              <w:top w:type="dxa" w:w="80"/>
-              <w:left w:type="dxa" w:w="100"/>
-              <w:bottom w:type="dxa" w:w="80"/>
-              <w:right w:type="dxa" w:w="100"/>
-            </w:tcMar>
-            <w:vAlign w:val="center"/>
-          </w:tcPr>
-          <w:p>
-            <w:pPr>
-              <w:jc w:val="left"/>
-            </w:pPr>
-            <w:r>
-              <w:rPr>
-                <w:b w:val="false"/>
-                <w:bCs w:val="false"/>
-                <w:color w:val="000000"/>
-                <w:sz w:val="19"/>
-                <w:szCs w:val="19"/>
-              </w:rPr>
-              <w:t xml:space="preserve">Should-priority; to be added once FR-7.2/FR-7.4 exist.</w:t>
+            <w:shd w:fill="E7F3EA" w:val="clear" w:color="auto"/>
+            <w:tcMar>
+              <w:top w:type="dxa" w:w="80"/>
+              <w:left w:type="dxa" w:w="100"/>
+              <w:bottom w:type="dxa" w:w="80"/>
+              <w:right w:type="dxa" w:w="100"/>
+            </w:tcMar>
+            <w:vAlign w:val="center"/>
+          </w:tcPr>
+          <w:p>
+            <w:r>
+              <w:t>Implemented dual opt-out: global auto_remediate_enabled flag on AWSAccount, and per-resource ignore_remediation flag on Recommendation.</w:t>
             </w:r>
           </w:p>
         </w:tc>
@@ -9003,7 +8767,7 @@
         <w:tc>
           <w:tcPr>
             <w:tcW w:type="dxa" w:w="1100"/>
-            <w:shd w:fill="FFFFFF" w:val="clear"/>
+            <w:shd w:fill="FBF1DA" w:val="clear" w:color="auto"/>
             <w:tcMar>
               <w:top w:type="dxa" w:w="80"/>
               <w:left w:type="dxa" w:w="100"/>
@@ -9031,7 +8795,7 @@
         <w:tc>
           <w:tcPr>
             <w:tcW w:type="dxa" w:w="1500"/>
-            <w:shd w:fill="FBF1DA" w:val="clear"/>
+            <w:shd w:fill="FBF1DA" w:val="clear" w:color="auto"/>
             <w:tcMar>
               <w:top w:type="dxa" w:w="80"/>
               <w:left w:type="dxa" w:w="100"/>
@@ -9059,7 +8823,7 @@
         <w:tc>
           <w:tcPr>
             <w:tcW w:type="dxa" w:w="6600"/>
-            <w:shd w:fill="FFFFFF" w:val="clear"/>
+            <w:shd w:fill="FBF1DA" w:val="clear" w:color="auto"/>
             <w:tcMar>
               <w:top w:type="dxa" w:w="80"/>
               <w:left w:type="dxa" w:w="100"/>
@@ -9089,7 +8853,7 @@
         <w:tc>
           <w:tcPr>
             <w:tcW w:type="dxa" w:w="1100"/>
-            <w:shd w:fill="FFFFFF" w:val="clear"/>
+            <w:shd w:fill="F8E9E9" w:val="clear" w:color="auto"/>
             <w:tcMar>
               <w:top w:type="dxa" w:w="80"/>
               <w:left w:type="dxa" w:w="100"/>
@@ -9117,7 +8881,7 @@
         <w:tc>
           <w:tcPr>
             <w:tcW w:type="dxa" w:w="1500"/>
-            <w:shd w:fill="F8E9E9" w:val="clear"/>
+            <w:shd w:fill="F8E9E9" w:val="clear" w:color="auto"/>
             <w:tcMar>
               <w:top w:type="dxa" w:w="80"/>
               <w:left w:type="dxa" w:w="100"/>
@@ -9145,7 +8909,7 @@
         <w:tc>
           <w:tcPr>
             <w:tcW w:type="dxa" w:w="6600"/>
-            <w:shd w:fill="FFFFFF" w:val="clear"/>
+            <w:shd w:fill="F8E9E9" w:val="clear" w:color="auto"/>
             <w:tcMar>
               <w:top w:type="dxa" w:w="80"/>
               <w:left w:type="dxa" w:w="100"/>

--- a/Refrenced/Cloud_Cost_Monitoring_SRS_v2.docx
+++ b/Refrenced/Cloud_Cost_Monitoring_SRS_v2.docx
@@ -1017,7 +1017,7 @@
         <w:tc>
           <w:tcPr>
             <w:tcW w:type="dxa" w:w="1100"/>
-            <w:shd w:fill="FFFFFF" w:val="clear"/>
+            <w:shd w:fill="E7F3EA" w:val="clear" w:color="auto"/>
             <w:tcMar>
               <w:top w:type="dxa" w:w="80"/>
               <w:left w:type="dxa" w:w="100"/>
@@ -1045,56 +1045,39 @@
         <w:tc>
           <w:tcPr>
             <w:tcW w:type="dxa" w:w="6800"/>
-            <w:shd w:fill="FFFFFF" w:val="clear"/>
-            <w:tcMar>
-              <w:top w:type="dxa" w:w="80"/>
-              <w:left w:type="dxa" w:w="100"/>
-              <w:bottom w:type="dxa" w:w="80"/>
-              <w:right w:type="dxa" w:w="100"/>
-            </w:tcMar>
-            <w:vAlign w:val="center"/>
-          </w:tcPr>
-          <w:p>
-            <w:pPr>
-              <w:jc w:val="left"/>
-            </w:pPr>
-            <w:r>
-              <w:rPr>
-                <w:b w:val="false"/>
-                <w:bCs w:val="false"/>
-                <w:color w:val="000000"/>
-                <w:sz w:val="19"/>
-                <w:szCs w:val="19"/>
-              </w:rPr>
-              <w:t xml:space="preserve">The system shall pull daily resource and cost data live from AWS via its cost/usage APIs.</w:t>
+            <w:shd w:fill="E7F3EA" w:val="clear" w:color="auto"/>
+            <w:tcMar>
+              <w:top w:type="dxa" w:w="80"/>
+              <w:left w:type="dxa" w:w="100"/>
+              <w:bottom w:type="dxa" w:w="80"/>
+              <w:right w:type="dxa" w:w="100"/>
+            </w:tcMar>
+            <w:vAlign w:val="center"/>
+          </w:tcPr>
+          <w:p>
+            <w:r>
+              <w:rPr>
+                <w:color w:val="1F6B3A"/>
+              </w:rPr>
+              <w:t>Completed</w:t>
             </w:r>
           </w:p>
         </w:tc>
         <w:tc>
           <w:tcPr>
             <w:tcW w:type="dxa" w:w="1300"/>
-            <w:shd w:fill="FFFFFF" w:val="clear"/>
-            <w:tcMar>
-              <w:top w:type="dxa" w:w="80"/>
-              <w:left w:type="dxa" w:w="100"/>
-              <w:bottom w:type="dxa" w:w="80"/>
-              <w:right w:type="dxa" w:w="100"/>
-            </w:tcMar>
-            <w:vAlign w:val="center"/>
-          </w:tcPr>
-          <w:p>
-            <w:pPr>
-              <w:jc w:val="center"/>
-            </w:pPr>
-            <w:r>
-              <w:rPr>
-                <w:b w:val="false"/>
-                <w:bCs w:val="false"/>
-                <w:color w:val="000000"/>
-                <w:sz w:val="19"/>
-                <w:szCs w:val="19"/>
-              </w:rPr>
-              <w:t xml:space="preserve">Must</w:t>
+            <w:shd w:fill="E7F3EA" w:val="clear" w:color="auto"/>
+            <w:tcMar>
+              <w:top w:type="dxa" w:w="80"/>
+              <w:left w:type="dxa" w:w="100"/>
+              <w:bottom w:type="dxa" w:w="80"/>
+              <w:right w:type="dxa" w:w="100"/>
+            </w:tcMar>
+            <w:vAlign w:val="center"/>
+          </w:tcPr>
+          <w:p>
+            <w:r>
+              <w:t>AWS daily resource and cost collection implemented via aws_collector.py. CloudAccount model (Option A unified design) supports both AWS and Azure account types.</w:t>
             </w:r>
           </w:p>
         </w:tc>
@@ -1103,7 +1086,7 @@
         <w:tc>
           <w:tcPr>
             <w:tcW w:type="dxa" w:w="1100"/>
-            <w:shd w:fill="EDEEF7" w:val="clear"/>
+            <w:shd w:fill="FBF1DA" w:val="clear" w:color="auto"/>
             <w:tcMar>
               <w:top w:type="dxa" w:w="80"/>
               <w:left w:type="dxa" w:w="100"/>
@@ -1131,56 +1114,39 @@
         <w:tc>
           <w:tcPr>
             <w:tcW w:type="dxa" w:w="6800"/>
-            <w:shd w:fill="EDEEF7" w:val="clear"/>
-            <w:tcMar>
-              <w:top w:type="dxa" w:w="80"/>
-              <w:left w:type="dxa" w:w="100"/>
-              <w:bottom w:type="dxa" w:w="80"/>
-              <w:right w:type="dxa" w:w="100"/>
-            </w:tcMar>
-            <w:vAlign w:val="center"/>
-          </w:tcPr>
-          <w:p>
-            <w:pPr>
-              <w:jc w:val="left"/>
-            </w:pPr>
-            <w:r>
-              <w:rPr>
-                <w:b w:val="false"/>
-                <w:bCs w:val="false"/>
-                <w:color w:val="000000"/>
-                <w:sz w:val="19"/>
-                <w:szCs w:val="19"/>
-              </w:rPr>
-              <w:t xml:space="preserve">The system shall pull daily resource and cost data live from Azure via its cost/usage APIs.</w:t>
+            <w:shd w:fill="FBF1DA" w:val="clear" w:color="auto"/>
+            <w:tcMar>
+              <w:top w:type="dxa" w:w="80"/>
+              <w:left w:type="dxa" w:w="100"/>
+              <w:bottom w:type="dxa" w:w="80"/>
+              <w:right w:type="dxa" w:w="100"/>
+            </w:tcMar>
+            <w:vAlign w:val="center"/>
+          </w:tcPr>
+          <w:p>
+            <w:r>
+              <w:rPr>
+                <w:color w:val="8A6100"/>
+              </w:rPr>
+              <w:t>Designed / Future Work</w:t>
             </w:r>
           </w:p>
         </w:tc>
         <w:tc>
           <w:tcPr>
             <w:tcW w:type="dxa" w:w="1300"/>
-            <w:shd w:fill="EDEEF7" w:val="clear"/>
-            <w:tcMar>
-              <w:top w:type="dxa" w:w="80"/>
-              <w:left w:type="dxa" w:w="100"/>
-              <w:bottom w:type="dxa" w:w="80"/>
-              <w:right w:type="dxa" w:w="100"/>
-            </w:tcMar>
-            <w:vAlign w:val="center"/>
-          </w:tcPr>
-          <w:p>
-            <w:pPr>
-              <w:jc w:val="center"/>
-            </w:pPr>
-            <w:r>
-              <w:rPr>
-                <w:b w:val="false"/>
-                <w:bCs w:val="false"/>
-                <w:color w:val="000000"/>
-                <w:sz w:val="19"/>
-                <w:szCs w:val="19"/>
-              </w:rPr>
-              <w:t xml:space="preserve">Must</w:t>
+            <w:shd w:fill="FBF1DA" w:val="clear" w:color="auto"/>
+            <w:tcMar>
+              <w:top w:type="dxa" w:w="80"/>
+              <w:left w:type="dxa" w:w="100"/>
+              <w:bottom w:type="dxa" w:w="80"/>
+              <w:right w:type="dxa" w:w="100"/>
+            </w:tcMar>
+            <w:vAlign w:val="center"/>
+          </w:tcPr>
+          <w:p>
+            <w:r>
+              <w:t>Azure VM collection designed but deferred. Collector interface fully specified in services/azure_collector.py: collect_all(tenant_id, client_id, client_secret, subscription_id, region, account_id) and collect_demo_data(). Field-mapping contract documented: AzureVM service_type, deallocated-&gt;stopped, USD currency assumption with non-USD warning. Deferral reason: no Azure subscription credentials provisioned in project environment. Requires: azure-identity, azure-mgmt-compute, azure-mgmt-costmanagement.</w:t>
             </w:r>
           </w:p>
         </w:tc>
@@ -1189,7 +1155,7 @@
         <w:tc>
           <w:tcPr>
             <w:tcW w:type="dxa" w:w="1100"/>
-            <w:shd w:fill="FFFFFF" w:val="clear"/>
+            <w:shd w:fill="FBF1DA" w:val="clear" w:color="auto"/>
             <w:tcMar>
               <w:top w:type="dxa" w:w="80"/>
               <w:left w:type="dxa" w:w="100"/>
@@ -1217,56 +1183,39 @@
         <w:tc>
           <w:tcPr>
             <w:tcW w:type="dxa" w:w="6800"/>
-            <w:shd w:fill="FFFFFF" w:val="clear"/>
-            <w:tcMar>
-              <w:top w:type="dxa" w:w="80"/>
-              <w:left w:type="dxa" w:w="100"/>
-              <w:bottom w:type="dxa" w:w="80"/>
-              <w:right w:type="dxa" w:w="100"/>
-            </w:tcMar>
-            <w:vAlign w:val="center"/>
-          </w:tcPr>
-          <w:p>
-            <w:pPr>
-              <w:jc w:val="left"/>
-            </w:pPr>
-            <w:r>
-              <w:rPr>
-                <w:b w:val="false"/>
-                <w:bCs w:val="false"/>
-                <w:color w:val="000000"/>
-                <w:sz w:val="19"/>
-                <w:szCs w:val="19"/>
-              </w:rPr>
-              <w:t xml:space="preserve">The system shall map AWS and Azure resource and cost concepts (e.g. an AWS EC2 instance and an Azure Virtual Machine) into a single normalized schema.</w:t>
+            <w:shd w:fill="FBF1DA" w:val="clear" w:color="auto"/>
+            <w:tcMar>
+              <w:top w:type="dxa" w:w="80"/>
+              <w:left w:type="dxa" w:w="100"/>
+              <w:bottom w:type="dxa" w:w="80"/>
+              <w:right w:type="dxa" w:w="100"/>
+            </w:tcMar>
+            <w:vAlign w:val="center"/>
+          </w:tcPr>
+          <w:p>
+            <w:r>
+              <w:rPr>
+                <w:color w:val="8A6100"/>
+              </w:rPr>
+              <w:t>Designed / Future Work</w:t>
             </w:r>
           </w:p>
         </w:tc>
         <w:tc>
           <w:tcPr>
             <w:tcW w:type="dxa" w:w="1300"/>
-            <w:shd w:fill="FFFFFF" w:val="clear"/>
-            <w:tcMar>
-              <w:top w:type="dxa" w:w="80"/>
-              <w:left w:type="dxa" w:w="100"/>
-              <w:bottom w:type="dxa" w:w="80"/>
-              <w:right w:type="dxa" w:w="100"/>
-            </w:tcMar>
-            <w:vAlign w:val="center"/>
-          </w:tcPr>
-          <w:p>
-            <w:pPr>
-              <w:jc w:val="center"/>
-            </w:pPr>
-            <w:r>
-              <w:rPr>
-                <w:b w:val="false"/>
-                <w:bCs w:val="false"/>
-                <w:color w:val="000000"/>
-                <w:sz w:val="19"/>
-                <w:szCs w:val="19"/>
-              </w:rPr>
-              <w:t xml:space="preserve">Must</w:t>
+            <w:shd w:fill="FBF1DA" w:val="clear" w:color="auto"/>
+            <w:tcMar>
+              <w:top w:type="dxa" w:w="80"/>
+              <w:left w:type="dxa" w:w="100"/>
+              <w:bottom w:type="dxa" w:w="80"/>
+              <w:right w:type="dxa" w:w="100"/>
+            </w:tcMar>
+            <w:vAlign w:val="center"/>
+          </w:tcPr>
+          <w:p>
+            <w:r>
+              <w:t>Normalization schema designed: Azure VM resources use service_type='AzureVM' (not 'EC2') to prevent FR-7 remediation rules from firing. resource_type stores VM size (e.g. Standard_D2s_v3). status='stopped' maps from Azure 'deallocated'. cpu_utilization_avg=None (Azure Monitor SDK deferred). Cost in USD assumed; non-USD flagged via WARNING log. Single-subscription-per-CloudAccount assumed; multi-subscription support deferred.</w:t>
             </w:r>
           </w:p>
         </w:tc>
@@ -1275,7 +1224,7 @@
         <w:tc>
           <w:tcPr>
             <w:tcW w:type="dxa" w:w="1100"/>
-            <w:shd w:fill="EDEEF7" w:val="clear"/>
+            <w:shd w:fill="FBF1DA" w:val="clear" w:color="auto"/>
             <w:tcMar>
               <w:top w:type="dxa" w:w="80"/>
               <w:left w:type="dxa" w:w="100"/>
@@ -1303,56 +1252,39 @@
         <w:tc>
           <w:tcPr>
             <w:tcW w:type="dxa" w:w="6800"/>
-            <w:shd w:fill="EDEEF7" w:val="clear"/>
-            <w:tcMar>
-              <w:top w:type="dxa" w:w="80"/>
-              <w:left w:type="dxa" w:w="100"/>
-              <w:bottom w:type="dxa" w:w="80"/>
-              <w:right w:type="dxa" w:w="100"/>
-            </w:tcMar>
-            <w:vAlign w:val="center"/>
-          </w:tcPr>
-          <w:p>
-            <w:pPr>
-              <w:jc w:val="left"/>
-            </w:pPr>
-            <w:r>
-              <w:rPr>
-                <w:b w:val="false"/>
-                <w:bCs w:val="false"/>
-                <w:color w:val="000000"/>
-                <w:sz w:val="19"/>
-                <w:szCs w:val="19"/>
-              </w:rPr>
-              <w:t xml:space="preserve">The normalized schema shall be provider-agnostic, so downstream forecasting, anomaly detection, and remediation components require no provider-specific logic.</w:t>
+            <w:shd w:fill="FBF1DA" w:val="clear" w:color="auto"/>
+            <w:tcMar>
+              <w:top w:type="dxa" w:w="80"/>
+              <w:left w:type="dxa" w:w="100"/>
+              <w:bottom w:type="dxa" w:w="80"/>
+              <w:right w:type="dxa" w:w="100"/>
+            </w:tcMar>
+            <w:vAlign w:val="center"/>
+          </w:tcPr>
+          <w:p>
+            <w:r>
+              <w:rPr>
+                <w:color w:val="8A6100"/>
+              </w:rPr>
+              <w:t>Designed / Future Work</w:t>
             </w:r>
           </w:p>
         </w:tc>
         <w:tc>
           <w:tcPr>
             <w:tcW w:type="dxa" w:w="1300"/>
-            <w:shd w:fill="EDEEF7" w:val="clear"/>
-            <w:tcMar>
-              <w:top w:type="dxa" w:w="80"/>
-              <w:left w:type="dxa" w:w="100"/>
-              <w:bottom w:type="dxa" w:w="80"/>
-              <w:right w:type="dxa" w:w="100"/>
-            </w:tcMar>
-            <w:vAlign w:val="center"/>
-          </w:tcPr>
-          <w:p>
-            <w:pPr>
-              <w:jc w:val="center"/>
-            </w:pPr>
-            <w:r>
-              <w:rPr>
-                <w:b w:val="false"/>
-                <w:bCs w:val="false"/>
-                <w:color w:val="000000"/>
-                <w:sz w:val="19"/>
-                <w:szCs w:val="19"/>
-              </w:rPr>
-              <w:t xml:space="preserve">Must</w:t>
+            <w:shd w:fill="FBF1DA" w:val="clear" w:color="auto"/>
+            <w:tcMar>
+              <w:top w:type="dxa" w:w="80"/>
+              <w:left w:type="dxa" w:w="100"/>
+              <w:bottom w:type="dxa" w:w="80"/>
+              <w:right w:type="dxa" w:w="100"/>
+            </w:tcMar>
+            <w:vAlign w:val="center"/>
+          </w:tcPr>
+          <w:p>
+            <w:r>
+              <w:t>Scheduler dispatch logic designed for Azure branch (see azure_collector.py docstring). CloudAccount.provider field ('aws'|'azure') routes collection to appropriate collector. Deferral reason: azure_collector.collect_all() not yet implemented; requires live Azure credentials for verification. Demo path (collect_demo_data) is code-complete.</w:t>
             </w:r>
           </w:p>
         </w:tc>
@@ -3653,7 +3585,7 @@
           </w:tcPr>
           <w:p>
             <w:r>
-              <w:t>Implemented budget_threshold_usd on AWSAccount; trigger mechanism for alerts prepared in backend.</w:t>
+              <w:t>Implemented budget_threshold_usd on CloudAccount; trigger mechanism for alerts prepared in backend. Applies to AWS accounts only.</w:t>
             </w:r>
           </w:p>
         </w:tc>
@@ -3722,7 +3654,7 @@
           </w:tcPr>
           <w:p>
             <w:r>
-              <w:t>Implemented auto-resize for 'Underutilized EC2 Instance' recommendations (CPU &lt; 5%). Bypasses escalation, immediate simulated execution. (NOTE: Real-boto3 execution unreachable since no sandbox provisioned; operates in simulated mode).</w:t>
+              <w:t>Implemented auto-resize for 'Underutilized EC2 Instance' recommendations (1% &lt;= CPU &lt; 5%). Bypasses escalation, immediate simulated execution. SCOPE: AWS EC2 only. AzureVM resources are explicitly excluded from FR-7 remediation in this phase (Azure deallocated/stopped distinction does not map onto AWS EBS-accrual logic). (NOTE: Real-boto3 execution unreachable since no sandbox provisioned; operates in simulated mode).</w:t>
             </w:r>
           </w:p>
         </w:tc>
@@ -3791,7 +3723,7 @@
           </w:tcPr>
           <w:p>
             <w:r>
-              <w:t>Implemented EscalationState tracking. Background process manages transition from pending to escalated.</w:t>
+              <w:t>Implemented EscalationState tracking. Background process manages transition from pending to escalated. Applies to AWS EC2 stop candidates only.</w:t>
             </w:r>
           </w:p>
         </w:tc>
@@ -3860,7 +3792,7 @@
           </w:tcPr>
           <w:p>
             <w:r>
-              <w:t>Implemented auto-stop for 'Idle EC2 Instance' (CPU &lt; 1%). Triggers after configurable grace_period_hours on AWSAccount (default 48). (NOTE: Real-boto3 execution unreachable; operates in simulated mode).</w:t>
+              <w:t>Implemented auto-stop for 'Idle EC2 Instance' (CPU &lt; 1%). Triggers after configurable grace_period_hours on CloudAccount (default 48h). SCOPE: AWS EC2 only. AzureVM resources are explicitly excluded from FR-7 remediation in this phase. (NOTE: Real-boto3 execution unreachable; operates in simulated mode).</w:t>
             </w:r>
           </w:p>
         </w:tc>
@@ -3998,7 +3930,7 @@
           </w:tcPr>
           <w:p>
             <w:r>
-              <w:t>Implemented FR-3 anomaly exclusion: auto-stops are deferred if the service has an active 14-day anomaly.</w:t>
+              <w:t>Implemented FR-3 anomaly exclusion: auto-stops are deferred if the service has an active 14-day anomaly. Applies to AWS EC2 stop candidates only.</w:t>
             </w:r>
           </w:p>
         </w:tc>
@@ -4136,7 +4068,7 @@
           </w:tcPr>
           <w:p>
             <w:r>
-              <w:t>Implemented dual opt-out: global auto_remediate_enabled flag on AWSAccount, and per-resource ignore_remediation flag on Recommendation.</w:t>
+              <w:t>Implemented dual opt-out: global auto_remediate_enabled flag on CloudAccount, and per-resource ignore_remediation flag on Recommendation.</w:t>
             </w:r>
           </w:p>
         </w:tc>
@@ -5621,18 +5553,11 @@
             <w:vAlign w:val="center"/>
           </w:tcPr>
           <w:p>
-            <w:pPr>
-              <w:jc w:val="center"/>
-            </w:pPr>
-            <w:r>
-              <w:rPr>
-                <w:b/>
-                <w:bCs/>
+            <w:r>
+              <w:rPr>
                 <w:color w:val="1F6B3A"/>
-                <w:sz w:val="19"/>
-                <w:szCs w:val="19"/>
-              </w:rPr>
-              <w:t xml:space="preserve">Completed</w:t>
+              </w:rPr>
+              <w:t>Completed</w:t>
             </w:r>
           </w:p>
         </w:tc>
@@ -5649,18 +5574,8 @@
             <w:vAlign w:val="center"/>
           </w:tcPr>
           <w:p>
-            <w:pPr>
-              <w:jc w:val="left"/>
-            </w:pPr>
-            <w:r>
-              <w:rPr>
-                <w:b w:val="false"/>
-                <w:bCs w:val="false"/>
-                <w:color w:val="000000"/>
-                <w:sz w:val="19"/>
-                <w:szCs w:val="19"/>
-              </w:rPr>
-              <w:t xml:space="preserve">AWS collection is implemented (EC2, S3, RDS, Lambda via boto3, scheduled every 6 hours).</w:t>
+            <w:r>
+              <w:t>AWS daily resource and cost collection implemented via aws_collector.py. CloudAccount model (Option A unified design) supports both AWS and Azure account types.</w:t>
             </w:r>
           </w:p>
         </w:tc>
@@ -5669,7 +5584,7 @@
         <w:tc>
           <w:tcPr>
             <w:tcW w:type="dxa" w:w="1100"/>
-            <w:shd w:fill="F8E9E9" w:val="clear" w:color="auto"/>
+            <w:shd w:fill="FBF1DA" w:val="clear" w:color="auto"/>
             <w:tcMar>
               <w:top w:type="dxa" w:w="80"/>
               <w:left w:type="dxa" w:w="100"/>
@@ -5697,56 +5612,39 @@
         <w:tc>
           <w:tcPr>
             <w:tcW w:type="dxa" w:w="1500"/>
-            <w:shd w:fill="F8E9E9" w:val="clear" w:color="auto"/>
-            <w:tcMar>
-              <w:top w:type="dxa" w:w="80"/>
-              <w:left w:type="dxa" w:w="100"/>
-              <w:bottom w:type="dxa" w:w="80"/>
-              <w:right w:type="dxa" w:w="100"/>
-            </w:tcMar>
-            <w:vAlign w:val="center"/>
-          </w:tcPr>
-          <w:p>
-            <w:pPr>
-              <w:jc w:val="center"/>
-            </w:pPr>
-            <w:r>
-              <w:rPr>
-                <w:b/>
-                <w:bCs/>
-                <w:color w:val="8A1F1F"/>
-                <w:sz w:val="19"/>
-                <w:szCs w:val="19"/>
-              </w:rPr>
-              <w:t xml:space="preserve">Not Started</w:t>
+            <w:shd w:fill="FBF1DA" w:val="clear" w:color="auto"/>
+            <w:tcMar>
+              <w:top w:type="dxa" w:w="80"/>
+              <w:left w:type="dxa" w:w="100"/>
+              <w:bottom w:type="dxa" w:w="80"/>
+              <w:right w:type="dxa" w:w="100"/>
+            </w:tcMar>
+            <w:vAlign w:val="center"/>
+          </w:tcPr>
+          <w:p>
+            <w:r>
+              <w:rPr>
+                <w:color w:val="8A6100"/>
+              </w:rPr>
+              <w:t>Designed / Future Work</w:t>
             </w:r>
           </w:p>
         </w:tc>
         <w:tc>
           <w:tcPr>
             <w:tcW w:type="dxa" w:w="6600"/>
-            <w:shd w:fill="F8E9E9" w:val="clear" w:color="auto"/>
-            <w:tcMar>
-              <w:top w:type="dxa" w:w="80"/>
-              <w:left w:type="dxa" w:w="100"/>
-              <w:bottom w:type="dxa" w:w="80"/>
-              <w:right w:type="dxa" w:w="100"/>
-            </w:tcMar>
-            <w:vAlign w:val="center"/>
-          </w:tcPr>
-          <w:p>
-            <w:pPr>
-              <w:jc w:val="left"/>
-            </w:pPr>
-            <w:r>
-              <w:rPr>
-                <w:b w:val="false"/>
-                <w:bCs w:val="false"/>
-                <w:color w:val="000000"/>
-                <w:sz w:val="19"/>
-                <w:szCs w:val="19"/>
-              </w:rPr>
-              <w:t xml:space="preserve">No Azure SDK, credentials, or collector exists yet.</w:t>
+            <w:shd w:fill="FBF1DA" w:val="clear" w:color="auto"/>
+            <w:tcMar>
+              <w:top w:type="dxa" w:w="80"/>
+              <w:left w:type="dxa" w:w="100"/>
+              <w:bottom w:type="dxa" w:w="80"/>
+              <w:right w:type="dxa" w:w="100"/>
+            </w:tcMar>
+            <w:vAlign w:val="center"/>
+          </w:tcPr>
+          <w:p>
+            <w:r>
+              <w:t>Azure VM collection designed but deferred. Collector interface fully specified in services/azure_collector.py: collect_all(tenant_id, client_id, client_secret, subscription_id, region, account_id) and collect_demo_data(). Field-mapping contract documented: AzureVM service_type, deallocated-&gt;stopped, USD currency assumption with non-USD warning. Deferral reason: no Azure subscription credentials provisioned in project environment. Requires: azure-identity, azure-mgmt-compute, azure-mgmt-costmanagement.</w:t>
             </w:r>
           </w:p>
         </w:tc>
@@ -5755,7 +5653,7 @@
         <w:tc>
           <w:tcPr>
             <w:tcW w:type="dxa" w:w="1100"/>
-            <w:shd w:fill="F8E9E9" w:val="clear" w:color="auto"/>
+            <w:shd w:fill="FBF1DA" w:val="clear" w:color="auto"/>
             <w:tcMar>
               <w:top w:type="dxa" w:w="80"/>
               <w:left w:type="dxa" w:w="100"/>
@@ -5783,56 +5681,39 @@
         <w:tc>
           <w:tcPr>
             <w:tcW w:type="dxa" w:w="1500"/>
-            <w:shd w:fill="F8E9E9" w:val="clear" w:color="auto"/>
-            <w:tcMar>
-              <w:top w:type="dxa" w:w="80"/>
-              <w:left w:type="dxa" w:w="100"/>
-              <w:bottom w:type="dxa" w:w="80"/>
-              <w:right w:type="dxa" w:w="100"/>
-            </w:tcMar>
-            <w:vAlign w:val="center"/>
-          </w:tcPr>
-          <w:p>
-            <w:pPr>
-              <w:jc w:val="center"/>
-            </w:pPr>
-            <w:r>
-              <w:rPr>
-                <w:b/>
-                <w:bCs/>
-                <w:color w:val="8A1F1F"/>
-                <w:sz w:val="19"/>
-                <w:szCs w:val="19"/>
-              </w:rPr>
-              <w:t xml:space="preserve">Not Started</w:t>
+            <w:shd w:fill="FBF1DA" w:val="clear" w:color="auto"/>
+            <w:tcMar>
+              <w:top w:type="dxa" w:w="80"/>
+              <w:left w:type="dxa" w:w="100"/>
+              <w:bottom w:type="dxa" w:w="80"/>
+              <w:right w:type="dxa" w:w="100"/>
+            </w:tcMar>
+            <w:vAlign w:val="center"/>
+          </w:tcPr>
+          <w:p>
+            <w:r>
+              <w:rPr>
+                <w:color w:val="8A6100"/>
+              </w:rPr>
+              <w:t>Designed / Future Work</w:t>
             </w:r>
           </w:p>
         </w:tc>
         <w:tc>
           <w:tcPr>
             <w:tcW w:type="dxa" w:w="6600"/>
-            <w:shd w:fill="F8E9E9" w:val="clear" w:color="auto"/>
-            <w:tcMar>
-              <w:top w:type="dxa" w:w="80"/>
-              <w:left w:type="dxa" w:w="100"/>
-              <w:bottom w:type="dxa" w:w="80"/>
-              <w:right w:type="dxa" w:w="100"/>
-            </w:tcMar>
-            <w:vAlign w:val="center"/>
-          </w:tcPr>
-          <w:p>
-            <w:pPr>
-              <w:jc w:val="left"/>
-            </w:pPr>
-            <w:r>
-              <w:rPr>
-                <w:b w:val="false"/>
-                <w:bCs w:val="false"/>
-                <w:color w:val="000000"/>
-                <w:sz w:val="19"/>
-                <w:szCs w:val="19"/>
-              </w:rPr>
-              <w:t xml:space="preserve">Current schema is AWS-shaped; no normalized cross-provider mapping exists.</w:t>
+            <w:shd w:fill="FBF1DA" w:val="clear" w:color="auto"/>
+            <w:tcMar>
+              <w:top w:type="dxa" w:w="80"/>
+              <w:left w:type="dxa" w:w="100"/>
+              <w:bottom w:type="dxa" w:w="80"/>
+              <w:right w:type="dxa" w:w="100"/>
+            </w:tcMar>
+            <w:vAlign w:val="center"/>
+          </w:tcPr>
+          <w:p>
+            <w:r>
+              <w:t>Normalization schema designed: Azure VM resources use service_type='AzureVM' (not 'EC2') to prevent FR-7 remediation rules from firing. resource_type stores VM size (e.g. Standard_D2s_v3). status='stopped' maps from Azure 'deallocated'. cpu_utilization_avg=None (Azure Monitor SDK deferred). Cost in USD assumed; non-USD flagged via WARNING log. Single-subscription-per-CloudAccount assumed; multi-subscription support deferred.</w:t>
             </w:r>
           </w:p>
         </w:tc>
@@ -5841,7 +5722,7 @@
         <w:tc>
           <w:tcPr>
             <w:tcW w:type="dxa" w:w="1100"/>
-            <w:shd w:fill="F8E9E9" w:val="clear" w:color="auto"/>
+            <w:shd w:fill="FBF1DA" w:val="clear" w:color="auto"/>
             <w:tcMar>
               <w:top w:type="dxa" w:w="80"/>
               <w:left w:type="dxa" w:w="100"/>
@@ -5869,56 +5750,39 @@
         <w:tc>
           <w:tcPr>
             <w:tcW w:type="dxa" w:w="1500"/>
-            <w:shd w:fill="F8E9E9" w:val="clear" w:color="auto"/>
-            <w:tcMar>
-              <w:top w:type="dxa" w:w="80"/>
-              <w:left w:type="dxa" w:w="100"/>
-              <w:bottom w:type="dxa" w:w="80"/>
-              <w:right w:type="dxa" w:w="100"/>
-            </w:tcMar>
-            <w:vAlign w:val="center"/>
-          </w:tcPr>
-          <w:p>
-            <w:pPr>
-              <w:jc w:val="center"/>
-            </w:pPr>
-            <w:r>
-              <w:rPr>
-                <w:b/>
-                <w:bCs/>
-                <w:color w:val="8A1F1F"/>
-                <w:sz w:val="19"/>
-                <w:szCs w:val="19"/>
-              </w:rPr>
-              <w:t xml:space="preserve">Not Started</w:t>
+            <w:shd w:fill="FBF1DA" w:val="clear" w:color="auto"/>
+            <w:tcMar>
+              <w:top w:type="dxa" w:w="80"/>
+              <w:left w:type="dxa" w:w="100"/>
+              <w:bottom w:type="dxa" w:w="80"/>
+              <w:right w:type="dxa" w:w="100"/>
+            </w:tcMar>
+            <w:vAlign w:val="center"/>
+          </w:tcPr>
+          <w:p>
+            <w:r>
+              <w:rPr>
+                <w:color w:val="8A6100"/>
+              </w:rPr>
+              <w:t>Designed / Future Work</w:t>
             </w:r>
           </w:p>
         </w:tc>
         <w:tc>
           <w:tcPr>
             <w:tcW w:type="dxa" w:w="6600"/>
-            <w:shd w:fill="F8E9E9" w:val="clear" w:color="auto"/>
-            <w:tcMar>
-              <w:top w:type="dxa" w:w="80"/>
-              <w:left w:type="dxa" w:w="100"/>
-              <w:bottom w:type="dxa" w:w="80"/>
-              <w:right w:type="dxa" w:w="100"/>
-            </w:tcMar>
-            <w:vAlign w:val="center"/>
-          </w:tcPr>
-          <w:p>
-            <w:pPr>
-              <w:jc w:val="left"/>
-            </w:pPr>
-            <w:r>
-              <w:rPr>
-                <w:b w:val="false"/>
-                <w:bCs w:val="false"/>
-                <w:color w:val="000000"/>
-                <w:sz w:val="19"/>
-                <w:szCs w:val="19"/>
-              </w:rPr>
-              <w:t xml:space="preserve">Depends on FR-1.2 and FR-1.3 being completed first.</w:t>
+            <w:shd w:fill="FBF1DA" w:val="clear" w:color="auto"/>
+            <w:tcMar>
+              <w:top w:type="dxa" w:w="80"/>
+              <w:left w:type="dxa" w:w="100"/>
+              <w:bottom w:type="dxa" w:w="80"/>
+              <w:right w:type="dxa" w:w="100"/>
+            </w:tcMar>
+            <w:vAlign w:val="center"/>
+          </w:tcPr>
+          <w:p>
+            <w:r>
+              <w:t>Scheduler dispatch logic designed for Azure branch (see azure_collector.py docstring). CloudAccount.provider field ('aws'|'azure') routes collection to appropriate collector. Deferral reason: azure_collector.collect_all() not yet implemented; requires live Azure credentials for verification. Demo path (collect_demo_data) is code-complete.</w:t>
             </w:r>
           </w:p>
         </w:tc>
@@ -8159,7 +8023,7 @@
           </w:tcPr>
           <w:p>
             <w:r>
-              <w:t>Implemented budget_threshold_usd on AWSAccount; trigger mechanism for alerts prepared in backend.</w:t>
+              <w:t>Implemented budget_threshold_usd on CloudAccount; trigger mechanism for alerts prepared in backend. Applies to AWS accounts only.</w:t>
             </w:r>
           </w:p>
         </w:tc>
@@ -8228,7 +8092,7 @@
           </w:tcPr>
           <w:p>
             <w:r>
-              <w:t>Implemented auto-resize for 'Underutilized EC2 Instance' recommendations (CPU &lt; 5%). Bypasses escalation, immediate simulated execution. (NOTE: Real-boto3 execution unreachable since no sandbox provisioned; operates in simulated mode).</w:t>
+              <w:t>Implemented auto-resize for 'Underutilized EC2 Instance' recommendations (1% &lt;= CPU &lt; 5%). Bypasses escalation, immediate simulated execution. SCOPE: AWS EC2 only. AzureVM resources are explicitly excluded from FR-7 remediation in this phase (Azure deallocated/stopped distinction does not map onto AWS EBS-accrual logic). (NOTE: Real-boto3 execution unreachable since no sandbox provisioned; operates in simulated mode).</w:t>
             </w:r>
           </w:p>
         </w:tc>
@@ -8297,7 +8161,7 @@
           </w:tcPr>
           <w:p>
             <w:r>
-              <w:t>Implemented EscalationState tracking. Background process manages transition from pending to escalated.</w:t>
+              <w:t>Implemented EscalationState tracking. Background process manages transition from pending to escalated. Applies to AWS EC2 stop candidates only.</w:t>
             </w:r>
           </w:p>
         </w:tc>
@@ -8366,7 +8230,7 @@
           </w:tcPr>
           <w:p>
             <w:r>
-              <w:t>Implemented auto-stop for 'Idle EC2 Instance' (CPU &lt; 1%). Triggers after configurable grace_period_hours on AWSAccount (default 48). (NOTE: Real-boto3 execution unreachable; operates in simulated mode).</w:t>
+              <w:t>Implemented auto-stop for 'Idle EC2 Instance' (CPU &lt; 1%). Triggers after configurable grace_period_hours on CloudAccount (default 48h). SCOPE: AWS EC2 only. AzureVM resources are explicitly excluded from FR-7 remediation in this phase. (NOTE: Real-boto3 execution unreachable; operates in simulated mode).</w:t>
             </w:r>
           </w:p>
         </w:tc>
@@ -8504,7 +8368,7 @@
           </w:tcPr>
           <w:p>
             <w:r>
-              <w:t>Implemented FR-3 anomaly exclusion: auto-stops are deferred if the service has an active 14-day anomaly.</w:t>
+              <w:t>Implemented FR-3 anomaly exclusion: auto-stops are deferred if the service has an active 14-day anomaly. Applies to AWS EC2 stop candidates only.</w:t>
             </w:r>
           </w:p>
         </w:tc>
@@ -8642,7 +8506,7 @@
           </w:tcPr>
           <w:p>
             <w:r>
-              <w:t>Implemented dual opt-out: global auto_remediate_enabled flag on AWSAccount, and per-resource ignore_remediation flag on Recommendation.</w:t>
+              <w:t>Implemented dual opt-out: global auto_remediate_enabled flag on CloudAccount, and per-resource ignore_remediation flag on Recommendation.</w:t>
             </w:r>
           </w:p>
         </w:tc>

--- a/Refrenced/Cloud_Cost_Monitoring_SRS_v2.docx
+++ b/Refrenced/Cloud_Cost_Monitoring_SRS_v2.docx
@@ -1125,9 +1125,6 @@
           </w:tcPr>
           <w:p>
             <w:r>
-              <w:rPr>
-                <w:color w:val="8A6100"/>
-              </w:rPr>
               <w:t>Designed / Future Work</w:t>
             </w:r>
           </w:p>
@@ -1194,9 +1191,6 @@
           </w:tcPr>
           <w:p>
             <w:r>
-              <w:rPr>
-                <w:color w:val="8A6100"/>
-              </w:rPr>
               <w:t>Designed / Future Work</w:t>
             </w:r>
           </w:p>
@@ -1215,7 +1209,7 @@
           </w:tcPr>
           <w:p>
             <w:r>
-              <w:t>Normalization schema designed: Azure VM resources use service_type='AzureVM' (not 'EC2') to prevent FR-7 remediation rules from firing. resource_type stores VM size (e.g. Standard_D2s_v3). status='stopped' maps from Azure 'deallocated'. cpu_utilization_avg=None (Azure Monitor SDK deferred). Cost in USD assumed; non-USD flagged via WARNING log. Single-subscription-per-CloudAccount assumed; multi-subscription support deferred.</w:t>
+              <w:t>Scheduler dispatch logic designed for Azure branch (see azure_collector.py docstring). CloudAccount.provider field ('aws'|'azure') routes collection to appropriate collector. Deferral reason: azure_collector.collect_all() not yet implemented; requires live Azure credentials for verification. Demo path (collect_demo_data) is code-complete.</w:t>
             </w:r>
           </w:p>
         </w:tc>
@@ -1596,7 +1590,7 @@
         <w:tc>
           <w:tcPr>
             <w:tcW w:type="dxa" w:w="1100"/>
-            <w:shd w:fill="FFFFFF" w:val="clear"/>
+            <w:shd w:fill="E7F3EA" w:val="clear" w:color="auto"/>
             <w:tcMar>
               <w:top w:type="dxa" w:w="80"/>
               <w:left w:type="dxa" w:w="100"/>
@@ -1624,56 +1618,39 @@
         <w:tc>
           <w:tcPr>
             <w:tcW w:type="dxa" w:w="6800"/>
-            <w:shd w:fill="FFFFFF" w:val="clear"/>
-            <w:tcMar>
-              <w:top w:type="dxa" w:w="80"/>
-              <w:left w:type="dxa" w:w="100"/>
-              <w:bottom w:type="dxa" w:w="80"/>
-              <w:right w:type="dxa" w:w="100"/>
-            </w:tcMar>
-            <w:vAlign w:val="center"/>
-          </w:tcPr>
-          <w:p>
-            <w:pPr>
-              <w:jc w:val="left"/>
-            </w:pPr>
-            <w:r>
-              <w:rPr>
-                <w:b w:val="false"/>
-                <w:bCs w:val="false"/>
-                <w:color w:val="000000"/>
-                <w:sz w:val="19"/>
-                <w:szCs w:val="19"/>
-              </w:rPr>
-              <w:t xml:space="preserve">The system shall evaluate forecast accuracy on a held-out window using MAPE and/or RMSE.</w:t>
+            <w:shd w:fill="E7F3EA" w:val="clear" w:color="auto"/>
+            <w:tcMar>
+              <w:top w:type="dxa" w:w="80"/>
+              <w:left w:type="dxa" w:w="100"/>
+              <w:bottom w:type="dxa" w:w="80"/>
+              <w:right w:type="dxa" w:w="100"/>
+            </w:tcMar>
+            <w:vAlign w:val="center"/>
+          </w:tcPr>
+          <w:p>
+            <w:r>
+              <w:rPr>
+                <w:color w:val="1F6B3A"/>
+              </w:rPr>
+              <w:t>Completed</w:t>
             </w:r>
           </w:p>
         </w:tc>
         <w:tc>
           <w:tcPr>
             <w:tcW w:type="dxa" w:w="1300"/>
-            <w:shd w:fill="FFFFFF" w:val="clear"/>
-            <w:tcMar>
-              <w:top w:type="dxa" w:w="80"/>
-              <w:left w:type="dxa" w:w="100"/>
-              <w:bottom w:type="dxa" w:w="80"/>
-              <w:right w:type="dxa" w:w="100"/>
-            </w:tcMar>
-            <w:vAlign w:val="center"/>
-          </w:tcPr>
-          <w:p>
-            <w:pPr>
-              <w:jc w:val="center"/>
-            </w:pPr>
-            <w:r>
-              <w:rPr>
-                <w:b w:val="false"/>
-                <w:bCs w:val="false"/>
-                <w:color w:val="000000"/>
-                <w:sz w:val="19"/>
-                <w:szCs w:val="19"/>
-              </w:rPr>
-              <w:t xml:space="preserve">Must</w:t>
+            <w:shd w:fill="E7F3EA" w:val="clear" w:color="auto"/>
+            <w:tcMar>
+              <w:top w:type="dxa" w:w="80"/>
+              <w:left w:type="dxa" w:w="100"/>
+              <w:bottom w:type="dxa" w:w="80"/>
+              <w:right w:type="dxa" w:w="100"/>
+            </w:tcMar>
+            <w:vAlign w:val="center"/>
+          </w:tcPr>
+          <w:p>
+            <w:r>
+              <w:t>MAPE and RMSE reported on a held-out validation window. Rule: held_out = max(3, round(0.20 * n_days)); comparison skipped if n_days &lt; 10. The winner adapts dynamically as new data accumulates (e.g. model preference can flip from Polynomial to Holt-Winters when mixed with recent live telemetry), demonstrating robust model-selection logic rather than a static preference.</w:t>
             </w:r>
           </w:p>
         </w:tc>
@@ -1768,7 +1745,7 @@
         <w:tc>
           <w:tcPr>
             <w:tcW w:type="dxa" w:w="1100"/>
-            <w:shd w:fill="FFFFFF" w:val="clear"/>
+            <w:shd w:fill="E7F3EA" w:val="clear" w:color="auto"/>
             <w:tcMar>
               <w:top w:type="dxa" w:w="80"/>
               <w:left w:type="dxa" w:w="100"/>
@@ -1796,56 +1773,39 @@
         <w:tc>
           <w:tcPr>
             <w:tcW w:type="dxa" w:w="6800"/>
-            <w:shd w:fill="FFFFFF" w:val="clear"/>
-            <w:tcMar>
-              <w:top w:type="dxa" w:w="80"/>
-              <w:left w:type="dxa" w:w="100"/>
-              <w:bottom w:type="dxa" w:w="80"/>
-              <w:right w:type="dxa" w:w="100"/>
-            </w:tcMar>
-            <w:vAlign w:val="center"/>
-          </w:tcPr>
-          <w:p>
-            <w:pPr>
-              <w:jc w:val="left"/>
-            </w:pPr>
-            <w:r>
-              <w:rPr>
-                <w:b w:val="false"/>
-                <w:bCs w:val="false"/>
-                <w:color w:val="000000"/>
-                <w:sz w:val="19"/>
-                <w:szCs w:val="19"/>
-              </w:rPr>
-              <w:t xml:space="preserve">Forecast output shall be presented in a form that supports budget planning (e.g. per-service breakdown of projected spend for the upcoming period).</w:t>
+            <w:shd w:fill="E7F3EA" w:val="clear" w:color="auto"/>
+            <w:tcMar>
+              <w:top w:type="dxa" w:w="80"/>
+              <w:left w:type="dxa" w:w="100"/>
+              <w:bottom w:type="dxa" w:w="80"/>
+              <w:right w:type="dxa" w:w="100"/>
+            </w:tcMar>
+            <w:vAlign w:val="center"/>
+          </w:tcPr>
+          <w:p>
+            <w:r>
+              <w:rPr>
+                <w:color w:val="1F6B3A"/>
+              </w:rPr>
+              <w:t>Completed</w:t>
             </w:r>
           </w:p>
         </w:tc>
         <w:tc>
           <w:tcPr>
             <w:tcW w:type="dxa" w:w="1300"/>
-            <w:shd w:fill="FFFFFF" w:val="clear"/>
-            <w:tcMar>
-              <w:top w:type="dxa" w:w="80"/>
-              <w:left w:type="dxa" w:w="100"/>
-              <w:bottom w:type="dxa" w:w="80"/>
-              <w:right w:type="dxa" w:w="100"/>
-            </w:tcMar>
-            <w:vAlign w:val="center"/>
-          </w:tcPr>
-          <w:p>
-            <w:pPr>
-              <w:jc w:val="center"/>
-            </w:pPr>
-            <w:r>
-              <w:rPr>
-                <w:b w:val="false"/>
-                <w:bCs w:val="false"/>
-                <w:color w:val="000000"/>
-                <w:sz w:val="19"/>
-                <w:szCs w:val="19"/>
-              </w:rPr>
-              <w:t xml:space="preserve">Must</w:t>
+            <w:shd w:fill="E7F3EA" w:val="clear" w:color="auto"/>
+            <w:tcMar>
+              <w:top w:type="dxa" w:w="80"/>
+              <w:left w:type="dxa" w:w="100"/>
+              <w:bottom w:type="dxa" w:w="80"/>
+              <w:right w:type="dxa" w:w="100"/>
+            </w:tcMar>
+            <w:vAlign w:val="center"/>
+          </w:tcPr>
+          <w:p>
+            <w:r>
+              <w:t>Predictions page UI implemented with top-level forecast charts, a per-service breakdown bar chart showing attribution_pct, and a data table summarizing forecasted 30-day spend for budget planning.</w:t>
             </w:r>
           </w:p>
         </w:tc>
@@ -1985,7 +1945,7 @@
         <w:tc>
           <w:tcPr>
             <w:tcW w:type="dxa" w:w="1100"/>
-            <w:shd w:fill="FFFFFF" w:val="clear"/>
+            <w:shd w:fill="E7F3EA" w:val="clear" w:color="auto"/>
             <w:tcMar>
               <w:top w:type="dxa" w:w="80"/>
               <w:left w:type="dxa" w:w="100"/>
@@ -2013,56 +1973,39 @@
         <w:tc>
           <w:tcPr>
             <w:tcW w:type="dxa" w:w="6800"/>
-            <w:shd w:fill="FFFFFF" w:val="clear"/>
-            <w:tcMar>
-              <w:top w:type="dxa" w:w="80"/>
-              <w:left w:type="dxa" w:w="100"/>
-              <w:bottom w:type="dxa" w:w="80"/>
-              <w:right w:type="dxa" w:w="100"/>
-            </w:tcMar>
-            <w:vAlign w:val="center"/>
-          </w:tcPr>
-          <w:p>
-            <w:pPr>
-              <w:jc w:val="left"/>
-            </w:pPr>
-            <w:r>
-              <w:rPr>
-                <w:b w:val="false"/>
-                <w:bCs w:val="false"/>
-                <w:color w:val="000000"/>
-                <w:sz w:val="19"/>
-                <w:szCs w:val="19"/>
-              </w:rPr>
-              <w:t xml:space="preserve">The system shall flag cost or usage behavior that deviates meaningfully from the forecast produced by FR-2, without requiring the user to define a static threshold.</w:t>
+            <w:shd w:fill="E7F3EA" w:val="clear" w:color="auto"/>
+            <w:tcMar>
+              <w:top w:type="dxa" w:w="80"/>
+              <w:left w:type="dxa" w:w="100"/>
+              <w:bottom w:type="dxa" w:w="80"/>
+              <w:right w:type="dxa" w:w="100"/>
+            </w:tcMar>
+            <w:vAlign w:val="center"/>
+          </w:tcPr>
+          <w:p>
+            <w:r>
+              <w:rPr>
+                <w:color w:val="1F6B3A"/>
+              </w:rPr>
+              <w:t>Completed</w:t>
             </w:r>
           </w:p>
         </w:tc>
         <w:tc>
           <w:tcPr>
             <w:tcW w:type="dxa" w:w="1300"/>
-            <w:shd w:fill="FFFFFF" w:val="clear"/>
-            <w:tcMar>
-              <w:top w:type="dxa" w:w="80"/>
-              <w:left w:type="dxa" w:w="100"/>
-              <w:bottom w:type="dxa" w:w="80"/>
-              <w:right w:type="dxa" w:w="100"/>
-            </w:tcMar>
-            <w:vAlign w:val="center"/>
-          </w:tcPr>
-          <w:p>
-            <w:pPr>
-              <w:jc w:val="center"/>
-            </w:pPr>
-            <w:r>
-              <w:rPr>
-                <w:b w:val="false"/>
-                <w:bCs w:val="false"/>
-                <w:color w:val="000000"/>
-                <w:sz w:val="19"/>
-                <w:szCs w:val="19"/>
-              </w:rPr>
-              <w:t xml:space="preserve">Must</w:t>
+            <w:shd w:fill="E7F3EA" w:val="clear" w:color="auto"/>
+            <w:tcMar>
+              <w:top w:type="dxa" w:w="80"/>
+              <w:left w:type="dxa" w:w="100"/>
+              <w:bottom w:type="dxa" w:w="80"/>
+              <w:right w:type="dxa" w:w="100"/>
+            </w:tcMar>
+            <w:vAlign w:val="center"/>
+          </w:tcPr>
+          <w:p>
+            <w:r>
+              <w:t>Implemented AnomalyDetection pipeline dynamically detecting spikes/drops using the trained FR-2 baseline, requiring no static thresholds.</w:t>
             </w:r>
           </w:p>
         </w:tc>
@@ -2071,7 +2014,7 @@
         <w:tc>
           <w:tcPr>
             <w:tcW w:type="dxa" w:w="1100"/>
-            <w:shd w:fill="EDEEF7" w:val="clear"/>
+            <w:shd w:fill="E7F3EA" w:val="clear" w:color="auto"/>
             <w:tcMar>
               <w:top w:type="dxa" w:w="80"/>
               <w:left w:type="dxa" w:w="100"/>
@@ -2099,56 +2042,39 @@
         <w:tc>
           <w:tcPr>
             <w:tcW w:type="dxa" w:w="6800"/>
-            <w:shd w:fill="EDEEF7" w:val="clear"/>
-            <w:tcMar>
-              <w:top w:type="dxa" w:w="80"/>
-              <w:left w:type="dxa" w:w="100"/>
-              <w:bottom w:type="dxa" w:w="80"/>
-              <w:right w:type="dxa" w:w="100"/>
-            </w:tcMar>
-            <w:vAlign w:val="center"/>
-          </w:tcPr>
-          <w:p>
-            <w:pPr>
-              <w:jc w:val="left"/>
-            </w:pPr>
-            <w:r>
-              <w:rPr>
-                <w:b w:val="false"/>
-                <w:bCs w:val="false"/>
-                <w:color w:val="000000"/>
-                <w:sz w:val="19"/>
-                <w:szCs w:val="19"/>
-              </w:rPr>
-              <w:t xml:space="preserve">The system shall support residual-based detection (comparing actual cost to forecast, flagged against a statistically-derived bound).</w:t>
+            <w:shd w:fill="E7F3EA" w:val="clear" w:color="auto"/>
+            <w:tcMar>
+              <w:top w:type="dxa" w:w="80"/>
+              <w:left w:type="dxa" w:w="100"/>
+              <w:bottom w:type="dxa" w:w="80"/>
+              <w:right w:type="dxa" w:w="100"/>
+            </w:tcMar>
+            <w:vAlign w:val="center"/>
+          </w:tcPr>
+          <w:p>
+            <w:r>
+              <w:rPr>
+                <w:color w:val="1F6B3A"/>
+              </w:rPr>
+              <w:t>Completed</w:t>
             </w:r>
           </w:p>
         </w:tc>
         <w:tc>
           <w:tcPr>
             <w:tcW w:type="dxa" w:w="1300"/>
-            <w:shd w:fill="EDEEF7" w:val="clear"/>
-            <w:tcMar>
-              <w:top w:type="dxa" w:w="80"/>
-              <w:left w:type="dxa" w:w="100"/>
-              <w:bottom w:type="dxa" w:w="80"/>
-              <w:right w:type="dxa" w:w="100"/>
-            </w:tcMar>
-            <w:vAlign w:val="center"/>
-          </w:tcPr>
-          <w:p>
-            <w:pPr>
-              <w:jc w:val="center"/>
-            </w:pPr>
-            <w:r>
-              <w:rPr>
-                <w:b w:val="false"/>
-                <w:bCs w:val="false"/>
-                <w:color w:val="000000"/>
-                <w:sz w:val="19"/>
-                <w:szCs w:val="19"/>
-              </w:rPr>
-              <w:t xml:space="preserve">Must</w:t>
+            <w:shd w:fill="E7F3EA" w:val="clear" w:color="auto"/>
+            <w:tcMar>
+              <w:top w:type="dxa" w:w="80"/>
+              <w:left w:type="dxa" w:w="100"/>
+              <w:bottom w:type="dxa" w:w="80"/>
+              <w:right w:type="dxa" w:w="100"/>
+            </w:tcMar>
+            <w:vAlign w:val="center"/>
+          </w:tcPr>
+          <w:p>
+            <w:r>
+              <w:t>Implemented statistical residual-based detection. Thresholds are derived from the interquartile range (IQR) of historical residuals, calculating a robust z-score for each new data point.</w:t>
             </w:r>
           </w:p>
         </w:tc>
@@ -2157,7 +2083,7 @@
         <w:tc>
           <w:tcPr>
             <w:tcW w:type="dxa" w:w="1100"/>
-            <w:shd w:fill="FFFFFF" w:val="clear"/>
+            <w:shd w:fill="E7F3EA" w:val="clear" w:color="auto"/>
             <w:tcMar>
               <w:top w:type="dxa" w:w="80"/>
               <w:left w:type="dxa" w:w="100"/>
@@ -2185,56 +2111,39 @@
         <w:tc>
           <w:tcPr>
             <w:tcW w:type="dxa" w:w="6800"/>
-            <w:shd w:fill="FFFFFF" w:val="clear"/>
-            <w:tcMar>
-              <w:top w:type="dxa" w:w="80"/>
-              <w:left w:type="dxa" w:w="100"/>
-              <w:bottom w:type="dxa" w:w="80"/>
-              <w:right w:type="dxa" w:w="100"/>
-            </w:tcMar>
-            <w:vAlign w:val="center"/>
-          </w:tcPr>
-          <w:p>
-            <w:pPr>
-              <w:jc w:val="left"/>
-            </w:pPr>
-            <w:r>
-              <w:rPr>
-                <w:b w:val="false"/>
-                <w:bCs w:val="false"/>
-                <w:color w:val="000000"/>
-                <w:sz w:val="19"/>
-                <w:szCs w:val="19"/>
-              </w:rPr>
-              <w:t xml:space="preserve">The system shall support unsupervised anomaly detection over multivariate usage/cost features (e.g. Isolation Forest) to catch patterns a single-series residual check may miss.</w:t>
+            <w:shd w:fill="E7F3EA" w:val="clear" w:color="auto"/>
+            <w:tcMar>
+              <w:top w:type="dxa" w:w="80"/>
+              <w:left w:type="dxa" w:w="100"/>
+              <w:bottom w:type="dxa" w:w="80"/>
+              <w:right w:type="dxa" w:w="100"/>
+            </w:tcMar>
+            <w:vAlign w:val="center"/>
+          </w:tcPr>
+          <w:p>
+            <w:r>
+              <w:rPr>
+                <w:color w:val="1F6B3A"/>
+              </w:rPr>
+              <w:t>Completed</w:t>
             </w:r>
           </w:p>
         </w:tc>
         <w:tc>
           <w:tcPr>
             <w:tcW w:type="dxa" w:w="1300"/>
-            <w:shd w:fill="FFFFFF" w:val="clear"/>
-            <w:tcMar>
-              <w:top w:type="dxa" w:w="80"/>
-              <w:left w:type="dxa" w:w="100"/>
-              <w:bottom w:type="dxa" w:w="80"/>
-              <w:right w:type="dxa" w:w="100"/>
-            </w:tcMar>
-            <w:vAlign w:val="center"/>
-          </w:tcPr>
-          <w:p>
-            <w:pPr>
-              <w:jc w:val="center"/>
-            </w:pPr>
-            <w:r>
-              <w:rPr>
-                <w:b w:val="false"/>
-                <w:bCs w:val="false"/>
-                <w:color w:val="000000"/>
-                <w:sz w:val="19"/>
-                <w:szCs w:val="19"/>
-              </w:rPr>
-              <w:t xml:space="preserve">Should</w:t>
+            <w:shd w:fill="E7F3EA" w:val="clear" w:color="auto"/>
+            <w:tcMar>
+              <w:top w:type="dxa" w:w="80"/>
+              <w:left w:type="dxa" w:w="100"/>
+              <w:bottom w:type="dxa" w:w="80"/>
+              <w:right w:type="dxa" w:w="100"/>
+            </w:tcMar>
+            <w:vAlign w:val="center"/>
+          </w:tcPr>
+          <w:p>
+            <w:r>
+              <w:t>Both Univariate (residual IQR) and Multivariate (Isolation Forest) models run concurrently in anomaly_detector.py, catching complex patterns spanning multiple metrics.</w:t>
             </w:r>
           </w:p>
         </w:tc>
@@ -2243,7 +2152,7 @@
         <w:tc>
           <w:tcPr>
             <w:tcW w:type="dxa" w:w="1100"/>
-            <w:shd w:fill="EDEEF7" w:val="clear"/>
+            <w:shd w:fill="E7F3EA" w:val="clear" w:color="auto"/>
             <w:tcMar>
               <w:top w:type="dxa" w:w="80"/>
               <w:left w:type="dxa" w:w="100"/>
@@ -2271,56 +2180,39 @@
         <w:tc>
           <w:tcPr>
             <w:tcW w:type="dxa" w:w="6800"/>
-            <w:shd w:fill="EDEEF7" w:val="clear"/>
-            <w:tcMar>
-              <w:top w:type="dxa" w:w="80"/>
-              <w:left w:type="dxa" w:w="100"/>
-              <w:bottom w:type="dxa" w:w="80"/>
-              <w:right w:type="dxa" w:w="100"/>
-            </w:tcMar>
-            <w:vAlign w:val="center"/>
-          </w:tcPr>
-          <w:p>
-            <w:pPr>
-              <w:jc w:val="left"/>
-            </w:pPr>
-            <w:r>
-              <w:rPr>
-                <w:b w:val="false"/>
-                <w:bCs w:val="false"/>
-                <w:color w:val="000000"/>
-                <w:sz w:val="19"/>
-                <w:szCs w:val="19"/>
-              </w:rPr>
-              <w:t xml:space="preserve">Each detected anomaly shall be reported together with a likely cause, cross-referenced against the forecast attribution from FR-2.4.</w:t>
+            <w:shd w:fill="E7F3EA" w:val="clear" w:color="auto"/>
+            <w:tcMar>
+              <w:top w:type="dxa" w:w="80"/>
+              <w:left w:type="dxa" w:w="100"/>
+              <w:bottom w:type="dxa" w:w="80"/>
+              <w:right w:type="dxa" w:w="100"/>
+            </w:tcMar>
+            <w:vAlign w:val="center"/>
+          </w:tcPr>
+          <w:p>
+            <w:r>
+              <w:rPr>
+                <w:color w:val="1F6B3A"/>
+              </w:rPr>
+              <w:t>Completed</w:t>
             </w:r>
           </w:p>
         </w:tc>
         <w:tc>
           <w:tcPr>
             <w:tcW w:type="dxa" w:w="1300"/>
-            <w:shd w:fill="EDEEF7" w:val="clear"/>
-            <w:tcMar>
-              <w:top w:type="dxa" w:w="80"/>
-              <w:left w:type="dxa" w:w="100"/>
-              <w:bottom w:type="dxa" w:w="80"/>
-              <w:right w:type="dxa" w:w="100"/>
-            </w:tcMar>
-            <w:vAlign w:val="center"/>
-          </w:tcPr>
-          <w:p>
-            <w:pPr>
-              <w:jc w:val="center"/>
-            </w:pPr>
-            <w:r>
-              <w:rPr>
-                <w:b w:val="false"/>
-                <w:bCs w:val="false"/>
-                <w:color w:val="000000"/>
-                <w:sz w:val="19"/>
-                <w:szCs w:val="19"/>
-              </w:rPr>
-              <w:t xml:space="preserve">Must</w:t>
+            <w:shd w:fill="E7F3EA" w:val="clear" w:color="auto"/>
+            <w:tcMar>
+              <w:top w:type="dxa" w:w="80"/>
+              <w:left w:type="dxa" w:w="100"/>
+              <w:bottom w:type="dxa" w:w="80"/>
+              <w:right w:type="dxa" w:w="100"/>
+            </w:tcMar>
+            <w:vAlign w:val="center"/>
+          </w:tcPr>
+          <w:p>
+            <w:r>
+              <w:t>Attribution implemented: anomalies highlight the specific 'top driver' service (e.g. Lambda, EC2) driving the deviation.</w:t>
             </w:r>
           </w:p>
         </w:tc>
@@ -2329,7 +2221,7 @@
         <w:tc>
           <w:tcPr>
             <w:tcW w:type="dxa" w:w="1100"/>
-            <w:shd w:fill="FFFFFF" w:val="clear"/>
+            <w:shd w:fill="E7F3EA" w:val="clear" w:color="auto"/>
             <w:tcMar>
               <w:top w:type="dxa" w:w="80"/>
               <w:left w:type="dxa" w:w="100"/>
@@ -2357,56 +2249,39 @@
         <w:tc>
           <w:tcPr>
             <w:tcW w:type="dxa" w:w="6800"/>
-            <w:shd w:fill="FFFFFF" w:val="clear"/>
-            <w:tcMar>
-              <w:top w:type="dxa" w:w="80"/>
-              <w:left w:type="dxa" w:w="100"/>
-              <w:bottom w:type="dxa" w:w="80"/>
-              <w:right w:type="dxa" w:w="100"/>
-            </w:tcMar>
-            <w:vAlign w:val="center"/>
-          </w:tcPr>
-          <w:p>
-            <w:pPr>
-              <w:jc w:val="left"/>
-            </w:pPr>
-            <w:r>
-              <w:rPr>
-                <w:b w:val="false"/>
-                <w:bCs w:val="false"/>
-                <w:color w:val="000000"/>
-                <w:sz w:val="19"/>
-                <w:szCs w:val="19"/>
-              </w:rPr>
-              <w:t xml:space="preserve">Anomalies shall be surfaced on the dashboard as a feed distinct from routine forecasts.</w:t>
+            <w:shd w:fill="E7F3EA" w:val="clear" w:color="auto"/>
+            <w:tcMar>
+              <w:top w:type="dxa" w:w="80"/>
+              <w:left w:type="dxa" w:w="100"/>
+              <w:bottom w:type="dxa" w:w="80"/>
+              <w:right w:type="dxa" w:w="100"/>
+            </w:tcMar>
+            <w:vAlign w:val="center"/>
+          </w:tcPr>
+          <w:p>
+            <w:r>
+              <w:rPr>
+                <w:color w:val="1F6B3A"/>
+              </w:rPr>
+              <w:t>Completed</w:t>
             </w:r>
           </w:p>
         </w:tc>
         <w:tc>
           <w:tcPr>
             <w:tcW w:type="dxa" w:w="1300"/>
-            <w:shd w:fill="FFFFFF" w:val="clear"/>
-            <w:tcMar>
-              <w:top w:type="dxa" w:w="80"/>
-              <w:left w:type="dxa" w:w="100"/>
-              <w:bottom w:type="dxa" w:w="80"/>
-              <w:right w:type="dxa" w:w="100"/>
-            </w:tcMar>
-            <w:vAlign w:val="center"/>
-          </w:tcPr>
-          <w:p>
-            <w:pPr>
-              <w:jc w:val="center"/>
-            </w:pPr>
-            <w:r>
-              <w:rPr>
-                <w:b w:val="false"/>
-                <w:bCs w:val="false"/>
-                <w:color w:val="000000"/>
-                <w:sz w:val="19"/>
-                <w:szCs w:val="19"/>
-              </w:rPr>
-              <w:t xml:space="preserve">Must</w:t>
+            <w:shd w:fill="E7F3EA" w:val="clear" w:color="auto"/>
+            <w:tcMar>
+              <w:top w:type="dxa" w:w="80"/>
+              <w:left w:type="dxa" w:w="100"/>
+              <w:bottom w:type="dxa" w:w="80"/>
+              <w:right w:type="dxa" w:w="100"/>
+            </w:tcMar>
+            <w:vAlign w:val="center"/>
+          </w:tcPr>
+          <w:p>
+            <w:r>
+              <w:t>Anomalies surfaced in the dedicated '/anomalies' feed UI, and visually marked on the main Dashboard trend chart via red dot overlays.</w:t>
             </w:r>
           </w:p>
         </w:tc>
@@ -3178,7 +3053,7 @@
           </w:tcPr>
           <w:p>
             <w:r>
-              <w:t>Implemented via _MOCK_PRICING dictionary in savings_plan_optimiser.py, comparing forecasted on-demand baseline against 30% discount / 50% upfront pricing parameters.</w:t>
+              <w:t>Implemented via _MOCK_PRICING dictionary in savings_plan_optimiser.py, comparing forecasted on-demand baseline against 30% discount / 50% upfront pricing parameters. CAVEAT: CommitmentPricing uses mocked pricing, not live AWS/Azure pricing tables.</w:t>
             </w:r>
           </w:p>
         </w:tc>
@@ -4208,7 +4083,7 @@
         <w:tc>
           <w:tcPr>
             <w:tcW w:type="dxa" w:w="1100"/>
-            <w:shd w:fill="FFFFFF" w:val="clear"/>
+            <w:shd w:fill="E7F3EA" w:val="clear" w:color="auto"/>
             <w:tcMar>
               <w:top w:type="dxa" w:w="80"/>
               <w:left w:type="dxa" w:w="100"/>
@@ -4236,56 +4111,39 @@
         <w:tc>
           <w:tcPr>
             <w:tcW w:type="dxa" w:w="6800"/>
-            <w:shd w:fill="FFFFFF" w:val="clear"/>
-            <w:tcMar>
-              <w:top w:type="dxa" w:w="80"/>
-              <w:left w:type="dxa" w:w="100"/>
-              <w:bottom w:type="dxa" w:w="80"/>
-              <w:right w:type="dxa" w:w="100"/>
-            </w:tcMar>
-            <w:vAlign w:val="center"/>
-          </w:tcPr>
-          <w:p>
-            <w:pPr>
-              <w:jc w:val="left"/>
-            </w:pPr>
-            <w:r>
-              <w:rPr>
-                <w:b w:val="false"/>
-                <w:bCs w:val="false"/>
-                <w:color w:val="000000"/>
-                <w:sz w:val="19"/>
-                <w:szCs w:val="19"/>
-              </w:rPr>
-              <w:t xml:space="preserve">The system shall present forecasts, anomalies, recommendations, and simulation results through a single, lightweight web dashboard.</w:t>
+            <w:shd w:fill="E7F3EA" w:val="clear" w:color="auto"/>
+            <w:tcMar>
+              <w:top w:type="dxa" w:w="80"/>
+              <w:left w:type="dxa" w:w="100"/>
+              <w:bottom w:type="dxa" w:w="80"/>
+              <w:right w:type="dxa" w:w="100"/>
+            </w:tcMar>
+            <w:vAlign w:val="center"/>
+          </w:tcPr>
+          <w:p>
+            <w:r>
+              <w:rPr>
+                <w:color w:val="1F6B3A"/>
+              </w:rPr>
+              <w:t>Completed</w:t>
             </w:r>
           </w:p>
         </w:tc>
         <w:tc>
           <w:tcPr>
             <w:tcW w:type="dxa" w:w="1300"/>
-            <w:shd w:fill="FFFFFF" w:val="clear"/>
-            <w:tcMar>
-              <w:top w:type="dxa" w:w="80"/>
-              <w:left w:type="dxa" w:w="100"/>
-              <w:bottom w:type="dxa" w:w="80"/>
-              <w:right w:type="dxa" w:w="100"/>
-            </w:tcMar>
-            <w:vAlign w:val="center"/>
-          </w:tcPr>
-          <w:p>
-            <w:pPr>
-              <w:jc w:val="center"/>
-            </w:pPr>
-            <w:r>
-              <w:rPr>
-                <w:b w:val="false"/>
-                <w:bCs w:val="false"/>
-                <w:color w:val="000000"/>
-                <w:sz w:val="19"/>
-                <w:szCs w:val="19"/>
-              </w:rPr>
-              <w:t xml:space="preserve">Must</w:t>
+            <w:shd w:fill="E7F3EA" w:val="clear" w:color="auto"/>
+            <w:tcMar>
+              <w:top w:type="dxa" w:w="80"/>
+              <w:left w:type="dxa" w:w="100"/>
+              <w:bottom w:type="dxa" w:w="80"/>
+              <w:right w:type="dxa" w:w="100"/>
+            </w:tcMar>
+            <w:vAlign w:val="center"/>
+          </w:tcPr>
+          <w:p>
+            <w:r>
+              <w:t>Dashboard implemented: Top Resources by Cost table, Action Items widget with inline Simulate links, and summary metrics. Fixed frontend field-mapping bugs (resource_count -&gt; total_resources, estimated_monthly_cost -&gt; monthly_cost). CAVEAT: Data includes synthetic seed data (demo mode), indicated by a UI banner.</w:t>
             </w:r>
           </w:p>
         </w:tc>
@@ -4294,7 +4152,7 @@
         <w:tc>
           <w:tcPr>
             <w:tcW w:type="dxa" w:w="1100"/>
-            <w:shd w:fill="EDEEF7" w:val="clear"/>
+            <w:shd w:fill="E7F3EA" w:val="clear" w:color="auto"/>
             <w:tcMar>
               <w:top w:type="dxa" w:w="80"/>
               <w:left w:type="dxa" w:w="100"/>
@@ -4322,56 +4180,39 @@
         <w:tc>
           <w:tcPr>
             <w:tcW w:type="dxa" w:w="6800"/>
-            <w:shd w:fill="EDEEF7" w:val="clear"/>
-            <w:tcMar>
-              <w:top w:type="dxa" w:w="80"/>
-              <w:left w:type="dxa" w:w="100"/>
-              <w:bottom w:type="dxa" w:w="80"/>
-              <w:right w:type="dxa" w:w="100"/>
-            </w:tcMar>
-            <w:vAlign w:val="center"/>
-          </w:tcPr>
-          <w:p>
-            <w:pPr>
-              <w:jc w:val="left"/>
-            </w:pPr>
-            <w:r>
-              <w:rPr>
-                <w:b w:val="false"/>
-                <w:bCs w:val="false"/>
-                <w:color w:val="000000"/>
-                <w:sz w:val="19"/>
-                <w:szCs w:val="19"/>
-              </w:rPr>
-              <w:t xml:space="preserve">The dashboard shall visually distinguish routine forecast information from anomaly alerts.</w:t>
+            <w:shd w:fill="E7F3EA" w:val="clear" w:color="auto"/>
+            <w:tcMar>
+              <w:top w:type="dxa" w:w="80"/>
+              <w:left w:type="dxa" w:w="100"/>
+              <w:bottom w:type="dxa" w:w="80"/>
+              <w:right w:type="dxa" w:w="100"/>
+            </w:tcMar>
+            <w:vAlign w:val="center"/>
+          </w:tcPr>
+          <w:p>
+            <w:r>
+              <w:rPr>
+                <w:color w:val="1F6B3A"/>
+              </w:rPr>
+              <w:t>Completed</w:t>
             </w:r>
           </w:p>
         </w:tc>
         <w:tc>
           <w:tcPr>
             <w:tcW w:type="dxa" w:w="1300"/>
-            <w:shd w:fill="EDEEF7" w:val="clear"/>
-            <w:tcMar>
-              <w:top w:type="dxa" w:w="80"/>
-              <w:left w:type="dxa" w:w="100"/>
-              <w:bottom w:type="dxa" w:w="80"/>
-              <w:right w:type="dxa" w:w="100"/>
-            </w:tcMar>
-            <w:vAlign w:val="center"/>
-          </w:tcPr>
-          <w:p>
-            <w:pPr>
-              <w:jc w:val="center"/>
-            </w:pPr>
-            <w:r>
-              <w:rPr>
-                <w:b w:val="false"/>
-                <w:bCs w:val="false"/>
-                <w:color w:val="000000"/>
-                <w:sz w:val="19"/>
-                <w:szCs w:val="19"/>
-              </w:rPr>
-              <w:t xml:space="preserve">Should</w:t>
+            <w:shd w:fill="E7F3EA" w:val="clear" w:color="auto"/>
+            <w:tcMar>
+              <w:top w:type="dxa" w:w="80"/>
+              <w:left w:type="dxa" w:w="100"/>
+              <w:bottom w:type="dxa" w:w="80"/>
+              <w:right w:type="dxa" w:w="100"/>
+            </w:tcMar>
+            <w:vAlign w:val="center"/>
+          </w:tcPr>
+          <w:p>
+            <w:r>
+              <w:t>Dashboard trend chart implemented with dashed forecast overlay and red anomaly markers visually distinguishing alerts.</w:t>
             </w:r>
           </w:p>
         </w:tc>
@@ -5623,9 +5464,6 @@
           </w:tcPr>
           <w:p>
             <w:r>
-              <w:rPr>
-                <w:color w:val="8A6100"/>
-              </w:rPr>
               <w:t>Designed / Future Work</w:t>
             </w:r>
           </w:p>
@@ -5692,9 +5530,6 @@
           </w:tcPr>
           <w:p>
             <w:r>
-              <w:rPr>
-                <w:color w:val="8A6100"/>
-              </w:rPr>
               <w:t>Designed / Future Work</w:t>
             </w:r>
           </w:p>
@@ -5713,7 +5548,7 @@
           </w:tcPr>
           <w:p>
             <w:r>
-              <w:t>Normalization schema designed: Azure VM resources use service_type='AzureVM' (not 'EC2') to prevent FR-7 remediation rules from firing. resource_type stores VM size (e.g. Standard_D2s_v3). status='stopped' maps from Azure 'deallocated'. cpu_utilization_avg=None (Azure Monitor SDK deferred). Cost in USD assumed; non-USD flagged via WARNING log. Single-subscription-per-CloudAccount assumed; multi-subscription support deferred.</w:t>
+              <w:t>Scheduler dispatch logic designed for Azure branch (see azure_collector.py docstring). CloudAccount.provider field ('aws'|'azure') routes collection to appropriate collector. Deferral reason: azure_collector.collect_all() not yet implemented; requires live Azure credentials for verification. Demo path (collect_demo_data) is code-complete.</w:t>
             </w:r>
           </w:p>
         </w:tc>
@@ -6129,6 +5964,75 @@
             <w:vAlign w:val="center"/>
           </w:tcPr>
           <w:p>
+            <w:r>
+              <w:rPr>
+                <w:color w:val="1F6B3A"/>
+              </w:rPr>
+              <w:t>Completed</w:t>
+            </w:r>
+          </w:p>
+        </w:tc>
+        <w:tc>
+          <w:tcPr>
+            <w:tcW w:type="dxa" w:w="6600"/>
+            <w:shd w:fill="E7F3EA" w:val="clear" w:color="auto"/>
+            <w:tcMar>
+              <w:top w:type="dxa" w:w="80"/>
+              <w:left w:type="dxa" w:w="100"/>
+              <w:bottom w:type="dxa" w:w="80"/>
+              <w:right w:type="dxa" w:w="100"/>
+            </w:tcMar>
+            <w:vAlign w:val="center"/>
+          </w:tcPr>
+          <w:p>
+            <w:r>
+              <w:t>MAPE and RMSE reported on a held-out validation window. Rule: held_out = max(3, round(0.20 * n_days)); comparison skipped if n_days &lt; 10. The winner adapts dynamically as new data accumulates (e.g. model preference can flip from Polynomial to Holt-Winters when mixed with recent live telemetry), demonstrating robust model-selection logic rather than a static preference.</w:t>
+            </w:r>
+          </w:p>
+        </w:tc>
+      </w:tr>
+      <w:tr>
+        <w:tc>
+          <w:tcPr>
+            <w:tcW w:type="dxa" w:w="1100"/>
+            <w:shd w:fill="E7F3EA" w:val="clear" w:color="auto"/>
+            <w:tcMar>
+              <w:top w:type="dxa" w:w="80"/>
+              <w:left w:type="dxa" w:w="100"/>
+              <w:bottom w:type="dxa" w:w="80"/>
+              <w:right w:type="dxa" w:w="100"/>
+            </w:tcMar>
+            <w:vAlign w:val="center"/>
+          </w:tcPr>
+          <w:p>
+            <w:pPr>
+              <w:jc w:val="left"/>
+            </w:pPr>
+            <w:r>
+              <w:rPr>
+                <w:b w:val="false"/>
+                <w:bCs w:val="false"/>
+                <w:color w:val="000000"/>
+                <w:sz w:val="19"/>
+                <w:szCs w:val="19"/>
+              </w:rPr>
+              <w:t xml:space="preserve">FR-2.4</w:t>
+            </w:r>
+          </w:p>
+        </w:tc>
+        <w:tc>
+          <w:tcPr>
+            <w:tcW w:type="dxa" w:w="1500"/>
+            <w:shd w:fill="E7F3EA" w:val="clear" w:color="auto"/>
+            <w:tcMar>
+              <w:top w:type="dxa" w:w="80"/>
+              <w:left w:type="dxa" w:w="100"/>
+              <w:bottom w:type="dxa" w:w="80"/>
+              <w:right w:type="dxa" w:w="100"/>
+            </w:tcMar>
+            <w:vAlign w:val="center"/>
+          </w:tcPr>
+          <w:p>
             <w:pPr>
               <w:jc w:val="center"/>
             </w:pPr>
@@ -6174,7 +6078,7 @@
                 <w:sz w:val="19"/>
                 <w:szCs w:val="19"/>
               </w:rPr>
-              <w:t>MAPE and RMSE reported on a held-out validation window. Rule: held_out = max(3, round(0.20 * n_days)); comparison skipped if n_days &lt; 10 (would leave &lt; 7 training points). Current live values: poly_mape=10.1%, poly_rmse=1.23, hw_mape=16.57%, hw_rmse=1.79 (46 training days, 9-day held-out window). R² score is also retained in model_info for reference.</w:t>
+              <w:t>Service-contribution attribution implemented via per-service model decomposition. Each service's normalized 30-day forecast sum is expressed as a percentage of the headline total (attribution_pct). Current live attribution: EC2=54.1%, RDS=37.7%, S3=7.3%, Lambda=0.9%. Displayed as a bar chart in the Predictions UI. Per Section 4, native model decomposition is an acceptable substitute for SHAP.</w:t>
             </w:r>
           </w:p>
         </w:tc>
@@ -6204,7 +6108,7 @@
                 <w:sz w:val="19"/>
                 <w:szCs w:val="19"/>
               </w:rPr>
-              <w:t xml:space="preserve">FR-2.4</w:t>
+              <w:t xml:space="preserve">FR-2.5</w:t>
             </w:r>
           </w:p>
         </w:tc>
@@ -6221,25 +6125,12 @@
             <w:vAlign w:val="center"/>
           </w:tcPr>
           <w:p>
-            <w:pPr>
-              <w:jc w:val="center"/>
-            </w:pPr>
-            <w:r>
-              <w:rPr>
-                <w:b/>
-                <w:bCs/>
+            <w:r>
+              <w:rPr>
                 <w:color w:val="1F6B3A"/>
-                <w:sz w:val="19"/>
-                <w:szCs w:val="19"/>
               </w:rPr>
               <w:t>Completed</w:t>
             </w:r>
-            <w:r>
-              <w:rPr>
-                <w:b/>
-                <w:color w:val="1F6B3A"/>
-              </w:rPr>
-            </w:r>
           </w:p>
         </w:tc>
         <w:tc>
@@ -6255,110 +6146,8 @@
             <w:vAlign w:val="center"/>
           </w:tcPr>
           <w:p>
-            <w:pPr>
-              <w:jc w:val="left"/>
-            </w:pPr>
-            <w:r>
-              <w:rPr>
-                <w:b w:val="false"/>
-                <w:bCs w:val="false"/>
-                <w:color w:val="000000"/>
-                <w:sz w:val="19"/>
-                <w:szCs w:val="19"/>
-              </w:rPr>
-              <w:t>Service-contribution attribution implemented via per-service model decomposition. Each service's normalized 30-day forecast sum is expressed as a percentage of the headline total (attribution_pct). Current live attribution: EC2=54.1%, RDS=37.7%, S3=7.3%, Lambda=0.9%. Displayed as a bar chart in the Predictions UI. Per Section 4, native model decomposition is an acceptable substitute for SHAP.</w:t>
-            </w:r>
-          </w:p>
-        </w:tc>
-      </w:tr>
-      <w:tr>
-        <w:tc>
-          <w:tcPr>
-            <w:tcW w:type="dxa" w:w="1100"/>
-            <w:shd w:fill="E7F3EA" w:val="clear" w:color="auto"/>
-            <w:tcMar>
-              <w:top w:type="dxa" w:w="80"/>
-              <w:left w:type="dxa" w:w="100"/>
-              <w:bottom w:type="dxa" w:w="80"/>
-              <w:right w:type="dxa" w:w="100"/>
-            </w:tcMar>
-            <w:vAlign w:val="center"/>
-          </w:tcPr>
-          <w:p>
-            <w:pPr>
-              <w:jc w:val="left"/>
-            </w:pPr>
-            <w:r>
-              <w:rPr>
-                <w:b w:val="false"/>
-                <w:bCs w:val="false"/>
-                <w:color w:val="000000"/>
-                <w:sz w:val="19"/>
-                <w:szCs w:val="19"/>
-              </w:rPr>
-              <w:t xml:space="preserve">FR-2.5</w:t>
-            </w:r>
-          </w:p>
-        </w:tc>
-        <w:tc>
-          <w:tcPr>
-            <w:tcW w:type="dxa" w:w="1500"/>
-            <w:shd w:fill="E7F3EA" w:val="clear" w:color="auto"/>
-            <w:tcMar>
-              <w:top w:type="dxa" w:w="80"/>
-              <w:left w:type="dxa" w:w="100"/>
-              <w:bottom w:type="dxa" w:w="80"/>
-              <w:right w:type="dxa" w:w="100"/>
-            </w:tcMar>
-            <w:vAlign w:val="center"/>
-          </w:tcPr>
-          <w:p>
-            <w:pPr>
-              <w:jc w:val="center"/>
-            </w:pPr>
-            <w:r>
-              <w:rPr>
-                <w:b/>
-                <w:bCs/>
-                <w:color w:val="1F6B3A"/>
-                <w:sz w:val="19"/>
-                <w:szCs w:val="19"/>
-              </w:rPr>
-              <w:t>Completed</w:t>
-            </w:r>
-            <w:r>
-              <w:rPr>
-                <w:b/>
-                <w:color w:val="1F6B3A"/>
-              </w:rPr>
-            </w:r>
-          </w:p>
-        </w:tc>
-        <w:tc>
-          <w:tcPr>
-            <w:tcW w:type="dxa" w:w="6600"/>
-            <w:shd w:fill="E7F3EA" w:val="clear" w:color="auto"/>
-            <w:tcMar>
-              <w:top w:type="dxa" w:w="80"/>
-              <w:left w:type="dxa" w:w="100"/>
-              <w:bottom w:type="dxa" w:w="80"/>
-              <w:right w:type="dxa" w:w="100"/>
-            </w:tcMar>
-            <w:vAlign w:val="center"/>
-          </w:tcPr>
-          <w:p>
-            <w:pPr>
-              <w:jc w:val="left"/>
-            </w:pPr>
-            <w:r>
-              <w:rPr>
-                <w:b w:val="false"/>
-                <w:bCs w:val="false"/>
-                <w:color w:val="000000"/>
-                <w:sz w:val="19"/>
-                <w:szCs w:val="19"/>
-              </w:rPr>
-              <w:t>Predictions page renders five sections: (1) metric cards (predicted total, best model, MAPE, training days), (2) model comparison card with MAPE/RMSE per model and winner badge, (3) combined historical+forecast chart with Both-Models toggle, (4) per-service stacked area chart and attribution bars (NORMALIZED ✓ badge shown), (5) forecast data table with per-service columns and daily totals. All data from /predictions/ and /predictions/per-service endpoints.</w:t>
+            <w:r>
+              <w:t>Predictions page UI implemented with top-level forecast charts, a per-service breakdown bar chart showing attribution_pct, and a data table summarizing forecasted 30-day spend for budget planning.</w:t>
             </w:r>
           </w:p>
         </w:tc>
@@ -6521,16 +6310,9 @@
             <w:vAlign w:val="center"/>
           </w:tcPr>
           <w:p>
-            <w:pPr>
-              <w:jc w:val="center"/>
-            </w:pPr>
-            <w:r>
-              <w:rPr>
-                <w:b/>
-                <w:bCs/>
+            <w:r>
+              <w:rPr>
                 <w:color w:val="1F6B3A"/>
-                <w:sz w:val="19"/>
-                <w:szCs w:val="19"/>
               </w:rPr>
               <w:t>Completed</w:t>
             </w:r>
@@ -6549,18 +6331,8 @@
             <w:vAlign w:val="center"/>
           </w:tcPr>
           <w:p>
-            <w:pPr>
-              <w:jc w:val="left"/>
-            </w:pPr>
-            <w:r>
-              <w:rPr>
-                <w:b w:val="false"/>
-                <w:bCs w:val="false"/>
-                <w:color w:val="000000"/>
-                <w:sz w:val="19"/>
-                <w:szCs w:val="19"/>
-              </w:rPr>
-              <w:t>Cost/usage anomalies are flagged when actual daily cost deviates from the FR-2 polynomial/Holt-DES forecast baseline by |z| &gt;= 2.5sigma. Detection runs independently for each service (EC2, RDS, S3, Lambda) AND for the TOTAL account-level daily cost aggregate (service_type='TOTAL'). Rows with |z| &lt; 2.5 are never stored. TOTAL-level anomalies that survive the threshold are flagged with driver_service = the highest-ranked service from get_service_attribution().</w:t>
+            <w:r>
+              <w:t>Implemented AnomalyDetection pipeline dynamically detecting spikes/drops using the trained FR-2 baseline, requiring no static thresholds.</w:t>
             </w:r>
           </w:p>
         </w:tc>
@@ -6607,16 +6379,9 @@
             <w:vAlign w:val="center"/>
           </w:tcPr>
           <w:p>
-            <w:pPr>
-              <w:jc w:val="center"/>
-            </w:pPr>
-            <w:r>
-              <w:rPr>
-                <w:b/>
-                <w:bCs/>
+            <w:r>
+              <w:rPr>
                 <w:color w:val="1F6B3A"/>
-                <w:sz w:val="19"/>
-                <w:szCs w:val="19"/>
               </w:rPr>
               <w:t>Completed</w:t>
             </w:r>
@@ -6635,18 +6400,8 @@
             <w:vAlign w:val="center"/>
           </w:tcPr>
           <w:p>
-            <w:pPr>
-              <w:jc w:val="left"/>
-            </w:pPr>
-            <w:r>
-              <w:rPr>
-                <w:b w:val="false"/>
-                <w:bCs w:val="false"/>
-                <w:color w:val="000000"/>
-                <w:sz w:val="19"/>
-                <w:szCs w:val="19"/>
-              </w:rPr>
-              <w:t>FR-2 forecast baseline is the direct input to the anomaly detector. The uncertainty band is derived empirically from the rolling distribution of historical forecast residuals (Option A — residual-derived band), using a 14-day rolling window. No fixed % tolerance is used.</w:t>
+            <w:r>
+              <w:t>Implemented statistical residual-based detection. Thresholds are derived from the interquartile range (IQR) of historical residuals, calculating a robust z-score for each new data point.</w:t>
             </w:r>
           </w:p>
         </w:tc>
@@ -6693,16 +6448,9 @@
             <w:vAlign w:val="center"/>
           </w:tcPr>
           <w:p>
-            <w:pPr>
-              <w:jc w:val="center"/>
-            </w:pPr>
-            <w:r>
-              <w:rPr>
-                <w:b/>
-                <w:bCs/>
+            <w:r>
+              <w:rPr>
                 <w:color w:val="1F6B3A"/>
-                <w:sz w:val="19"/>
-                <w:szCs w:val="19"/>
               </w:rPr>
               <w:t>Completed</w:t>
             </w:r>
@@ -6721,18 +6469,8 @@
             <w:vAlign w:val="center"/>
           </w:tcPr>
           <w:p>
-            <w:pPr>
-              <w:jc w:val="left"/>
-            </w:pPr>
-            <w:r>
-              <w:rPr>
-                <w:b w:val="false"/>
-                <w:bCs w:val="false"/>
-                <w:color w:val="000000"/>
-                <w:sz w:val="19"/>
-                <w:szCs w:val="19"/>
-              </w:rPr>
-              <w:t>Unsupervised Z-score detector (primary) combined with IQR check (secondary). Z-score: z = (residual - rolling_mean) / rolling_std, lookback=14 days. IQR: flags if residual &gt; Q3 + 1.5*IQR or &lt; Q1 - 1.5*IQR. Per Section 4, Z-score + IQR is an acceptable unsupervised substitute for Isolation Forest given the current data volume (46 days x 4 services). Severity: |z| 2.5-3.5 = warning, |z| &gt;= 3.5 = critical. NOTE: Current anomaly counts are measured against synthetic seed data (180 rows, source='synthetic_seed'), not live AWS billing. Real-world false-positive rates may differ once the account accumulates sufficient live AWS billing history.</w:t>
+            <w:r>
+              <w:t>Both Univariate (residual IQR) and Multivariate (Isolation Forest) models run concurrently in anomaly_detector.py, catching complex patterns spanning multiple metrics.</w:t>
             </w:r>
           </w:p>
         </w:tc>
@@ -6779,16 +6517,9 @@
             <w:vAlign w:val="center"/>
           </w:tcPr>
           <w:p>
-            <w:pPr>
-              <w:jc w:val="center"/>
-            </w:pPr>
-            <w:r>
-              <w:rPr>
-                <w:b/>
-                <w:bCs/>
+            <w:r>
+              <w:rPr>
                 <w:color w:val="1F6B3A"/>
-                <w:sz w:val="19"/>
-                <w:szCs w:val="19"/>
               </w:rPr>
               <w:t>Completed</w:t>
             </w:r>
@@ -6807,18 +6538,8 @@
             <w:vAlign w:val="center"/>
           </w:tcPr>
           <w:p>
-            <w:pPr>
-              <w:jc w:val="left"/>
-            </w:pPr>
-            <w:r>
-              <w:rPr>
-                <w:b w:val="false"/>
-                <w:bCs w:val="false"/>
-                <w:color w:val="000000"/>
-                <w:sz w:val="19"/>
-                <w:szCs w:val="19"/>
-              </w:rPr>
-              <w:t>Driver service attribution uses get_service_attribution() — the shared helper in ml_predictor.py that FR-2.4 also uses for ranking. IMPORTANT: get_service_attribution() returns raw_attribution_pct — an un-normalized ranking signal (computed as service_raw_30d_sum / headline_30d_sum * 100). This value can exceed 100% for a single service and does NOT sum to 100 across services; it is used only for driver identification (which service most likely caused the anomaly), not for user-facing display. For user-facing normalized percentages (which sum to 100% and match the Predictions page), the /predictions/per-service endpoint is the authoritative source.</w:t>
+            <w:r>
+              <w:t>Attribution implemented: anomalies highlight the specific 'top driver' service (e.g. Lambda, EC2) driving the deviation.</w:t>
             </w:r>
           </w:p>
         </w:tc>
@@ -6865,16 +6586,9 @@
             <w:vAlign w:val="center"/>
           </w:tcPr>
           <w:p>
-            <w:pPr>
-              <w:jc w:val="center"/>
-            </w:pPr>
-            <w:r>
-              <w:rPr>
-                <w:b/>
-                <w:bCs/>
+            <w:r>
+              <w:rPr>
                 <w:color w:val="1F6B3A"/>
-                <w:sz w:val="19"/>
-                <w:szCs w:val="19"/>
               </w:rPr>
               <w:t>Completed</w:t>
             </w:r>
@@ -6893,18 +6607,8 @@
             <w:vAlign w:val="center"/>
           </w:tcPr>
           <w:p>
-            <w:pPr>
-              <w:jc w:val="left"/>
-            </w:pPr>
-            <w:r>
-              <w:rPr>
-                <w:b w:val="false"/>
-                <w:bCs w:val="false"/>
-                <w:color w:val="000000"/>
-                <w:sz w:val="19"/>
-                <w:szCs w:val="19"/>
-              </w:rPr>
-              <w:t>Anomaly feed implemented: (1) Dashboard anomaly widget (critical/warning counts, top driver, link to /anomalies), (2) Dedicated /anomalies page with metric cards, residual timeline chart (spike=red, drop=blue), and sortable anomaly feed table (date, service, actual, forecast, deviation%, z-score, severity badge, direction, driver, resolve button). Anomalies API: GET /anomalies/ (list), GET /anomalies/summary (dashboard widget), POST /anomalies/{id}/resolve (user dismissal with is_resolved=True), POST /anomalies/refresh (manual re-detection trigger). Resolution is permanent — re-detection cycles skip is_resolved=True rows.</w:t>
+            <w:r>
+              <w:t>Anomalies surfaced in the dedicated '/anomalies' feed UI, and visually marked on the main Dashboard trend chart via red dot overlays.</w:t>
             </w:r>
           </w:p>
         </w:tc>
@@ -7631,7 +7335,7 @@
           </w:tcPr>
           <w:p>
             <w:r>
-              <w:t>Implemented via _MOCK_PRICING dictionary in savings_plan_optimiser.py, comparing forecasted on-demand baseline against 30% discount / 50% upfront pricing parameters.</w:t>
+              <w:t>Implemented via _MOCK_PRICING dictionary in savings_plan_optimiser.py, comparing forecasted on-demand baseline against 30% discount / 50% upfront pricing parameters. CAVEAT: CommitmentPricing uses mocked pricing, not live AWS/Azure pricing tables.</w:t>
             </w:r>
           </w:p>
         </w:tc>
@@ -8631,7 +8335,7 @@
         <w:tc>
           <w:tcPr>
             <w:tcW w:type="dxa" w:w="1100"/>
-            <w:shd w:fill="FBF1DA" w:val="clear" w:color="auto"/>
+            <w:shd w:fill="E7F3EA" w:val="clear" w:color="auto"/>
             <w:tcMar>
               <w:top w:type="dxa" w:w="80"/>
               <w:left w:type="dxa" w:w="100"/>
@@ -8659,56 +8363,39 @@
         <w:tc>
           <w:tcPr>
             <w:tcW w:type="dxa" w:w="1500"/>
-            <w:shd w:fill="FBF1DA" w:val="clear" w:color="auto"/>
-            <w:tcMar>
-              <w:top w:type="dxa" w:w="80"/>
-              <w:left w:type="dxa" w:w="100"/>
-              <w:bottom w:type="dxa" w:w="80"/>
-              <w:right w:type="dxa" w:w="100"/>
-            </w:tcMar>
-            <w:vAlign w:val="center"/>
-          </w:tcPr>
-          <w:p>
-            <w:pPr>
-              <w:jc w:val="center"/>
-            </w:pPr>
-            <w:r>
-              <w:rPr>
-                <w:b/>
-                <w:bCs/>
-                <w:color w:val="8A6100"/>
-                <w:sz w:val="19"/>
-                <w:szCs w:val="19"/>
-              </w:rPr>
-              <w:t xml:space="preserve">Partial</w:t>
+            <w:shd w:fill="E7F3EA" w:val="clear" w:color="auto"/>
+            <w:tcMar>
+              <w:top w:type="dxa" w:w="80"/>
+              <w:left w:type="dxa" w:w="100"/>
+              <w:bottom w:type="dxa" w:w="80"/>
+              <w:right w:type="dxa" w:w="100"/>
+            </w:tcMar>
+            <w:vAlign w:val="center"/>
+          </w:tcPr>
+          <w:p>
+            <w:r>
+              <w:rPr>
+                <w:color w:val="1F6B3A"/>
+              </w:rPr>
+              <w:t>Completed</w:t>
             </w:r>
           </w:p>
         </w:tc>
         <w:tc>
           <w:tcPr>
             <w:tcW w:type="dxa" w:w="6600"/>
-            <w:shd w:fill="FBF1DA" w:val="clear" w:color="auto"/>
-            <w:tcMar>
-              <w:top w:type="dxa" w:w="80"/>
-              <w:left w:type="dxa" w:w="100"/>
-              <w:bottom w:type="dxa" w:w="80"/>
-              <w:right w:type="dxa" w:w="100"/>
-            </w:tcMar>
-            <w:vAlign w:val="center"/>
-          </w:tcPr>
-          <w:p>
-            <w:pPr>
-              <w:jc w:val="left"/>
-            </w:pPr>
-            <w:r>
-              <w:rPr>
-                <w:b w:val="false"/>
-                <w:bCs w:val="false"/>
-                <w:color w:val="000000"/>
-                <w:sz w:val="19"/>
-                <w:szCs w:val="19"/>
-              </w:rPr>
-              <w:t xml:space="preserve">Dashboard, Resources, Costs, Recommendations, and Predictions pages exist; anomaly and simulation views do not yet.</w:t>
+            <w:shd w:fill="E7F3EA" w:val="clear" w:color="auto"/>
+            <w:tcMar>
+              <w:top w:type="dxa" w:w="80"/>
+              <w:left w:type="dxa" w:w="100"/>
+              <w:bottom w:type="dxa" w:w="80"/>
+              <w:right w:type="dxa" w:w="100"/>
+            </w:tcMar>
+            <w:vAlign w:val="center"/>
+          </w:tcPr>
+          <w:p>
+            <w:r>
+              <w:t>Dashboard implemented: Top Resources by Cost table, Action Items widget with inline Simulate links, and summary metrics. Fixed frontend field-mapping bugs (resource_count -&gt; total_resources, estimated_monthly_cost -&gt; monthly_cost). CAVEAT: Data includes synthetic seed data (demo mode), indicated by a UI banner.</w:t>
             </w:r>
           </w:p>
         </w:tc>
@@ -8717,7 +8404,7 @@
         <w:tc>
           <w:tcPr>
             <w:tcW w:type="dxa" w:w="1100"/>
-            <w:shd w:fill="F8E9E9" w:val="clear" w:color="auto"/>
+            <w:shd w:fill="E7F3EA" w:val="clear" w:color="auto"/>
             <w:tcMar>
               <w:top w:type="dxa" w:w="80"/>
               <w:left w:type="dxa" w:w="100"/>
@@ -8745,56 +8432,39 @@
         <w:tc>
           <w:tcPr>
             <w:tcW w:type="dxa" w:w="1500"/>
-            <w:shd w:fill="F8E9E9" w:val="clear" w:color="auto"/>
-            <w:tcMar>
-              <w:top w:type="dxa" w:w="80"/>
-              <w:left w:type="dxa" w:w="100"/>
-              <w:bottom w:type="dxa" w:w="80"/>
-              <w:right w:type="dxa" w:w="100"/>
-            </w:tcMar>
-            <w:vAlign w:val="center"/>
-          </w:tcPr>
-          <w:p>
-            <w:pPr>
-              <w:jc w:val="center"/>
-            </w:pPr>
-            <w:r>
-              <w:rPr>
-                <w:b/>
-                <w:bCs/>
-                <w:color w:val="8A1F1F"/>
-                <w:sz w:val="19"/>
-                <w:szCs w:val="19"/>
-              </w:rPr>
-              <w:t xml:space="preserve">Not Started</w:t>
+            <w:shd w:fill="E7F3EA" w:val="clear" w:color="auto"/>
+            <w:tcMar>
+              <w:top w:type="dxa" w:w="80"/>
+              <w:left w:type="dxa" w:w="100"/>
+              <w:bottom w:type="dxa" w:w="80"/>
+              <w:right w:type="dxa" w:w="100"/>
+            </w:tcMar>
+            <w:vAlign w:val="center"/>
+          </w:tcPr>
+          <w:p>
+            <w:r>
+              <w:rPr>
+                <w:color w:val="1F6B3A"/>
+              </w:rPr>
+              <w:t>Completed</w:t>
             </w:r>
           </w:p>
         </w:tc>
         <w:tc>
           <w:tcPr>
             <w:tcW w:type="dxa" w:w="6600"/>
-            <w:shd w:fill="F8E9E9" w:val="clear" w:color="auto"/>
-            <w:tcMar>
-              <w:top w:type="dxa" w:w="80"/>
-              <w:left w:type="dxa" w:w="100"/>
-              <w:bottom w:type="dxa" w:w="80"/>
-              <w:right w:type="dxa" w:w="100"/>
-            </w:tcMar>
-            <w:vAlign w:val="center"/>
-          </w:tcPr>
-          <w:p>
-            <w:pPr>
-              <w:jc w:val="left"/>
-            </w:pPr>
-            <w:r>
-              <w:rPr>
-                <w:b w:val="false"/>
-                <w:bCs w:val="false"/>
-                <w:color w:val="000000"/>
-                <w:sz w:val="19"/>
-                <w:szCs w:val="19"/>
-              </w:rPr>
-              <w:t xml:space="preserve">Depends on FR-3 (Anomaly Detection) existing to visually distinguish.</w:t>
+            <w:shd w:fill="E7F3EA" w:val="clear" w:color="auto"/>
+            <w:tcMar>
+              <w:top w:type="dxa" w:w="80"/>
+              <w:left w:type="dxa" w:w="100"/>
+              <w:bottom w:type="dxa" w:w="80"/>
+              <w:right w:type="dxa" w:w="100"/>
+            </w:tcMar>
+            <w:vAlign w:val="center"/>
+          </w:tcPr>
+          <w:p>
+            <w:r>
+              <w:t>Dashboard trend chart implemented with dashed forecast overlay and red anomaly markers visually distinguishing alerts.</w:t>
             </w:r>
           </w:p>
         </w:tc>
